--- a/SSU/Sign_up.docx
+++ b/SSU/Sign_up.docx
@@ -1166,7 +1166,7 @@
           <w:r>
             <w:fldChar w:fldCharType="separate"/>
           </w:r>
-          <w:hyperlink w:anchor="_Toc205843725" w:history="1">
+          <w:hyperlink w:anchor="_Toc205845230" w:history="1">
             <w:r>
               <w:rPr>
                 <w:rStyle w:val="Hyperlink"/>
@@ -1212,7 +1212,7 @@
                 <w:noProof/>
                 <w:webHidden/>
               </w:rPr>
-              <w:instrText xml:space="preserve"> PAGEREF _Toc205843725 \h </w:instrText>
+              <w:instrText xml:space="preserve"> PAGEREF _Toc205845230 \h </w:instrText>
             </w:r>
             <w:r>
               <w:rPr>
@@ -1257,7 +1257,7 @@
               <w:sz w:val="24"/>
             </w:rPr>
           </w:pPr>
-          <w:hyperlink w:anchor="_Toc205843726" w:history="1">
+          <w:hyperlink w:anchor="_Toc205845231" w:history="1">
             <w:r>
               <w:rPr>
                 <w:rStyle w:val="Hyperlink"/>
@@ -1303,7 +1303,7 @@
                 <w:noProof/>
                 <w:webHidden/>
               </w:rPr>
-              <w:instrText xml:space="preserve"> PAGEREF _Toc205843726 \h </w:instrText>
+              <w:instrText xml:space="preserve"> PAGEREF _Toc205845231 \h </w:instrText>
             </w:r>
             <w:r>
               <w:rPr>
@@ -1348,7 +1348,7 @@
               <w:sz w:val="24"/>
             </w:rPr>
           </w:pPr>
-          <w:hyperlink w:anchor="_Toc205843727" w:history="1">
+          <w:hyperlink w:anchor="_Toc205845232" w:history="1">
             <w:r>
               <w:rPr>
                 <w:rStyle w:val="Hyperlink"/>
@@ -1394,78 +1394,7 @@
                 <w:noProof/>
                 <w:webHidden/>
               </w:rPr>
-              <w:instrText xml:space="preserve"> PAGEREF _Toc205843727 \h </w:instrText>
-            </w:r>
-            <w:r>
-              <w:rPr>
-                <w:noProof/>
-                <w:webHidden/>
-              </w:rPr>
-            </w:r>
-            <w:r>
-              <w:rPr>
-                <w:noProof/>
-                <w:webHidden/>
-              </w:rPr>
-              <w:fldChar w:fldCharType="separate"/>
-            </w:r>
-            <w:r>
-              <w:rPr>
-                <w:noProof/>
-                <w:webHidden/>
-              </w:rPr>
-              <w:t>4</w:t>
-            </w:r>
-            <w:r>
-              <w:rPr>
-                <w:noProof/>
-                <w:webHidden/>
-              </w:rPr>
-              <w:fldChar w:fldCharType="end"/>
-            </w:r>
-          </w:hyperlink>
-        </w:p>
-        <w:p>
-          <w:pPr>
-            <w:pStyle w:val="TOC2"/>
-            <w:tabs>
-              <w:tab w:val="right" w:pos="9894"/>
-            </w:tabs>
-            <w:rPr>
-              <w:rFonts w:asciiTheme="minorHAnsi" w:eastAsiaTheme="minorEastAsia" w:hAnsiTheme="minorHAnsi" w:cstheme="minorBidi"/>
-              <w:noProof/>
-              <w:color w:val="auto"/>
-              <w:sz w:val="24"/>
-            </w:rPr>
-          </w:pPr>
-          <w:hyperlink w:anchor="_Toc205843728" w:history="1">
-            <w:r>
-              <w:rPr>
-                <w:rStyle w:val="Hyperlink"/>
-                <w:noProof/>
-              </w:rPr>
-              <w:t>Dokument će koristiti svi članovi projektnog tima u razvoju i testiranju funkcionalnosti prijave, a može se koristiti i pri pisanju uputstva za korisnike.</w:t>
-            </w:r>
-            <w:r>
-              <w:rPr>
-                <w:noProof/>
-                <w:webHidden/>
-              </w:rPr>
-              <w:tab/>
-            </w:r>
-            <w:r>
-              <w:rPr>
-                <w:noProof/>
-                <w:webHidden/>
-              </w:rPr>
-              <w:fldChar w:fldCharType="begin"/>
-            </w:r>
-            <w:r>
-              <w:rPr>
-                <w:noProof/>
-                <w:webHidden/>
-              </w:rPr>
-              <w:instrText xml:space="preserve"> PAGEREF _Toc205843728 \h </w:instrText>
+              <w:instrText xml:space="preserve"> PAGEREF _Toc205845232 \h </w:instrText>
             </w:r>
             <w:r>
               <w:rPr>
@@ -1510,7 +1439,7 @@
               <w:sz w:val="24"/>
             </w:rPr>
           </w:pPr>
-          <w:hyperlink w:anchor="_Toc205843729" w:history="1">
+          <w:hyperlink w:anchor="_Toc205845234" w:history="1">
             <w:r>
               <w:rPr>
                 <w:rStyle w:val="Hyperlink"/>
@@ -1556,7 +1485,7 @@
                 <w:noProof/>
                 <w:webHidden/>
               </w:rPr>
-              <w:instrText xml:space="preserve"> PAGEREF _Toc205843729 \h </w:instrText>
+              <w:instrText xml:space="preserve"> PAGEREF _Toc205845234 \h </w:instrText>
             </w:r>
             <w:r>
               <w:rPr>
@@ -1601,7 +1530,7 @@
               <w:sz w:val="24"/>
             </w:rPr>
           </w:pPr>
-          <w:hyperlink w:anchor="_Toc205843730" w:history="1">
+          <w:hyperlink w:anchor="_Toc205845235" w:history="1">
             <w:r>
               <w:rPr>
                 <w:rStyle w:val="Hyperlink"/>
@@ -1647,7 +1576,7 @@
                 <w:noProof/>
                 <w:webHidden/>
               </w:rPr>
-              <w:instrText xml:space="preserve"> PAGEREF _Toc205843730 \h </w:instrText>
+              <w:instrText xml:space="preserve"> PAGEREF _Toc205845235 \h </w:instrText>
             </w:r>
             <w:r>
               <w:rPr>
@@ -1692,7 +1621,7 @@
               <w:sz w:val="24"/>
             </w:rPr>
           </w:pPr>
-          <w:hyperlink w:anchor="_Toc205843731" w:history="1">
+          <w:hyperlink w:anchor="_Toc205845236" w:history="1">
             <w:r>
               <w:rPr>
                 <w:rStyle w:val="Hyperlink"/>
@@ -1738,7 +1667,7 @@
                 <w:noProof/>
                 <w:webHidden/>
               </w:rPr>
-              <w:instrText xml:space="preserve"> PAGEREF _Toc205843731 \h </w:instrText>
+              <w:instrText xml:space="preserve"> PAGEREF _Toc205845236 \h </w:instrText>
             </w:r>
             <w:r>
               <w:rPr>
@@ -1783,7 +1712,7 @@
               <w:sz w:val="24"/>
             </w:rPr>
           </w:pPr>
-          <w:hyperlink w:anchor="_Toc205843732" w:history="1">
+          <w:hyperlink w:anchor="_Toc205845237" w:history="1">
             <w:r>
               <w:rPr>
                 <w:rStyle w:val="Hyperlink"/>
@@ -1829,7 +1758,7 @@
                 <w:noProof/>
                 <w:webHidden/>
               </w:rPr>
-              <w:instrText xml:space="preserve"> PAGEREF _Toc205843732 \h </w:instrText>
+              <w:instrText xml:space="preserve"> PAGEREF _Toc205845237 \h </w:instrText>
             </w:r>
             <w:r>
               <w:rPr>
@@ -1874,7 +1803,7 @@
               <w:sz w:val="24"/>
             </w:rPr>
           </w:pPr>
-          <w:hyperlink w:anchor="_Toc205843733" w:history="1">
+          <w:hyperlink w:anchor="_Toc205845238" w:history="1">
             <w:r>
               <w:rPr>
                 <w:rStyle w:val="Hyperlink"/>
@@ -1920,7 +1849,7 @@
                 <w:noProof/>
                 <w:webHidden/>
               </w:rPr>
-              <w:instrText xml:space="preserve"> PAGEREF _Toc205843733 \h </w:instrText>
+              <w:instrText xml:space="preserve"> PAGEREF _Toc205845238 \h </w:instrText>
             </w:r>
             <w:r>
               <w:rPr>
@@ -1965,7 +1894,7 @@
               <w:sz w:val="24"/>
             </w:rPr>
           </w:pPr>
-          <w:hyperlink w:anchor="_Toc205843734" w:history="1">
+          <w:hyperlink w:anchor="_Toc205845239" w:history="1">
             <w:r>
               <w:rPr>
                 <w:rStyle w:val="Hyperlink"/>
@@ -2013,7 +1942,7 @@
                 <w:noProof/>
                 <w:webHidden/>
               </w:rPr>
-              <w:instrText xml:space="preserve"> PAGEREF _Toc205843734 \h </w:instrText>
+              <w:instrText xml:space="preserve"> PAGEREF _Toc205845239 \h </w:instrText>
             </w:r>
             <w:r>
               <w:rPr>
@@ -2058,7 +1987,7 @@
               <w:sz w:val="24"/>
             </w:rPr>
           </w:pPr>
-          <w:hyperlink w:anchor="_Toc205843735" w:history="1">
+          <w:hyperlink w:anchor="_Toc205845240" w:history="1">
             <w:r>
               <w:rPr>
                 <w:rStyle w:val="Hyperlink"/>
@@ -2107,7 +2036,7 @@
                 <w:noProof/>
                 <w:webHidden/>
               </w:rPr>
-              <w:instrText xml:space="preserve"> PAGEREF _Toc205843735 \h </w:instrText>
+              <w:instrText xml:space="preserve"> PAGEREF _Toc205845240 \h </w:instrText>
             </w:r>
             <w:r>
               <w:rPr>
@@ -2152,7 +2081,7 @@
               <w:sz w:val="24"/>
             </w:rPr>
           </w:pPr>
-          <w:hyperlink w:anchor="_Toc205843736" w:history="1">
+          <w:hyperlink w:anchor="_Toc205845241" w:history="1">
             <w:r>
               <w:rPr>
                 <w:rStyle w:val="Hyperlink"/>
@@ -2201,7 +2130,7 @@
                 <w:noProof/>
                 <w:webHidden/>
               </w:rPr>
-              <w:instrText xml:space="preserve"> PAGEREF _Toc205843736 \h </w:instrText>
+              <w:instrText xml:space="preserve"> PAGEREF _Toc205845241 \h </w:instrText>
             </w:r>
             <w:r>
               <w:rPr>
@@ -2246,7 +2175,7 @@
               <w:sz w:val="24"/>
             </w:rPr>
           </w:pPr>
-          <w:hyperlink w:anchor="_Toc205843737" w:history="1">
+          <w:hyperlink w:anchor="_Toc205845242" w:history="1">
             <w:r>
               <w:rPr>
                 <w:rStyle w:val="Hyperlink"/>
@@ -2294,7 +2223,7 @@
                 <w:noProof/>
                 <w:webHidden/>
               </w:rPr>
-              <w:instrText xml:space="preserve"> PAGEREF _Toc205843737 \h </w:instrText>
+              <w:instrText xml:space="preserve"> PAGEREF _Toc205845242 \h </w:instrText>
             </w:r>
             <w:r>
               <w:rPr>
@@ -2339,7 +2268,7 @@
               <w:sz w:val="24"/>
             </w:rPr>
           </w:pPr>
-          <w:hyperlink w:anchor="_Toc205843738" w:history="1">
+          <w:hyperlink w:anchor="_Toc205845243" w:history="1">
             <w:r>
               <w:rPr>
                 <w:rStyle w:val="Hyperlink"/>
@@ -2385,7 +2314,7 @@
                 <w:noProof/>
                 <w:webHidden/>
               </w:rPr>
-              <w:instrText xml:space="preserve"> PAGEREF _Toc205843738 \h </w:instrText>
+              <w:instrText xml:space="preserve"> PAGEREF _Toc205845243 \h </w:instrText>
             </w:r>
             <w:r>
               <w:rPr>
@@ -2430,7 +2359,7 @@
               <w:sz w:val="24"/>
             </w:rPr>
           </w:pPr>
-          <w:hyperlink w:anchor="_Toc205843739" w:history="1">
+          <w:hyperlink w:anchor="_Toc205845244" w:history="1">
             <w:r>
               <w:rPr>
                 <w:rStyle w:val="Hyperlink"/>
@@ -2476,7 +2405,7 @@
                 <w:noProof/>
                 <w:webHidden/>
               </w:rPr>
-              <w:instrText xml:space="preserve"> PAGEREF _Toc205843739 \h </w:instrText>
+              <w:instrText xml:space="preserve"> PAGEREF _Toc205845244 \h </w:instrText>
             </w:r>
             <w:r>
               <w:rPr>
@@ -2521,7 +2450,7 @@
               <w:sz w:val="24"/>
             </w:rPr>
           </w:pPr>
-          <w:hyperlink w:anchor="_Toc205843740" w:history="1">
+          <w:hyperlink w:anchor="_Toc205845245" w:history="1">
             <w:r>
               <w:rPr>
                 <w:rStyle w:val="Hyperlink"/>
@@ -2567,7 +2496,7 @@
                 <w:noProof/>
                 <w:webHidden/>
               </w:rPr>
-              <w:instrText xml:space="preserve"> PAGEREF _Toc205843740 \h </w:instrText>
+              <w:instrText xml:space="preserve"> PAGEREF _Toc205845245 \h </w:instrText>
             </w:r>
             <w:r>
               <w:rPr>
@@ -2616,27 +2545,14 @@
     </w:p>
     <w:p>
       <w:pPr>
-        <w:spacing w:after="151"/>
-      </w:pPr>
-      <w:r>
-        <w:rPr>
-          <w:rFonts w:ascii="Arial" w:eastAsia="Arial" w:hAnsi="Arial" w:cs="Arial"/>
-          <w:b/>
-          <w:sz w:val="32"/>
-        </w:rPr>
-        <w:lastRenderedPageBreak/>
-        <w:t xml:space="preserve"> </w:t>
-      </w:r>
-    </w:p>
-    <w:p>
-      <w:pPr>
         <w:pStyle w:val="Heading1"/>
         <w:spacing w:after="63"/>
         <w:ind w:left="705" w:hanging="720"/>
       </w:pPr>
-      <w:bookmarkStart w:id="0" w:name="_Toc205843725"/>
-      <w:proofErr w:type="spellStart"/>
-      <w:r>
+      <w:bookmarkStart w:id="0" w:name="_Toc205845230"/>
+      <w:proofErr w:type="spellStart"/>
+      <w:r>
+        <w:lastRenderedPageBreak/>
         <w:t>Uvod</w:t>
       </w:r>
       <w:bookmarkEnd w:id="0"/>
@@ -2650,21 +2566,19 @@
         <w:pStyle w:val="Heading2"/>
         <w:ind w:left="705" w:hanging="720"/>
       </w:pPr>
-      <w:bookmarkStart w:id="1" w:name="_Toc205843726"/>
+      <w:bookmarkStart w:id="1" w:name="_Toc205845231"/>
       <w:proofErr w:type="spellStart"/>
       <w:r>
         <w:t>Rezime</w:t>
       </w:r>
+      <w:bookmarkStart w:id="2" w:name="_Toc205845232"/>
       <w:bookmarkEnd w:id="1"/>
       <w:proofErr w:type="spellEnd"/>
-      <w:r>
-        <w:t xml:space="preserve"> </w:t>
-      </w:r>
     </w:p>
     <w:p>
       <w:pPr>
         <w:spacing w:after="3" w:line="252" w:lineRule="auto"/>
-        <w:ind w:left="-5" w:hanging="10"/>
+        <w:ind w:left="705"/>
         <w:rPr>
           <w:rFonts w:ascii="Times New Roman" w:eastAsia="Times New Roman" w:hAnsi="Times New Roman" w:cs="Times New Roman"/>
           <w:sz w:val="20"/>
@@ -2823,16 +2737,13 @@
         <w:t>sa</w:t>
       </w:r>
       <w:proofErr w:type="spellEnd"/>
-    </w:p>
-    <w:p>
-      <w:pPr>
-        <w:spacing w:after="3" w:line="252" w:lineRule="auto"/>
-        <w:ind w:left="-5" w:hanging="10"/>
-        <w:rPr>
-          <w:rFonts w:ascii="Times New Roman" w:eastAsia="Times New Roman" w:hAnsi="Times New Roman" w:cs="Times New Roman"/>
-          <w:sz w:val="20"/>
-        </w:rPr>
-      </w:pPr>
+      <w:r>
+        <w:rPr>
+          <w:rFonts w:ascii="Times New Roman" w:eastAsia="Times New Roman" w:hAnsi="Times New Roman" w:cs="Times New Roman"/>
+          <w:sz w:val="20"/>
+        </w:rPr>
+        <w:t xml:space="preserve"> </w:t>
+      </w:r>
       <w:proofErr w:type="spellStart"/>
       <w:r>
         <w:rPr>
@@ -2906,13 +2817,6 @@
         <w:t>podataka</w:t>
       </w:r>
       <w:proofErr w:type="spellEnd"/>
-      <w:r>
-        <w:rPr>
-          <w:rFonts w:ascii="Times New Roman" w:eastAsia="Times New Roman" w:hAnsi="Times New Roman" w:cs="Times New Roman"/>
-          <w:sz w:val="20"/>
-        </w:rPr>
-        <w:t>.</w:t>
-      </w:r>
     </w:p>
     <w:p>
       <w:pPr>
@@ -2930,7 +2834,6 @@
         <w:spacing w:after="83"/>
         <w:ind w:left="705" w:hanging="720"/>
       </w:pPr>
-      <w:bookmarkStart w:id="2" w:name="_Toc205843727"/>
       <w:proofErr w:type="spellStart"/>
       <w:r>
         <w:t>Namena</w:t>
@@ -2982,7 +2885,8 @@
         </w:numPr>
         <w:ind w:left="705"/>
       </w:pPr>
-      <w:bookmarkStart w:id="3" w:name="_Toc205843728"/>
+      <w:bookmarkStart w:id="3" w:name="_Toc205845151"/>
+      <w:bookmarkStart w:id="4" w:name="_Toc205845233"/>
       <w:proofErr w:type="spellStart"/>
       <w:r>
         <w:rPr>
@@ -3288,17 +3192,18 @@
         <w:t>.</w:t>
       </w:r>
       <w:bookmarkEnd w:id="3"/>
+      <w:bookmarkEnd w:id="4"/>
     </w:p>
     <w:p>
       <w:pPr>
         <w:pStyle w:val="Heading2"/>
         <w:ind w:left="705" w:hanging="720"/>
       </w:pPr>
-      <w:bookmarkStart w:id="4" w:name="_Toc205843729"/>
+      <w:bookmarkStart w:id="5" w:name="_Toc205845234"/>
       <w:r>
         <w:t>Reference</w:t>
       </w:r>
-      <w:bookmarkEnd w:id="4"/>
+      <w:bookmarkEnd w:id="5"/>
       <w:r>
         <w:t xml:space="preserve"> </w:t>
       </w:r>
@@ -3491,7 +3396,7 @@
         <w:spacing w:after="0"/>
         <w:ind w:left="705" w:hanging="720"/>
       </w:pPr>
-      <w:bookmarkStart w:id="5" w:name="_Toc205843730"/>
+      <w:bookmarkStart w:id="6" w:name="_Toc205845235"/>
       <w:r>
         <w:t xml:space="preserve">Otvorena </w:t>
       </w:r>
@@ -3499,7 +3404,7 @@
       <w:r>
         <w:t>pitanja</w:t>
       </w:r>
-      <w:bookmarkEnd w:id="5"/>
+      <w:bookmarkEnd w:id="6"/>
       <w:proofErr w:type="spellEnd"/>
       <w:r>
         <w:t xml:space="preserve"> </w:t>
@@ -4352,7 +4257,7 @@
         <w:pStyle w:val="Heading1"/>
         <w:ind w:left="705" w:hanging="720"/>
       </w:pPr>
-      <w:bookmarkStart w:id="6" w:name="_Toc205843731"/>
+      <w:bookmarkStart w:id="7" w:name="_Toc205845236"/>
       <w:r>
         <w:t xml:space="preserve">Scenario </w:t>
       </w:r>
@@ -4376,7 +4281,7 @@
       <w:r>
         <w:t>sistem</w:t>
       </w:r>
-      <w:bookmarkEnd w:id="6"/>
+      <w:bookmarkEnd w:id="7"/>
       <w:proofErr w:type="spellEnd"/>
       <w:r>
         <w:t xml:space="preserve"> </w:t>
@@ -4400,7 +4305,7 @@
         <w:spacing w:after="57"/>
         <w:ind w:left="705" w:hanging="720"/>
       </w:pPr>
-      <w:bookmarkStart w:id="7" w:name="_Toc205843732"/>
+      <w:bookmarkStart w:id="8" w:name="_Toc205845237"/>
       <w:proofErr w:type="spellStart"/>
       <w:r>
         <w:rPr>
@@ -4422,7 +4327,7 @@
         </w:rPr>
         <w:t>opis</w:t>
       </w:r>
-      <w:bookmarkEnd w:id="7"/>
+      <w:bookmarkEnd w:id="8"/>
       <w:proofErr w:type="spellEnd"/>
       <w:r>
         <w:t xml:space="preserve"> </w:t>
@@ -5096,7 +5001,7 @@
         <w:spacing w:after="57"/>
         <w:ind w:left="705" w:hanging="720"/>
       </w:pPr>
-      <w:bookmarkStart w:id="8" w:name="_Toc205843733"/>
+      <w:bookmarkStart w:id="9" w:name="_Toc205845238"/>
       <w:r>
         <w:rPr>
           <w:u w:val="single" w:color="000000"/>
@@ -5110,7 +5015,7 @@
         </w:rPr>
         <w:t>dogadjaja</w:t>
       </w:r>
-      <w:bookmarkEnd w:id="8"/>
+      <w:bookmarkEnd w:id="9"/>
       <w:proofErr w:type="spellEnd"/>
       <w:r>
         <w:t xml:space="preserve"> </w:t>
@@ -5125,7 +5030,7 @@
           <w:i/>
         </w:rPr>
       </w:pPr>
-      <w:bookmarkStart w:id="9" w:name="_Toc205843734"/>
+      <w:bookmarkStart w:id="10" w:name="_Toc205845239"/>
       <w:proofErr w:type="spellStart"/>
       <w:r>
         <w:rPr>
@@ -5203,7 +5108,7 @@
         </w:rPr>
         <w:t>registraciju</w:t>
       </w:r>
-      <w:bookmarkEnd w:id="9"/>
+      <w:bookmarkEnd w:id="10"/>
       <w:proofErr w:type="spellEnd"/>
     </w:p>
     <w:p>
@@ -6312,7 +6217,6 @@
           <w:rFonts w:eastAsia="Times New Roman"/>
           <w:sz w:val="20"/>
         </w:rPr>
-        <w:lastRenderedPageBreak/>
         <w:t>Korisniku</w:t>
       </w:r>
       <w:proofErr w:type="spellEnd"/>
@@ -6506,13 +6410,14 @@
           <w:iCs/>
         </w:rPr>
       </w:pPr>
-      <w:bookmarkStart w:id="10" w:name="_Toc205843735"/>
+      <w:bookmarkStart w:id="11" w:name="_Toc205845240"/>
       <w:proofErr w:type="spellStart"/>
       <w:r>
         <w:rPr>
           <w:i/>
           <w:iCs/>
         </w:rPr>
+        <w:lastRenderedPageBreak/>
         <w:t>Korisnik</w:t>
       </w:r>
       <w:proofErr w:type="spellEnd"/>
@@ -6611,7 +6516,7 @@
         </w:rPr>
         <w:t>postoji</w:t>
       </w:r>
-      <w:bookmarkEnd w:id="10"/>
+      <w:bookmarkEnd w:id="11"/>
       <w:proofErr w:type="spellEnd"/>
       <w:r>
         <w:rPr>
@@ -7341,7 +7246,7 @@
           <w:iCs/>
         </w:rPr>
       </w:pPr>
-      <w:bookmarkStart w:id="11" w:name="_Toc205843736"/>
+      <w:bookmarkStart w:id="12" w:name="_Toc205845241"/>
       <w:proofErr w:type="spellStart"/>
       <w:r>
         <w:rPr>
@@ -7405,7 +7310,7 @@
         </w:rPr>
         <w:t>polja</w:t>
       </w:r>
-      <w:bookmarkEnd w:id="11"/>
+      <w:bookmarkEnd w:id="12"/>
       <w:proofErr w:type="spellEnd"/>
       <w:r>
         <w:rPr>
@@ -8003,7 +7908,7 @@
         <w:spacing w:after="60"/>
         <w:ind w:left="720" w:hanging="720"/>
       </w:pPr>
-      <w:bookmarkStart w:id="12" w:name="_Toc205843737"/>
+      <w:bookmarkStart w:id="13" w:name="_Toc205845242"/>
       <w:proofErr w:type="spellStart"/>
       <w:r>
         <w:rPr>
@@ -8060,7 +7965,7 @@
         </w:rPr>
         <w:t>podatke</w:t>
       </w:r>
-      <w:bookmarkEnd w:id="12"/>
+      <w:bookmarkEnd w:id="13"/>
       <w:proofErr w:type="spellEnd"/>
       <w:r>
         <w:rPr>
@@ -8635,7 +8540,7 @@
         <w:spacing w:after="220"/>
         <w:ind w:left="705" w:hanging="720"/>
       </w:pPr>
-      <w:bookmarkStart w:id="13" w:name="_Toc205843738"/>
+      <w:bookmarkStart w:id="14" w:name="_Toc205845243"/>
       <w:proofErr w:type="spellStart"/>
       <w:r>
         <w:t>Posebni</w:t>
@@ -8648,7 +8553,7 @@
       <w:r>
         <w:t>zahtevi</w:t>
       </w:r>
-      <w:bookmarkEnd w:id="13"/>
+      <w:bookmarkEnd w:id="14"/>
       <w:proofErr w:type="spellEnd"/>
       <w:r>
         <w:t xml:space="preserve"> </w:t>
@@ -8789,12 +8694,12 @@
         <w:spacing w:after="195"/>
         <w:ind w:left="705" w:hanging="720"/>
       </w:pPr>
-      <w:bookmarkStart w:id="14" w:name="_Toc205843739"/>
+      <w:bookmarkStart w:id="15" w:name="_Toc205845244"/>
       <w:proofErr w:type="spellStart"/>
       <w:r>
         <w:t>Preduslovi</w:t>
       </w:r>
-      <w:bookmarkEnd w:id="14"/>
+      <w:bookmarkEnd w:id="15"/>
       <w:proofErr w:type="spellEnd"/>
       <w:r>
         <w:t xml:space="preserve">  </w:t>
@@ -9087,12 +8992,12 @@
         <w:spacing w:after="90"/>
         <w:ind w:left="705" w:hanging="720"/>
       </w:pPr>
-      <w:bookmarkStart w:id="15" w:name="_Toc205843740"/>
+      <w:bookmarkStart w:id="16" w:name="_Toc205845245"/>
       <w:proofErr w:type="spellStart"/>
       <w:r>
         <w:t>Posledice</w:t>
       </w:r>
-      <w:bookmarkEnd w:id="15"/>
+      <w:bookmarkEnd w:id="16"/>
       <w:proofErr w:type="spellEnd"/>
       <w:r>
         <w:t xml:space="preserve"> </w:t>
@@ -11566,6 +11471,119 @@
     </w:lvl>
   </w:abstractNum>
   <w:abstractNum w:abstractNumId="11" w15:restartNumberingAfterBreak="0">
+    <w:nsid w:val="50286680"/>
+    <w:multiLevelType w:val="hybridMultilevel"/>
+    <w:tmpl w:val="1D245CFC"/>
+    <w:lvl w:ilvl="0" w:tplc="04090001">
+      <w:start w:val="1"/>
+      <w:numFmt w:val="bullet"/>
+      <w:lvlText w:val=""/>
+      <w:lvlJc w:val="left"/>
+      <w:pPr>
+        <w:ind w:left="705" w:hanging="360"/>
+      </w:pPr>
+      <w:rPr>
+        <w:rFonts w:ascii="Symbol" w:hAnsi="Symbol" w:hint="default"/>
+      </w:rPr>
+    </w:lvl>
+    <w:lvl w:ilvl="1" w:tplc="04090003" w:tentative="1">
+      <w:start w:val="1"/>
+      <w:numFmt w:val="bullet"/>
+      <w:lvlText w:val="o"/>
+      <w:lvlJc w:val="left"/>
+      <w:pPr>
+        <w:ind w:left="1425" w:hanging="360"/>
+      </w:pPr>
+      <w:rPr>
+        <w:rFonts w:ascii="Courier New" w:hAnsi="Courier New" w:cs="Courier New" w:hint="default"/>
+      </w:rPr>
+    </w:lvl>
+    <w:lvl w:ilvl="2" w:tplc="04090005" w:tentative="1">
+      <w:start w:val="1"/>
+      <w:numFmt w:val="bullet"/>
+      <w:lvlText w:val=""/>
+      <w:lvlJc w:val="left"/>
+      <w:pPr>
+        <w:ind w:left="2145" w:hanging="360"/>
+      </w:pPr>
+      <w:rPr>
+        <w:rFonts w:ascii="Wingdings" w:hAnsi="Wingdings" w:hint="default"/>
+      </w:rPr>
+    </w:lvl>
+    <w:lvl w:ilvl="3" w:tplc="04090001" w:tentative="1">
+      <w:start w:val="1"/>
+      <w:numFmt w:val="bullet"/>
+      <w:lvlText w:val=""/>
+      <w:lvlJc w:val="left"/>
+      <w:pPr>
+        <w:ind w:left="2865" w:hanging="360"/>
+      </w:pPr>
+      <w:rPr>
+        <w:rFonts w:ascii="Symbol" w:hAnsi="Symbol" w:hint="default"/>
+      </w:rPr>
+    </w:lvl>
+    <w:lvl w:ilvl="4" w:tplc="04090003" w:tentative="1">
+      <w:start w:val="1"/>
+      <w:numFmt w:val="bullet"/>
+      <w:lvlText w:val="o"/>
+      <w:lvlJc w:val="left"/>
+      <w:pPr>
+        <w:ind w:left="3585" w:hanging="360"/>
+      </w:pPr>
+      <w:rPr>
+        <w:rFonts w:ascii="Courier New" w:hAnsi="Courier New" w:cs="Courier New" w:hint="default"/>
+      </w:rPr>
+    </w:lvl>
+    <w:lvl w:ilvl="5" w:tplc="04090005" w:tentative="1">
+      <w:start w:val="1"/>
+      <w:numFmt w:val="bullet"/>
+      <w:lvlText w:val=""/>
+      <w:lvlJc w:val="left"/>
+      <w:pPr>
+        <w:ind w:left="4305" w:hanging="360"/>
+      </w:pPr>
+      <w:rPr>
+        <w:rFonts w:ascii="Wingdings" w:hAnsi="Wingdings" w:hint="default"/>
+      </w:rPr>
+    </w:lvl>
+    <w:lvl w:ilvl="6" w:tplc="04090001" w:tentative="1">
+      <w:start w:val="1"/>
+      <w:numFmt w:val="bullet"/>
+      <w:lvlText w:val=""/>
+      <w:lvlJc w:val="left"/>
+      <w:pPr>
+        <w:ind w:left="5025" w:hanging="360"/>
+      </w:pPr>
+      <w:rPr>
+        <w:rFonts w:ascii="Symbol" w:hAnsi="Symbol" w:hint="default"/>
+      </w:rPr>
+    </w:lvl>
+    <w:lvl w:ilvl="7" w:tplc="04090003" w:tentative="1">
+      <w:start w:val="1"/>
+      <w:numFmt w:val="bullet"/>
+      <w:lvlText w:val="o"/>
+      <w:lvlJc w:val="left"/>
+      <w:pPr>
+        <w:ind w:left="5745" w:hanging="360"/>
+      </w:pPr>
+      <w:rPr>
+        <w:rFonts w:ascii="Courier New" w:hAnsi="Courier New" w:cs="Courier New" w:hint="default"/>
+      </w:rPr>
+    </w:lvl>
+    <w:lvl w:ilvl="8" w:tplc="04090005" w:tentative="1">
+      <w:start w:val="1"/>
+      <w:numFmt w:val="bullet"/>
+      <w:lvlText w:val=""/>
+      <w:lvlJc w:val="left"/>
+      <w:pPr>
+        <w:ind w:left="6465" w:hanging="360"/>
+      </w:pPr>
+      <w:rPr>
+        <w:rFonts w:ascii="Wingdings" w:hAnsi="Wingdings" w:hint="default"/>
+      </w:rPr>
+    </w:lvl>
+  </w:abstractNum>
+  <w:abstractNum w:abstractNumId="12" w15:restartNumberingAfterBreak="0">
     <w:nsid w:val="59BD6B36"/>
     <w:multiLevelType w:val="hybridMultilevel"/>
     <w:tmpl w:val="76A6482A"/>
@@ -11678,7 +11696,7 @@
       </w:rPr>
     </w:lvl>
   </w:abstractNum>
-  <w:abstractNum w:abstractNumId="12" w15:restartNumberingAfterBreak="0">
+  <w:abstractNum w:abstractNumId="13" w15:restartNumberingAfterBreak="0">
     <w:nsid w:val="5DB8214A"/>
     <w:multiLevelType w:val="hybridMultilevel"/>
     <w:tmpl w:val="8084AC8E"/>
@@ -11791,7 +11809,7 @@
       </w:rPr>
     </w:lvl>
   </w:abstractNum>
-  <w:abstractNum w:abstractNumId="13" w15:restartNumberingAfterBreak="0">
+  <w:abstractNum w:abstractNumId="14" w15:restartNumberingAfterBreak="0">
     <w:nsid w:val="69676ACF"/>
     <w:multiLevelType w:val="hybridMultilevel"/>
     <w:tmpl w:val="94A2B15C"/>
@@ -11904,7 +11922,7 @@
       </w:rPr>
     </w:lvl>
   </w:abstractNum>
-  <w:abstractNum w:abstractNumId="14" w15:restartNumberingAfterBreak="0">
+  <w:abstractNum w:abstractNumId="15" w15:restartNumberingAfterBreak="0">
     <w:nsid w:val="76090D3D"/>
     <w:multiLevelType w:val="hybridMultilevel"/>
     <w:tmpl w:val="7ABE54DE"/>
@@ -12039,7 +12057,7 @@
     <w:abstractNumId w:val="4"/>
   </w:num>
   <w:num w:numId="8" w16cid:durableId="1127239723">
-    <w:abstractNumId w:val="11"/>
+    <w:abstractNumId w:val="12"/>
   </w:num>
   <w:num w:numId="9" w16cid:durableId="175967512">
     <w:abstractNumId w:val="7"/>
@@ -12048,19 +12066,22 @@
     <w:abstractNumId w:val="6"/>
   </w:num>
   <w:num w:numId="11" w16cid:durableId="163863947">
-    <w:abstractNumId w:val="13"/>
+    <w:abstractNumId w:val="14"/>
   </w:num>
   <w:num w:numId="12" w16cid:durableId="1439787592">
     <w:abstractNumId w:val="1"/>
   </w:num>
   <w:num w:numId="13" w16cid:durableId="1534728292">
-    <w:abstractNumId w:val="12"/>
+    <w:abstractNumId w:val="13"/>
   </w:num>
   <w:num w:numId="14" w16cid:durableId="234364037">
     <w:abstractNumId w:val="9"/>
   </w:num>
   <w:num w:numId="15" w16cid:durableId="327834472">
-    <w:abstractNumId w:val="14"/>
+    <w:abstractNumId w:val="15"/>
+  </w:num>
+  <w:num w:numId="16" w16cid:durableId="1587566746">
+    <w:abstractNumId w:val="11"/>
   </w:num>
 </w:numbering>
 </file>

--- a/SSU/Sign_up.docx
+++ b/SSU/Sign_up.docx
@@ -8,53 +8,12 @@
         <w:ind w:left="426" w:hanging="10"/>
         <w:jc w:val="center"/>
       </w:pPr>
-      <w:proofErr w:type="spellStart"/>
       <w:r>
         <w:rPr>
           <w:rFonts w:ascii="Arial" w:eastAsia="Arial" w:hAnsi="Arial" w:cs="Arial"/>
           <w:sz w:val="24"/>
         </w:rPr>
-        <w:t>Elektrotehnički</w:t>
-      </w:r>
-      <w:proofErr w:type="spellEnd"/>
-      <w:r>
-        <w:rPr>
-          <w:rFonts w:ascii="Arial" w:eastAsia="Arial" w:hAnsi="Arial" w:cs="Arial"/>
-          <w:sz w:val="24"/>
-        </w:rPr>
-        <w:t xml:space="preserve"> </w:t>
-      </w:r>
-      <w:proofErr w:type="spellStart"/>
-      <w:r>
-        <w:rPr>
-          <w:rFonts w:ascii="Arial" w:eastAsia="Arial" w:hAnsi="Arial" w:cs="Arial"/>
-          <w:sz w:val="24"/>
-        </w:rPr>
-        <w:t>fakultet</w:t>
-      </w:r>
-      <w:proofErr w:type="spellEnd"/>
-      <w:r>
-        <w:rPr>
-          <w:rFonts w:ascii="Arial" w:eastAsia="Arial" w:hAnsi="Arial" w:cs="Arial"/>
-          <w:sz w:val="24"/>
-        </w:rPr>
-        <w:t xml:space="preserve"> u </w:t>
-      </w:r>
-      <w:proofErr w:type="spellStart"/>
-      <w:r>
-        <w:rPr>
-          <w:rFonts w:ascii="Arial" w:eastAsia="Arial" w:hAnsi="Arial" w:cs="Arial"/>
-          <w:sz w:val="24"/>
-        </w:rPr>
-        <w:t>Beogradu</w:t>
-      </w:r>
-      <w:proofErr w:type="spellEnd"/>
-      <w:r>
-        <w:rPr>
-          <w:rFonts w:ascii="Arial" w:eastAsia="Arial" w:hAnsi="Arial" w:cs="Arial"/>
-          <w:sz w:val="24"/>
-        </w:rPr>
-        <w:t xml:space="preserve"> </w:t>
+        <w:t xml:space="preserve">Elektrotehnički fakultet u Beogradu </w:t>
       </w:r>
     </w:p>
     <w:p>
@@ -82,39 +41,7 @@
           <w:rFonts w:ascii="Arial" w:eastAsia="Arial" w:hAnsi="Arial" w:cs="Arial"/>
           <w:sz w:val="24"/>
         </w:rPr>
-        <w:t xml:space="preserve">SI3PSI Principi </w:t>
-      </w:r>
-      <w:proofErr w:type="spellStart"/>
-      <w:r>
-        <w:rPr>
-          <w:rFonts w:ascii="Arial" w:eastAsia="Arial" w:hAnsi="Arial" w:cs="Arial"/>
-          <w:sz w:val="24"/>
-        </w:rPr>
-        <w:t>Softverskog</w:t>
-      </w:r>
-      <w:proofErr w:type="spellEnd"/>
-      <w:r>
-        <w:rPr>
-          <w:rFonts w:ascii="Arial" w:eastAsia="Arial" w:hAnsi="Arial" w:cs="Arial"/>
-          <w:sz w:val="24"/>
-        </w:rPr>
-        <w:t xml:space="preserve"> </w:t>
-      </w:r>
-      <w:proofErr w:type="spellStart"/>
-      <w:r>
-        <w:rPr>
-          <w:rFonts w:ascii="Arial" w:eastAsia="Arial" w:hAnsi="Arial" w:cs="Arial"/>
-          <w:sz w:val="24"/>
-        </w:rPr>
-        <w:t>Inženjerstva</w:t>
-      </w:r>
-      <w:proofErr w:type="spellEnd"/>
-      <w:r>
-        <w:rPr>
-          <w:rFonts w:ascii="Arial" w:eastAsia="Arial" w:hAnsi="Arial" w:cs="Arial"/>
-          <w:sz w:val="24"/>
-        </w:rPr>
-        <w:t xml:space="preserve"> </w:t>
+        <w:t xml:space="preserve">SI3PSI Principi Softverskog Inženjerstva </w:t>
       </w:r>
     </w:p>
     <w:p>
@@ -221,31 +148,20 @@
         <w:ind w:left="414"/>
         <w:jc w:val="center"/>
       </w:pPr>
-      <w:proofErr w:type="spellStart"/>
       <w:r>
         <w:rPr>
           <w:rFonts w:ascii="Arial" w:eastAsia="Arial" w:hAnsi="Arial" w:cs="Arial"/>
           <w:sz w:val="36"/>
         </w:rPr>
-        <w:t>Projekat</w:t>
-      </w:r>
-      <w:proofErr w:type="spellEnd"/>
+        <w:t xml:space="preserve">Projekat </w:t>
+      </w:r>
       <w:r>
         <w:rPr>
           <w:rFonts w:ascii="Arial" w:eastAsia="Arial" w:hAnsi="Arial" w:cs="Arial"/>
           <w:sz w:val="36"/>
         </w:rPr>
-        <w:t xml:space="preserve"> </w:t>
-      </w:r>
-      <w:proofErr w:type="spellStart"/>
-      <w:r>
-        <w:rPr>
-          <w:rFonts w:ascii="Arial" w:eastAsia="Arial" w:hAnsi="Arial" w:cs="Arial"/>
-          <w:sz w:val="36"/>
-        </w:rPr>
         <w:t>RealArt</w:t>
       </w:r>
-      <w:proofErr w:type="spellEnd"/>
       <w:r>
         <w:rPr>
           <w:rFonts w:ascii="Arial" w:eastAsia="Arial" w:hAnsi="Arial" w:cs="Arial"/>
@@ -375,54 +291,24 @@
         <w:pStyle w:val="Title"/>
         <w:jc w:val="center"/>
       </w:pPr>
-      <w:proofErr w:type="spellStart"/>
-      <w:r>
-        <w:t>Specifikacija</w:t>
-      </w:r>
-      <w:proofErr w:type="spellEnd"/>
-      <w:r>
-        <w:t xml:space="preserve"> </w:t>
-      </w:r>
-      <w:proofErr w:type="spellStart"/>
-      <w:r>
-        <w:t>scenarija</w:t>
-      </w:r>
-      <w:proofErr w:type="spellEnd"/>
-      <w:r>
-        <w:t xml:space="preserve"> </w:t>
-      </w:r>
-      <w:proofErr w:type="spellStart"/>
-      <w:r>
-        <w:t>upotrebe</w:t>
-      </w:r>
-      <w:proofErr w:type="spellEnd"/>
+      <w:r>
+        <w:t>Specifikacija scenarija upotrebe</w:t>
+      </w:r>
     </w:p>
     <w:p>
       <w:pPr>
         <w:pStyle w:val="Title"/>
         <w:jc w:val="center"/>
       </w:pPr>
-      <w:proofErr w:type="spellStart"/>
-      <w:r>
-        <w:t>Registrovanja</w:t>
-      </w:r>
-      <w:proofErr w:type="spellEnd"/>
-      <w:r>
-        <w:t xml:space="preserve"> na </w:t>
-      </w:r>
-      <w:proofErr w:type="spellStart"/>
-      <w:r>
-        <w:t>sistem</w:t>
-      </w:r>
-      <w:proofErr w:type="spellEnd"/>
+      <w:r>
+        <w:t>Registrovanja na sistem</w:t>
+      </w:r>
       <w:r>
         <w:t xml:space="preserve"> (</w:t>
       </w:r>
-      <w:proofErr w:type="spellStart"/>
       <w:r>
         <w:t>SignUp</w:t>
       </w:r>
-      <w:proofErr w:type="spellEnd"/>
       <w:r>
         <w:t>)</w:t>
       </w:r>
@@ -435,23 +321,13 @@
         <w:ind w:left="417"/>
         <w:jc w:val="center"/>
       </w:pPr>
-      <w:proofErr w:type="spellStart"/>
       <w:r>
         <w:rPr>
           <w:rFonts w:ascii="Arial" w:eastAsia="Arial" w:hAnsi="Arial" w:cs="Arial"/>
           <w:b/>
           <w:sz w:val="28"/>
         </w:rPr>
-        <w:t>Verzija</w:t>
-      </w:r>
-      <w:proofErr w:type="spellEnd"/>
-      <w:r>
-        <w:rPr>
-          <w:rFonts w:ascii="Arial" w:eastAsia="Arial" w:hAnsi="Arial" w:cs="Arial"/>
-          <w:b/>
-          <w:sz w:val="28"/>
-        </w:rPr>
-        <w:t xml:space="preserve"> 1.0 </w:t>
+        <w:t xml:space="preserve">Verzija 1.0 </w:t>
       </w:r>
     </w:p>
     <w:p>
@@ -470,7 +346,6 @@
         <w:ind w:right="3702"/>
         <w:jc w:val="right"/>
       </w:pPr>
-      <w:proofErr w:type="spellStart"/>
       <w:r>
         <w:rPr>
           <w:rFonts w:ascii="Arial" w:eastAsia="Arial" w:hAnsi="Arial" w:cs="Arial"/>
@@ -478,34 +353,7 @@
           <w:sz w:val="36"/>
         </w:rPr>
         <w:lastRenderedPageBreak/>
-        <w:t>Istorija</w:t>
-      </w:r>
-      <w:proofErr w:type="spellEnd"/>
-      <w:r>
-        <w:rPr>
-          <w:rFonts w:ascii="Arial" w:eastAsia="Arial" w:hAnsi="Arial" w:cs="Arial"/>
-          <w:b/>
-          <w:sz w:val="36"/>
-        </w:rPr>
-        <w:t xml:space="preserve"> </w:t>
-      </w:r>
-      <w:proofErr w:type="spellStart"/>
-      <w:r>
-        <w:rPr>
-          <w:rFonts w:ascii="Arial" w:eastAsia="Arial" w:hAnsi="Arial" w:cs="Arial"/>
-          <w:b/>
-          <w:sz w:val="36"/>
-        </w:rPr>
-        <w:t>izmena</w:t>
-      </w:r>
-      <w:proofErr w:type="spellEnd"/>
-      <w:r>
-        <w:rPr>
-          <w:rFonts w:ascii="Arial" w:eastAsia="Arial" w:hAnsi="Arial" w:cs="Arial"/>
-          <w:b/>
-          <w:sz w:val="36"/>
-        </w:rPr>
-        <w:t xml:space="preserve"> </w:t>
+        <w:t xml:space="preserve">Istorija izmena </w:t>
       </w:r>
     </w:p>
     <w:tbl>
@@ -570,23 +418,13 @@
               <w:ind w:left="5"/>
               <w:jc w:val="center"/>
             </w:pPr>
-            <w:proofErr w:type="spellStart"/>
             <w:r>
               <w:rPr>
                 <w:rFonts w:ascii="Times New Roman" w:eastAsia="Times New Roman" w:hAnsi="Times New Roman" w:cs="Times New Roman"/>
                 <w:b/>
                 <w:sz w:val="20"/>
               </w:rPr>
-              <w:t>Verzija</w:t>
-            </w:r>
-            <w:proofErr w:type="spellEnd"/>
-            <w:r>
-              <w:rPr>
-                <w:rFonts w:ascii="Times New Roman" w:eastAsia="Times New Roman" w:hAnsi="Times New Roman" w:cs="Times New Roman"/>
-                <w:b/>
-                <w:sz w:val="20"/>
-              </w:rPr>
-              <w:t xml:space="preserve"> </w:t>
+              <w:t xml:space="preserve">Verzija </w:t>
             </w:r>
           </w:p>
         </w:tc>
@@ -605,41 +443,13 @@
               <w:ind w:left="5"/>
               <w:jc w:val="center"/>
             </w:pPr>
-            <w:proofErr w:type="spellStart"/>
             <w:r>
               <w:rPr>
                 <w:rFonts w:ascii="Times New Roman" w:eastAsia="Times New Roman" w:hAnsi="Times New Roman" w:cs="Times New Roman"/>
                 <w:b/>
                 <w:sz w:val="20"/>
               </w:rPr>
-              <w:t>Kratak</w:t>
-            </w:r>
-            <w:proofErr w:type="spellEnd"/>
-            <w:r>
-              <w:rPr>
-                <w:rFonts w:ascii="Times New Roman" w:eastAsia="Times New Roman" w:hAnsi="Times New Roman" w:cs="Times New Roman"/>
-                <w:b/>
-                <w:sz w:val="20"/>
-              </w:rPr>
-              <w:t xml:space="preserve"> </w:t>
-            </w:r>
-            <w:proofErr w:type="spellStart"/>
-            <w:r>
-              <w:rPr>
-                <w:rFonts w:ascii="Times New Roman" w:eastAsia="Times New Roman" w:hAnsi="Times New Roman" w:cs="Times New Roman"/>
-                <w:b/>
-                <w:sz w:val="20"/>
-              </w:rPr>
-              <w:t>opis</w:t>
-            </w:r>
-            <w:proofErr w:type="spellEnd"/>
-            <w:r>
-              <w:rPr>
-                <w:rFonts w:ascii="Times New Roman" w:eastAsia="Times New Roman" w:hAnsi="Times New Roman" w:cs="Times New Roman"/>
-                <w:b/>
-                <w:sz w:val="20"/>
-              </w:rPr>
-              <w:t xml:space="preserve"> </w:t>
+              <w:t xml:space="preserve">Kratak opis </w:t>
             </w:r>
           </w:p>
         </w:tc>
@@ -756,37 +566,12 @@
                 <w:szCs w:val="22"/>
               </w:rPr>
             </w:pPr>
-            <w:proofErr w:type="spellStart"/>
             <w:r>
               <w:rPr>
                 <w:rFonts w:ascii="Times New Roman" w:eastAsia="Times New Roman" w:hAnsi="Times New Roman" w:cs="Times New Roman"/>
                 <w:szCs w:val="22"/>
               </w:rPr>
-              <w:t>inicijalna</w:t>
-            </w:r>
-            <w:proofErr w:type="spellEnd"/>
-            <w:r>
-              <w:rPr>
-                <w:rFonts w:ascii="Times New Roman" w:eastAsia="Times New Roman" w:hAnsi="Times New Roman" w:cs="Times New Roman"/>
-                <w:szCs w:val="22"/>
-              </w:rPr>
-              <w:t xml:space="preserve"> </w:t>
-            </w:r>
-            <w:proofErr w:type="spellStart"/>
-            <w:r>
-              <w:rPr>
-                <w:rFonts w:ascii="Times New Roman" w:eastAsia="Times New Roman" w:hAnsi="Times New Roman" w:cs="Times New Roman"/>
-                <w:szCs w:val="22"/>
-              </w:rPr>
-              <w:t>verzija</w:t>
-            </w:r>
-            <w:proofErr w:type="spellEnd"/>
-            <w:r>
-              <w:rPr>
-                <w:rFonts w:ascii="Times New Roman" w:eastAsia="Times New Roman" w:hAnsi="Times New Roman" w:cs="Times New Roman"/>
-                <w:szCs w:val="22"/>
-              </w:rPr>
-              <w:t xml:space="preserve"> </w:t>
+              <w:t xml:space="preserve">inicijalna verzija </w:t>
             </w:r>
           </w:p>
         </w:tc>
@@ -1112,23 +897,13 @@
         <w:ind w:right="2"/>
         <w:jc w:val="center"/>
       </w:pPr>
-      <w:proofErr w:type="spellStart"/>
       <w:r>
         <w:rPr>
           <w:rFonts w:ascii="Arial" w:eastAsia="Arial" w:hAnsi="Arial" w:cs="Arial"/>
           <w:b/>
           <w:sz w:val="36"/>
         </w:rPr>
-        <w:t>Sadržaj</w:t>
-      </w:r>
-      <w:proofErr w:type="spellEnd"/>
-      <w:r>
-        <w:rPr>
-          <w:rFonts w:ascii="Arial" w:eastAsia="Arial" w:hAnsi="Arial" w:cs="Arial"/>
-          <w:b/>
-          <w:sz w:val="36"/>
-        </w:rPr>
-        <w:t xml:space="preserve">  </w:t>
+        <w:t xml:space="preserve">Sadržaj  </w:t>
       </w:r>
     </w:p>
     <w:sdt>
@@ -1166,7 +941,7 @@
           <w:r>
             <w:fldChar w:fldCharType="separate"/>
           </w:r>
-          <w:hyperlink w:anchor="_Toc205845230" w:history="1">
+          <w:hyperlink w:anchor="_Toc205934123" w:history="1">
             <w:r>
               <w:rPr>
                 <w:rStyle w:val="Hyperlink"/>
@@ -1212,7 +987,7 @@
                 <w:noProof/>
                 <w:webHidden/>
               </w:rPr>
-              <w:instrText xml:space="preserve"> PAGEREF _Toc205845230 \h </w:instrText>
+              <w:instrText xml:space="preserve"> PAGEREF _Toc205934123 \h </w:instrText>
             </w:r>
             <w:r>
               <w:rPr>
@@ -1257,7 +1032,7 @@
               <w:sz w:val="24"/>
             </w:rPr>
           </w:pPr>
-          <w:hyperlink w:anchor="_Toc205845231" w:history="1">
+          <w:hyperlink w:anchor="_Toc205934124" w:history="1">
             <w:r>
               <w:rPr>
                 <w:rStyle w:val="Hyperlink"/>
@@ -1303,7 +1078,7 @@
                 <w:noProof/>
                 <w:webHidden/>
               </w:rPr>
-              <w:instrText xml:space="preserve"> PAGEREF _Toc205845231 \h </w:instrText>
+              <w:instrText xml:space="preserve"> PAGEREF _Toc205934124 \h </w:instrText>
             </w:r>
             <w:r>
               <w:rPr>
@@ -1348,7 +1123,7 @@
               <w:sz w:val="24"/>
             </w:rPr>
           </w:pPr>
-          <w:hyperlink w:anchor="_Toc205845232" w:history="1">
+          <w:hyperlink w:anchor="_Toc205934125" w:history="1">
             <w:r>
               <w:rPr>
                 <w:rStyle w:val="Hyperlink"/>
@@ -1394,7 +1169,7 @@
                 <w:noProof/>
                 <w:webHidden/>
               </w:rPr>
-              <w:instrText xml:space="preserve"> PAGEREF _Toc205845232 \h </w:instrText>
+              <w:instrText xml:space="preserve"> PAGEREF _Toc205934125 \h </w:instrText>
             </w:r>
             <w:r>
               <w:rPr>
@@ -1439,7 +1214,7 @@
               <w:sz w:val="24"/>
             </w:rPr>
           </w:pPr>
-          <w:hyperlink w:anchor="_Toc205845234" w:history="1">
+          <w:hyperlink w:anchor="_Toc205934127" w:history="1">
             <w:r>
               <w:rPr>
                 <w:rStyle w:val="Hyperlink"/>
@@ -1485,7 +1260,7 @@
                 <w:noProof/>
                 <w:webHidden/>
               </w:rPr>
-              <w:instrText xml:space="preserve"> PAGEREF _Toc205845234 \h </w:instrText>
+              <w:instrText xml:space="preserve"> PAGEREF _Toc205934127 \h </w:instrText>
             </w:r>
             <w:r>
               <w:rPr>
@@ -1530,7 +1305,7 @@
               <w:sz w:val="24"/>
             </w:rPr>
           </w:pPr>
-          <w:hyperlink w:anchor="_Toc205845235" w:history="1">
+          <w:hyperlink w:anchor="_Toc205934128" w:history="1">
             <w:r>
               <w:rPr>
                 <w:rStyle w:val="Hyperlink"/>
@@ -1576,7 +1351,7 @@
                 <w:noProof/>
                 <w:webHidden/>
               </w:rPr>
-              <w:instrText xml:space="preserve"> PAGEREF _Toc205845235 \h </w:instrText>
+              <w:instrText xml:space="preserve"> PAGEREF _Toc205934128 \h </w:instrText>
             </w:r>
             <w:r>
               <w:rPr>
@@ -1621,7 +1396,7 @@
               <w:sz w:val="24"/>
             </w:rPr>
           </w:pPr>
-          <w:hyperlink w:anchor="_Toc205845236" w:history="1">
+          <w:hyperlink w:anchor="_Toc205934129" w:history="1">
             <w:r>
               <w:rPr>
                 <w:rStyle w:val="Hyperlink"/>
@@ -1667,7 +1442,7 @@
                 <w:noProof/>
                 <w:webHidden/>
               </w:rPr>
-              <w:instrText xml:space="preserve"> PAGEREF _Toc205845236 \h </w:instrText>
+              <w:instrText xml:space="preserve"> PAGEREF _Toc205934129 \h </w:instrText>
             </w:r>
             <w:r>
               <w:rPr>
@@ -1712,7 +1487,7 @@
               <w:sz w:val="24"/>
             </w:rPr>
           </w:pPr>
-          <w:hyperlink w:anchor="_Toc205845237" w:history="1">
+          <w:hyperlink w:anchor="_Toc205934130" w:history="1">
             <w:r>
               <w:rPr>
                 <w:rStyle w:val="Hyperlink"/>
@@ -1758,7 +1533,7 @@
                 <w:noProof/>
                 <w:webHidden/>
               </w:rPr>
-              <w:instrText xml:space="preserve"> PAGEREF _Toc205845237 \h </w:instrText>
+              <w:instrText xml:space="preserve"> PAGEREF _Toc205934130 \h </w:instrText>
             </w:r>
             <w:r>
               <w:rPr>
@@ -1803,7 +1578,7 @@
               <w:sz w:val="24"/>
             </w:rPr>
           </w:pPr>
-          <w:hyperlink w:anchor="_Toc205845238" w:history="1">
+          <w:hyperlink w:anchor="_Toc205934131" w:history="1">
             <w:r>
               <w:rPr>
                 <w:rStyle w:val="Hyperlink"/>
@@ -1849,7 +1624,7 @@
                 <w:noProof/>
                 <w:webHidden/>
               </w:rPr>
-              <w:instrText xml:space="preserve"> PAGEREF _Toc205845238 \h </w:instrText>
+              <w:instrText xml:space="preserve"> PAGEREF _Toc205934131 \h </w:instrText>
             </w:r>
             <w:r>
               <w:rPr>
@@ -1894,7 +1669,7 @@
               <w:sz w:val="24"/>
             </w:rPr>
           </w:pPr>
-          <w:hyperlink w:anchor="_Toc205845239" w:history="1">
+          <w:hyperlink w:anchor="_Toc205934132" w:history="1">
             <w:r>
               <w:rPr>
                 <w:rStyle w:val="Hyperlink"/>
@@ -1942,7 +1717,7 @@
                 <w:noProof/>
                 <w:webHidden/>
               </w:rPr>
-              <w:instrText xml:space="preserve"> PAGEREF _Toc205845239 \h </w:instrText>
+              <w:instrText xml:space="preserve"> PAGEREF _Toc205934132 \h </w:instrText>
             </w:r>
             <w:r>
               <w:rPr>
@@ -1987,7 +1762,7 @@
               <w:sz w:val="24"/>
             </w:rPr>
           </w:pPr>
-          <w:hyperlink w:anchor="_Toc205845240" w:history="1">
+          <w:hyperlink w:anchor="_Toc205934133" w:history="1">
             <w:r>
               <w:rPr>
                 <w:rStyle w:val="Hyperlink"/>
@@ -2036,7 +1811,7 @@
                 <w:noProof/>
                 <w:webHidden/>
               </w:rPr>
-              <w:instrText xml:space="preserve"> PAGEREF _Toc205845240 \h </w:instrText>
+              <w:instrText xml:space="preserve"> PAGEREF _Toc205934133 \h </w:instrText>
             </w:r>
             <w:r>
               <w:rPr>
@@ -2081,7 +1856,7 @@
               <w:sz w:val="24"/>
             </w:rPr>
           </w:pPr>
-          <w:hyperlink w:anchor="_Toc205845241" w:history="1">
+          <w:hyperlink w:anchor="_Toc205934134" w:history="1">
             <w:r>
               <w:rPr>
                 <w:rStyle w:val="Hyperlink"/>
@@ -2130,7 +1905,7 @@
                 <w:noProof/>
                 <w:webHidden/>
               </w:rPr>
-              <w:instrText xml:space="preserve"> PAGEREF _Toc205845241 \h </w:instrText>
+              <w:instrText xml:space="preserve"> PAGEREF _Toc205934134 \h </w:instrText>
             </w:r>
             <w:r>
               <w:rPr>
@@ -2175,7 +1950,7 @@
               <w:sz w:val="24"/>
             </w:rPr>
           </w:pPr>
-          <w:hyperlink w:anchor="_Toc205845242" w:history="1">
+          <w:hyperlink w:anchor="_Toc205934135" w:history="1">
             <w:r>
               <w:rPr>
                 <w:rStyle w:val="Hyperlink"/>
@@ -2223,7 +1998,100 @@
                 <w:noProof/>
                 <w:webHidden/>
               </w:rPr>
-              <w:instrText xml:space="preserve"> PAGEREF _Toc205845242 \h </w:instrText>
+              <w:instrText xml:space="preserve"> PAGEREF _Toc205934135 \h </w:instrText>
+            </w:r>
+            <w:r>
+              <w:rPr>
+                <w:noProof/>
+                <w:webHidden/>
+              </w:rPr>
+            </w:r>
+            <w:r>
+              <w:rPr>
+                <w:noProof/>
+                <w:webHidden/>
+              </w:rPr>
+              <w:fldChar w:fldCharType="separate"/>
+            </w:r>
+            <w:r>
+              <w:rPr>
+                <w:noProof/>
+                <w:webHidden/>
+              </w:rPr>
+              <w:t>5</w:t>
+            </w:r>
+            <w:r>
+              <w:rPr>
+                <w:noProof/>
+                <w:webHidden/>
+              </w:rPr>
+              <w:fldChar w:fldCharType="end"/>
+            </w:r>
+          </w:hyperlink>
+        </w:p>
+        <w:p>
+          <w:pPr>
+            <w:pStyle w:val="TOC3"/>
+            <w:tabs>
+              <w:tab w:val="left" w:pos="1680"/>
+              <w:tab w:val="right" w:pos="9894"/>
+            </w:tabs>
+            <w:rPr>
+              <w:rFonts w:asciiTheme="minorHAnsi" w:eastAsiaTheme="minorEastAsia" w:hAnsiTheme="minorHAnsi" w:cstheme="minorBidi"/>
+              <w:noProof/>
+              <w:color w:val="auto"/>
+              <w:sz w:val="24"/>
+            </w:rPr>
+          </w:pPr>
+          <w:hyperlink w:anchor="_Toc205934136" w:history="1">
+            <w:r>
+              <w:rPr>
+                <w:rStyle w:val="Hyperlink"/>
+                <w:rFonts w:eastAsiaTheme="majorEastAsia"/>
+                <w:i/>
+                <w:iCs/>
+                <w:noProof/>
+              </w:rPr>
+              <w:t>2.2.5</w:t>
+            </w:r>
+            <w:r>
+              <w:rPr>
+                <w:rFonts w:asciiTheme="minorHAnsi" w:eastAsiaTheme="minorEastAsia" w:hAnsiTheme="minorHAnsi" w:cstheme="minorBidi"/>
+                <w:noProof/>
+                <w:color w:val="auto"/>
+                <w:sz w:val="24"/>
+              </w:rPr>
+              <w:tab/>
+            </w:r>
+            <w:r>
+              <w:rPr>
+                <w:rStyle w:val="Hyperlink"/>
+                <w:rFonts w:eastAsiaTheme="majorEastAsia"/>
+                <w:i/>
+                <w:noProof/>
+              </w:rPr>
+              <w:t>Lozinke se ne podudaraju</w:t>
+            </w:r>
+            <w:r>
+              <w:rPr>
+                <w:noProof/>
+                <w:webHidden/>
+              </w:rPr>
+              <w:tab/>
+            </w:r>
+            <w:r>
+              <w:rPr>
+                <w:noProof/>
+                <w:webHidden/>
+              </w:rPr>
+              <w:fldChar w:fldCharType="begin"/>
+            </w:r>
+            <w:r>
+              <w:rPr>
+                <w:noProof/>
+                <w:webHidden/>
+              </w:rPr>
+              <w:instrText xml:space="preserve"> PAGEREF _Toc205934136 \h </w:instrText>
             </w:r>
             <w:r>
               <w:rPr>
@@ -2268,7 +2136,7 @@
               <w:sz w:val="24"/>
             </w:rPr>
           </w:pPr>
-          <w:hyperlink w:anchor="_Toc205845243" w:history="1">
+          <w:hyperlink w:anchor="_Toc205934137" w:history="1">
             <w:r>
               <w:rPr>
                 <w:rStyle w:val="Hyperlink"/>
@@ -2314,7 +2182,7 @@
                 <w:noProof/>
                 <w:webHidden/>
               </w:rPr>
-              <w:instrText xml:space="preserve"> PAGEREF _Toc205845243 \h </w:instrText>
+              <w:instrText xml:space="preserve"> PAGEREF _Toc205934137 \h </w:instrText>
             </w:r>
             <w:r>
               <w:rPr>
@@ -2359,7 +2227,7 @@
               <w:sz w:val="24"/>
             </w:rPr>
           </w:pPr>
-          <w:hyperlink w:anchor="_Toc205845244" w:history="1">
+          <w:hyperlink w:anchor="_Toc205934138" w:history="1">
             <w:r>
               <w:rPr>
                 <w:rStyle w:val="Hyperlink"/>
@@ -2405,7 +2273,7 @@
                 <w:noProof/>
                 <w:webHidden/>
               </w:rPr>
-              <w:instrText xml:space="preserve"> PAGEREF _Toc205845244 \h </w:instrText>
+              <w:instrText xml:space="preserve"> PAGEREF _Toc205934138 \h </w:instrText>
             </w:r>
             <w:r>
               <w:rPr>
@@ -2450,7 +2318,7 @@
               <w:sz w:val="24"/>
             </w:rPr>
           </w:pPr>
-          <w:hyperlink w:anchor="_Toc205845245" w:history="1">
+          <w:hyperlink w:anchor="_Toc205934139" w:history="1">
             <w:r>
               <w:rPr>
                 <w:rStyle w:val="Hyperlink"/>
@@ -2496,7 +2364,7 @@
                 <w:noProof/>
                 <w:webHidden/>
               </w:rPr>
-              <w:instrText xml:space="preserve"> PAGEREF _Toc205845245 \h </w:instrText>
+              <w:instrText xml:space="preserve"> PAGEREF _Toc205934139 \h </w:instrText>
             </w:r>
             <w:r>
               <w:rPr>
@@ -2549,14 +2417,12 @@
         <w:spacing w:after="63"/>
         <w:ind w:left="705" w:hanging="720"/>
       </w:pPr>
-      <w:bookmarkStart w:id="0" w:name="_Toc205845230"/>
-      <w:proofErr w:type="spellStart"/>
+      <w:bookmarkStart w:id="0" w:name="_Toc205934123"/>
       <w:r>
         <w:lastRenderedPageBreak/>
         <w:t>Uvod</w:t>
       </w:r>
       <w:bookmarkEnd w:id="0"/>
-      <w:proofErr w:type="spellEnd"/>
       <w:r>
         <w:t xml:space="preserve"> </w:t>
       </w:r>
@@ -2566,14 +2432,11 @@
         <w:pStyle w:val="Heading2"/>
         <w:ind w:left="705" w:hanging="720"/>
       </w:pPr>
-      <w:bookmarkStart w:id="1" w:name="_Toc205845231"/>
-      <w:proofErr w:type="spellStart"/>
+      <w:bookmarkStart w:id="1" w:name="_Toc205934124"/>
       <w:r>
         <w:t>Rezime</w:t>
       </w:r>
-      <w:bookmarkStart w:id="2" w:name="_Toc205845232"/>
       <w:bookmarkEnd w:id="1"/>
-      <w:proofErr w:type="spellEnd"/>
     </w:p>
     <w:p>
       <w:pPr>
@@ -2584,239 +2447,13 @@
           <w:sz w:val="20"/>
         </w:rPr>
       </w:pPr>
-      <w:proofErr w:type="spellStart"/>
-      <w:r>
-        <w:rPr>
-          <w:rFonts w:ascii="Times New Roman" w:eastAsia="Times New Roman" w:hAnsi="Times New Roman" w:cs="Times New Roman"/>
-          <w:sz w:val="20"/>
-        </w:rPr>
-        <w:t>Definisanje</w:t>
-      </w:r>
-      <w:proofErr w:type="spellEnd"/>
-      <w:r>
-        <w:rPr>
-          <w:rFonts w:ascii="Times New Roman" w:eastAsia="Times New Roman" w:hAnsi="Times New Roman" w:cs="Times New Roman"/>
-          <w:sz w:val="20"/>
-        </w:rPr>
-        <w:t xml:space="preserve"> </w:t>
-      </w:r>
-      <w:proofErr w:type="spellStart"/>
-      <w:r>
-        <w:rPr>
-          <w:rFonts w:ascii="Times New Roman" w:eastAsia="Times New Roman" w:hAnsi="Times New Roman" w:cs="Times New Roman"/>
-          <w:sz w:val="20"/>
-        </w:rPr>
-        <w:t>scenarija</w:t>
-      </w:r>
-      <w:proofErr w:type="spellEnd"/>
-      <w:r>
-        <w:rPr>
-          <w:rFonts w:ascii="Times New Roman" w:eastAsia="Times New Roman" w:hAnsi="Times New Roman" w:cs="Times New Roman"/>
-          <w:sz w:val="20"/>
-        </w:rPr>
-        <w:t xml:space="preserve"> </w:t>
-      </w:r>
-      <w:proofErr w:type="spellStart"/>
-      <w:r>
-        <w:rPr>
-          <w:rFonts w:ascii="Times New Roman" w:eastAsia="Times New Roman" w:hAnsi="Times New Roman" w:cs="Times New Roman"/>
-          <w:sz w:val="20"/>
-        </w:rPr>
-        <w:t>upotrebe</w:t>
-      </w:r>
-      <w:proofErr w:type="spellEnd"/>
-      <w:r>
-        <w:rPr>
-          <w:rFonts w:ascii="Times New Roman" w:eastAsia="Times New Roman" w:hAnsi="Times New Roman" w:cs="Times New Roman"/>
-          <w:sz w:val="20"/>
-        </w:rPr>
-        <w:t xml:space="preserve"> za </w:t>
-      </w:r>
-      <w:proofErr w:type="spellStart"/>
-      <w:r>
-        <w:rPr>
-          <w:rFonts w:ascii="Times New Roman" w:eastAsia="Times New Roman" w:hAnsi="Times New Roman" w:cs="Times New Roman"/>
-          <w:sz w:val="20"/>
-        </w:rPr>
-        <w:t>funkcionalnost</w:t>
-      </w:r>
-      <w:proofErr w:type="spellEnd"/>
-      <w:r>
-        <w:rPr>
-          <w:rFonts w:ascii="Times New Roman" w:eastAsia="Times New Roman" w:hAnsi="Times New Roman" w:cs="Times New Roman"/>
-          <w:sz w:val="20"/>
-        </w:rPr>
-        <w:t xml:space="preserve"> </w:t>
-      </w:r>
-      <w:proofErr w:type="spellStart"/>
-      <w:r>
-        <w:rPr>
-          <w:rFonts w:ascii="Times New Roman" w:eastAsia="Times New Roman" w:hAnsi="Times New Roman" w:cs="Times New Roman"/>
-          <w:sz w:val="20"/>
-        </w:rPr>
-        <w:t>registracije</w:t>
-      </w:r>
-      <w:proofErr w:type="spellEnd"/>
-      <w:r>
-        <w:rPr>
-          <w:rFonts w:ascii="Times New Roman" w:eastAsia="Times New Roman" w:hAnsi="Times New Roman" w:cs="Times New Roman"/>
-          <w:sz w:val="20"/>
-        </w:rPr>
-        <w:t xml:space="preserve"> </w:t>
-      </w:r>
-      <w:proofErr w:type="spellStart"/>
-      <w:r>
-        <w:rPr>
-          <w:rFonts w:ascii="Times New Roman" w:eastAsia="Times New Roman" w:hAnsi="Times New Roman" w:cs="Times New Roman"/>
-          <w:sz w:val="20"/>
-        </w:rPr>
-        <w:t>novog</w:t>
-      </w:r>
-      <w:proofErr w:type="spellEnd"/>
-      <w:r>
-        <w:rPr>
-          <w:rFonts w:ascii="Times New Roman" w:eastAsia="Times New Roman" w:hAnsi="Times New Roman" w:cs="Times New Roman"/>
-          <w:sz w:val="20"/>
-        </w:rPr>
-        <w:t xml:space="preserve"> </w:t>
-      </w:r>
-      <w:proofErr w:type="spellStart"/>
-      <w:r>
-        <w:rPr>
-          <w:rFonts w:ascii="Times New Roman" w:eastAsia="Times New Roman" w:hAnsi="Times New Roman" w:cs="Times New Roman"/>
-          <w:sz w:val="20"/>
-        </w:rPr>
-        <w:t>korisnika</w:t>
-      </w:r>
-      <w:proofErr w:type="spellEnd"/>
-      <w:r>
-        <w:rPr>
-          <w:rFonts w:ascii="Times New Roman" w:eastAsia="Times New Roman" w:hAnsi="Times New Roman" w:cs="Times New Roman"/>
-          <w:sz w:val="20"/>
-        </w:rPr>
-        <w:t xml:space="preserve"> </w:t>
-      </w:r>
-      <w:proofErr w:type="spellStart"/>
-      <w:r>
-        <w:rPr>
-          <w:rFonts w:ascii="Times New Roman" w:eastAsia="Times New Roman" w:hAnsi="Times New Roman" w:cs="Times New Roman"/>
-          <w:sz w:val="20"/>
-        </w:rPr>
-        <w:t>na</w:t>
-      </w:r>
-      <w:proofErr w:type="spellEnd"/>
-      <w:r>
-        <w:rPr>
-          <w:rFonts w:ascii="Times New Roman" w:eastAsia="Times New Roman" w:hAnsi="Times New Roman" w:cs="Times New Roman"/>
-          <w:sz w:val="20"/>
-        </w:rPr>
-        <w:t xml:space="preserve"> </w:t>
-      </w:r>
-      <w:proofErr w:type="spellStart"/>
-      <w:r>
-        <w:rPr>
-          <w:rFonts w:ascii="Times New Roman" w:eastAsia="Times New Roman" w:hAnsi="Times New Roman" w:cs="Times New Roman"/>
-          <w:sz w:val="20"/>
-        </w:rPr>
-        <w:t>sistem</w:t>
-      </w:r>
-      <w:proofErr w:type="spellEnd"/>
-      <w:r>
-        <w:rPr>
-          <w:rFonts w:ascii="Times New Roman" w:eastAsia="Times New Roman" w:hAnsi="Times New Roman" w:cs="Times New Roman"/>
-          <w:sz w:val="20"/>
-        </w:rPr>
-        <w:t xml:space="preserve">, </w:t>
-      </w:r>
-      <w:proofErr w:type="spellStart"/>
-      <w:r>
-        <w:rPr>
-          <w:rFonts w:ascii="Times New Roman" w:eastAsia="Times New Roman" w:hAnsi="Times New Roman" w:cs="Times New Roman"/>
-          <w:sz w:val="20"/>
-        </w:rPr>
-        <w:t>sa</w:t>
-      </w:r>
-      <w:proofErr w:type="spellEnd"/>
-      <w:r>
-        <w:rPr>
-          <w:rFonts w:ascii="Times New Roman" w:eastAsia="Times New Roman" w:hAnsi="Times New Roman" w:cs="Times New Roman"/>
-          <w:sz w:val="20"/>
-        </w:rPr>
-        <w:t xml:space="preserve"> </w:t>
-      </w:r>
-      <w:proofErr w:type="spellStart"/>
-      <w:r>
-        <w:rPr>
-          <w:rFonts w:ascii="Times New Roman" w:eastAsia="Times New Roman" w:hAnsi="Times New Roman" w:cs="Times New Roman"/>
-          <w:sz w:val="20"/>
-        </w:rPr>
-        <w:t>primerima</w:t>
-      </w:r>
-      <w:proofErr w:type="spellEnd"/>
-      <w:r>
-        <w:rPr>
-          <w:rFonts w:ascii="Times New Roman" w:eastAsia="Times New Roman" w:hAnsi="Times New Roman" w:cs="Times New Roman"/>
-          <w:sz w:val="20"/>
-        </w:rPr>
-        <w:t xml:space="preserve"> </w:t>
-      </w:r>
-      <w:proofErr w:type="spellStart"/>
-      <w:r>
-        <w:rPr>
-          <w:rFonts w:ascii="Times New Roman" w:eastAsia="Times New Roman" w:hAnsi="Times New Roman" w:cs="Times New Roman"/>
-          <w:sz w:val="20"/>
-        </w:rPr>
-        <w:t>odgovarajućih</w:t>
-      </w:r>
-      <w:proofErr w:type="spellEnd"/>
-      <w:r>
-        <w:rPr>
-          <w:rFonts w:ascii="Times New Roman" w:eastAsia="Times New Roman" w:hAnsi="Times New Roman" w:cs="Times New Roman"/>
-          <w:sz w:val="20"/>
-        </w:rPr>
-        <w:t xml:space="preserve"> </w:t>
-      </w:r>
-      <w:proofErr w:type="spellStart"/>
-      <w:r>
-        <w:rPr>
-          <w:rFonts w:ascii="Times New Roman" w:eastAsia="Times New Roman" w:hAnsi="Times New Roman" w:cs="Times New Roman"/>
-          <w:sz w:val="20"/>
-        </w:rPr>
-        <w:t>formi</w:t>
-      </w:r>
-      <w:proofErr w:type="spellEnd"/>
-      <w:r>
-        <w:rPr>
-          <w:rFonts w:ascii="Times New Roman" w:eastAsia="Times New Roman" w:hAnsi="Times New Roman" w:cs="Times New Roman"/>
-          <w:sz w:val="20"/>
-        </w:rPr>
-        <w:t xml:space="preserve"> za </w:t>
-      </w:r>
-      <w:proofErr w:type="spellStart"/>
-      <w:r>
-        <w:rPr>
-          <w:rFonts w:ascii="Times New Roman" w:eastAsia="Times New Roman" w:hAnsi="Times New Roman" w:cs="Times New Roman"/>
-          <w:sz w:val="20"/>
-        </w:rPr>
-        <w:t>unos</w:t>
-      </w:r>
-      <w:proofErr w:type="spellEnd"/>
-      <w:r>
-        <w:rPr>
-          <w:rFonts w:ascii="Times New Roman" w:eastAsia="Times New Roman" w:hAnsi="Times New Roman" w:cs="Times New Roman"/>
-          <w:sz w:val="20"/>
-        </w:rPr>
-        <w:t xml:space="preserve"> </w:t>
-      </w:r>
-      <w:proofErr w:type="spellStart"/>
-      <w:r>
-        <w:rPr>
-          <w:rFonts w:ascii="Times New Roman" w:eastAsia="Times New Roman" w:hAnsi="Times New Roman" w:cs="Times New Roman"/>
-          <w:sz w:val="20"/>
-        </w:rPr>
-        <w:t>podataka</w:t>
-      </w:r>
-      <w:proofErr w:type="spellEnd"/>
+      <w:r>
+        <w:rPr>
+          <w:rFonts w:ascii="Times New Roman" w:eastAsia="Times New Roman" w:hAnsi="Times New Roman" w:cs="Times New Roman"/>
+          <w:sz w:val="20"/>
+        </w:rPr>
+        <w:t>Definisanje scenarija upotrebe za funkcionalnost registracije novog korisnika na sistem, sa primerima odgovarajućih formi za unos podataka</w:t>
+      </w:r>
     </w:p>
     <w:p>
       <w:pPr>
@@ -2834,44 +2471,11 @@
         <w:spacing w:after="83"/>
         <w:ind w:left="705" w:hanging="720"/>
       </w:pPr>
-      <w:proofErr w:type="spellStart"/>
-      <w:r>
-        <w:t>Namena</w:t>
-      </w:r>
-      <w:proofErr w:type="spellEnd"/>
-      <w:r>
-        <w:t xml:space="preserve"> </w:t>
-      </w:r>
-      <w:proofErr w:type="spellStart"/>
-      <w:r>
-        <w:t>dokumenta</w:t>
-      </w:r>
-      <w:proofErr w:type="spellEnd"/>
-      <w:r>
-        <w:t xml:space="preserve"> </w:t>
-      </w:r>
-      <w:proofErr w:type="spellStart"/>
-      <w:r>
-        <w:t>i</w:t>
-      </w:r>
-      <w:proofErr w:type="spellEnd"/>
-      <w:r>
-        <w:t xml:space="preserve"> </w:t>
-      </w:r>
-      <w:proofErr w:type="spellStart"/>
-      <w:r>
-        <w:t>ciljne</w:t>
-      </w:r>
-      <w:proofErr w:type="spellEnd"/>
-      <w:r>
-        <w:t xml:space="preserve"> </w:t>
-      </w:r>
-      <w:proofErr w:type="spellStart"/>
-      <w:r>
-        <w:t>grupe</w:t>
+      <w:bookmarkStart w:id="2" w:name="_Toc205934125"/>
+      <w:r>
+        <w:t>Namena dokumenta i ciljne grupe</w:t>
       </w:r>
       <w:bookmarkEnd w:id="2"/>
-      <w:proofErr w:type="spellEnd"/>
       <w:r>
         <w:t xml:space="preserve"> </w:t>
       </w:r>
@@ -2887,323 +2491,28 @@
       </w:pPr>
       <w:bookmarkStart w:id="3" w:name="_Toc205845151"/>
       <w:bookmarkStart w:id="4" w:name="_Toc205845233"/>
-      <w:proofErr w:type="spellStart"/>
+      <w:bookmarkStart w:id="5" w:name="_Toc205934126"/>
       <w:r>
         <w:rPr>
           <w:rFonts w:ascii="Times New Roman" w:eastAsia="Times New Roman" w:hAnsi="Times New Roman" w:cs="Times New Roman"/>
           <w:b w:val="0"/>
         </w:rPr>
-        <w:t>Dokument</w:t>
-      </w:r>
-      <w:proofErr w:type="spellEnd"/>
-      <w:r>
-        <w:rPr>
-          <w:rFonts w:ascii="Times New Roman" w:eastAsia="Times New Roman" w:hAnsi="Times New Roman" w:cs="Times New Roman"/>
-          <w:b w:val="0"/>
-        </w:rPr>
-        <w:t xml:space="preserve"> </w:t>
-      </w:r>
-      <w:proofErr w:type="spellStart"/>
-      <w:r>
-        <w:rPr>
-          <w:rFonts w:ascii="Times New Roman" w:eastAsia="Times New Roman" w:hAnsi="Times New Roman" w:cs="Times New Roman"/>
-          <w:b w:val="0"/>
-        </w:rPr>
-        <w:t>će</w:t>
-      </w:r>
-      <w:proofErr w:type="spellEnd"/>
-      <w:r>
-        <w:rPr>
-          <w:rFonts w:ascii="Times New Roman" w:eastAsia="Times New Roman" w:hAnsi="Times New Roman" w:cs="Times New Roman"/>
-          <w:b w:val="0"/>
-        </w:rPr>
-        <w:t xml:space="preserve"> </w:t>
-      </w:r>
-      <w:proofErr w:type="spellStart"/>
-      <w:r>
-        <w:rPr>
-          <w:rFonts w:ascii="Times New Roman" w:eastAsia="Times New Roman" w:hAnsi="Times New Roman" w:cs="Times New Roman"/>
-          <w:b w:val="0"/>
-        </w:rPr>
-        <w:t>koristiti</w:t>
-      </w:r>
-      <w:proofErr w:type="spellEnd"/>
-      <w:r>
-        <w:rPr>
-          <w:rFonts w:ascii="Times New Roman" w:eastAsia="Times New Roman" w:hAnsi="Times New Roman" w:cs="Times New Roman"/>
-          <w:b w:val="0"/>
-        </w:rPr>
-        <w:t xml:space="preserve"> </w:t>
-      </w:r>
-      <w:proofErr w:type="spellStart"/>
-      <w:r>
-        <w:rPr>
-          <w:rFonts w:ascii="Times New Roman" w:eastAsia="Times New Roman" w:hAnsi="Times New Roman" w:cs="Times New Roman"/>
-          <w:b w:val="0"/>
-        </w:rPr>
-        <w:t>svi</w:t>
-      </w:r>
-      <w:proofErr w:type="spellEnd"/>
-      <w:r>
-        <w:rPr>
-          <w:rFonts w:ascii="Times New Roman" w:eastAsia="Times New Roman" w:hAnsi="Times New Roman" w:cs="Times New Roman"/>
-          <w:b w:val="0"/>
-        </w:rPr>
-        <w:t xml:space="preserve"> </w:t>
-      </w:r>
-      <w:proofErr w:type="spellStart"/>
-      <w:r>
-        <w:rPr>
-          <w:rFonts w:ascii="Times New Roman" w:eastAsia="Times New Roman" w:hAnsi="Times New Roman" w:cs="Times New Roman"/>
-          <w:b w:val="0"/>
-        </w:rPr>
-        <w:t>članovi</w:t>
-      </w:r>
-      <w:proofErr w:type="spellEnd"/>
-      <w:r>
-        <w:rPr>
-          <w:rFonts w:ascii="Times New Roman" w:eastAsia="Times New Roman" w:hAnsi="Times New Roman" w:cs="Times New Roman"/>
-          <w:b w:val="0"/>
-        </w:rPr>
-        <w:t xml:space="preserve"> </w:t>
-      </w:r>
-      <w:proofErr w:type="spellStart"/>
-      <w:r>
-        <w:rPr>
-          <w:rFonts w:ascii="Times New Roman" w:eastAsia="Times New Roman" w:hAnsi="Times New Roman" w:cs="Times New Roman"/>
-          <w:b w:val="0"/>
-        </w:rPr>
-        <w:t>projektnog</w:t>
-      </w:r>
-      <w:proofErr w:type="spellEnd"/>
-      <w:r>
-        <w:rPr>
-          <w:rFonts w:ascii="Times New Roman" w:eastAsia="Times New Roman" w:hAnsi="Times New Roman" w:cs="Times New Roman"/>
-          <w:b w:val="0"/>
-        </w:rPr>
-        <w:t xml:space="preserve"> </w:t>
-      </w:r>
-      <w:proofErr w:type="spellStart"/>
-      <w:r>
-        <w:rPr>
-          <w:rFonts w:ascii="Times New Roman" w:eastAsia="Times New Roman" w:hAnsi="Times New Roman" w:cs="Times New Roman"/>
-          <w:b w:val="0"/>
-        </w:rPr>
-        <w:t>tima</w:t>
-      </w:r>
-      <w:proofErr w:type="spellEnd"/>
-      <w:r>
-        <w:rPr>
-          <w:rFonts w:ascii="Times New Roman" w:eastAsia="Times New Roman" w:hAnsi="Times New Roman" w:cs="Times New Roman"/>
-          <w:b w:val="0"/>
-        </w:rPr>
-        <w:t xml:space="preserve"> u </w:t>
-      </w:r>
-      <w:proofErr w:type="spellStart"/>
-      <w:r>
-        <w:rPr>
-          <w:rFonts w:ascii="Times New Roman" w:eastAsia="Times New Roman" w:hAnsi="Times New Roman" w:cs="Times New Roman"/>
-          <w:b w:val="0"/>
-        </w:rPr>
-        <w:t>razvoju</w:t>
-      </w:r>
-      <w:proofErr w:type="spellEnd"/>
-      <w:r>
-        <w:rPr>
-          <w:rFonts w:ascii="Times New Roman" w:eastAsia="Times New Roman" w:hAnsi="Times New Roman" w:cs="Times New Roman"/>
-          <w:b w:val="0"/>
-        </w:rPr>
-        <w:t xml:space="preserve"> </w:t>
-      </w:r>
-      <w:proofErr w:type="spellStart"/>
-      <w:r>
-        <w:rPr>
-          <w:rFonts w:ascii="Times New Roman" w:eastAsia="Times New Roman" w:hAnsi="Times New Roman" w:cs="Times New Roman"/>
-          <w:b w:val="0"/>
-        </w:rPr>
-        <w:t>i</w:t>
-      </w:r>
-      <w:proofErr w:type="spellEnd"/>
-      <w:r>
-        <w:rPr>
-          <w:rFonts w:ascii="Times New Roman" w:eastAsia="Times New Roman" w:hAnsi="Times New Roman" w:cs="Times New Roman"/>
-          <w:b w:val="0"/>
-        </w:rPr>
-        <w:t xml:space="preserve"> </w:t>
-      </w:r>
-      <w:proofErr w:type="spellStart"/>
-      <w:r>
-        <w:rPr>
-          <w:rFonts w:ascii="Times New Roman" w:eastAsia="Times New Roman" w:hAnsi="Times New Roman" w:cs="Times New Roman"/>
-          <w:b w:val="0"/>
-        </w:rPr>
-        <w:t>testiranju</w:t>
-      </w:r>
-      <w:proofErr w:type="spellEnd"/>
-      <w:r>
-        <w:rPr>
-          <w:rFonts w:ascii="Times New Roman" w:eastAsia="Times New Roman" w:hAnsi="Times New Roman" w:cs="Times New Roman"/>
-          <w:b w:val="0"/>
-        </w:rPr>
-        <w:t xml:space="preserve"> </w:t>
-      </w:r>
-      <w:proofErr w:type="spellStart"/>
-      <w:r>
-        <w:rPr>
-          <w:rFonts w:ascii="Times New Roman" w:eastAsia="Times New Roman" w:hAnsi="Times New Roman" w:cs="Times New Roman"/>
-          <w:b w:val="0"/>
-        </w:rPr>
-        <w:t>funkcionalnosti</w:t>
-      </w:r>
-      <w:proofErr w:type="spellEnd"/>
-      <w:r>
-        <w:rPr>
-          <w:rFonts w:ascii="Times New Roman" w:eastAsia="Times New Roman" w:hAnsi="Times New Roman" w:cs="Times New Roman"/>
-          <w:b w:val="0"/>
-        </w:rPr>
-        <w:t xml:space="preserve"> </w:t>
-      </w:r>
-      <w:proofErr w:type="spellStart"/>
-      <w:r>
-        <w:rPr>
-          <w:rFonts w:ascii="Times New Roman" w:eastAsia="Times New Roman" w:hAnsi="Times New Roman" w:cs="Times New Roman"/>
-          <w:b w:val="0"/>
-        </w:rPr>
-        <w:t>prijave</w:t>
-      </w:r>
-      <w:proofErr w:type="spellEnd"/>
-      <w:r>
-        <w:rPr>
-          <w:rFonts w:ascii="Times New Roman" w:eastAsia="Times New Roman" w:hAnsi="Times New Roman" w:cs="Times New Roman"/>
-          <w:b w:val="0"/>
-        </w:rPr>
-        <w:t xml:space="preserve">, a </w:t>
-      </w:r>
-      <w:proofErr w:type="spellStart"/>
-      <w:r>
-        <w:rPr>
-          <w:rFonts w:ascii="Times New Roman" w:eastAsia="Times New Roman" w:hAnsi="Times New Roman" w:cs="Times New Roman"/>
-          <w:b w:val="0"/>
-        </w:rPr>
-        <w:t>može</w:t>
-      </w:r>
-      <w:proofErr w:type="spellEnd"/>
-      <w:r>
-        <w:rPr>
-          <w:rFonts w:ascii="Times New Roman" w:eastAsia="Times New Roman" w:hAnsi="Times New Roman" w:cs="Times New Roman"/>
-          <w:b w:val="0"/>
-        </w:rPr>
-        <w:t xml:space="preserve"> se </w:t>
-      </w:r>
-      <w:proofErr w:type="spellStart"/>
-      <w:r>
-        <w:rPr>
-          <w:rFonts w:ascii="Times New Roman" w:eastAsia="Times New Roman" w:hAnsi="Times New Roman" w:cs="Times New Roman"/>
-          <w:b w:val="0"/>
-        </w:rPr>
-        <w:t>koristiti</w:t>
-      </w:r>
-      <w:proofErr w:type="spellEnd"/>
-      <w:r>
-        <w:rPr>
-          <w:rFonts w:ascii="Times New Roman" w:eastAsia="Times New Roman" w:hAnsi="Times New Roman" w:cs="Times New Roman"/>
-          <w:b w:val="0"/>
-        </w:rPr>
-        <w:t xml:space="preserve"> </w:t>
-      </w:r>
-      <w:proofErr w:type="spellStart"/>
-      <w:r>
-        <w:rPr>
-          <w:rFonts w:ascii="Times New Roman" w:eastAsia="Times New Roman" w:hAnsi="Times New Roman" w:cs="Times New Roman"/>
-          <w:b w:val="0"/>
-        </w:rPr>
-        <w:t>i</w:t>
-      </w:r>
-      <w:proofErr w:type="spellEnd"/>
-      <w:r>
-        <w:rPr>
-          <w:rFonts w:ascii="Times New Roman" w:eastAsia="Times New Roman" w:hAnsi="Times New Roman" w:cs="Times New Roman"/>
-          <w:b w:val="0"/>
-        </w:rPr>
-        <w:t xml:space="preserve"> </w:t>
-      </w:r>
-      <w:proofErr w:type="spellStart"/>
-      <w:r>
-        <w:rPr>
-          <w:rFonts w:ascii="Times New Roman" w:eastAsia="Times New Roman" w:hAnsi="Times New Roman" w:cs="Times New Roman"/>
-          <w:b w:val="0"/>
-        </w:rPr>
-        <w:t>pri</w:t>
-      </w:r>
-      <w:proofErr w:type="spellEnd"/>
-      <w:r>
-        <w:rPr>
-          <w:rFonts w:ascii="Times New Roman" w:eastAsia="Times New Roman" w:hAnsi="Times New Roman" w:cs="Times New Roman"/>
-          <w:b w:val="0"/>
-        </w:rPr>
-        <w:t xml:space="preserve"> </w:t>
-      </w:r>
-      <w:proofErr w:type="spellStart"/>
-      <w:r>
-        <w:rPr>
-          <w:rFonts w:ascii="Times New Roman" w:eastAsia="Times New Roman" w:hAnsi="Times New Roman" w:cs="Times New Roman"/>
-          <w:b w:val="0"/>
-        </w:rPr>
-        <w:t>pisanju</w:t>
-      </w:r>
-      <w:proofErr w:type="spellEnd"/>
-      <w:r>
-        <w:rPr>
-          <w:rFonts w:ascii="Times New Roman" w:eastAsia="Times New Roman" w:hAnsi="Times New Roman" w:cs="Times New Roman"/>
-          <w:b w:val="0"/>
-        </w:rPr>
-        <w:t xml:space="preserve"> </w:t>
-      </w:r>
-      <w:proofErr w:type="spellStart"/>
-      <w:r>
-        <w:rPr>
-          <w:rFonts w:ascii="Times New Roman" w:eastAsia="Times New Roman" w:hAnsi="Times New Roman" w:cs="Times New Roman"/>
-          <w:b w:val="0"/>
-        </w:rPr>
-        <w:t>uputstva</w:t>
-      </w:r>
-      <w:proofErr w:type="spellEnd"/>
-      <w:r>
-        <w:rPr>
-          <w:rFonts w:ascii="Times New Roman" w:eastAsia="Times New Roman" w:hAnsi="Times New Roman" w:cs="Times New Roman"/>
-          <w:b w:val="0"/>
-        </w:rPr>
-        <w:t xml:space="preserve"> za </w:t>
-      </w:r>
-      <w:proofErr w:type="spellStart"/>
-      <w:r>
-        <w:rPr>
-          <w:rFonts w:ascii="Times New Roman" w:eastAsia="Times New Roman" w:hAnsi="Times New Roman" w:cs="Times New Roman"/>
-          <w:b w:val="0"/>
-        </w:rPr>
-        <w:t>korisnike</w:t>
-      </w:r>
-      <w:proofErr w:type="spellEnd"/>
-      <w:r>
-        <w:rPr>
-          <w:rFonts w:ascii="Times New Roman" w:eastAsia="Times New Roman" w:hAnsi="Times New Roman" w:cs="Times New Roman"/>
-          <w:b w:val="0"/>
-        </w:rPr>
-        <w:t>.</w:t>
+        <w:t>Dokument će koristiti svi članovi projektnog tima u razvoju i testiranju funkcionalnosti prijave, a može se koristiti i pri pisanju uputstva za korisnike.</w:t>
       </w:r>
       <w:bookmarkEnd w:id="3"/>
       <w:bookmarkEnd w:id="4"/>
+      <w:bookmarkEnd w:id="5"/>
     </w:p>
     <w:p>
       <w:pPr>
         <w:pStyle w:val="Heading2"/>
         <w:ind w:left="705" w:hanging="720"/>
       </w:pPr>
-      <w:bookmarkStart w:id="5" w:name="_Toc205845234"/>
+      <w:bookmarkStart w:id="6" w:name="_Toc205934127"/>
       <w:r>
         <w:t>Reference</w:t>
       </w:r>
-      <w:bookmarkEnd w:id="5"/>
+      <w:bookmarkEnd w:id="6"/>
       <w:r>
         <w:t xml:space="preserve"> </w:t>
       </w:r>
@@ -3217,37 +2526,12 @@
         <w:spacing w:after="3" w:line="252" w:lineRule="auto"/>
         <w:ind w:hanging="360"/>
       </w:pPr>
-      <w:proofErr w:type="spellStart"/>
-      <w:r>
-        <w:rPr>
-          <w:rFonts w:ascii="Times New Roman" w:eastAsia="Times New Roman" w:hAnsi="Times New Roman" w:cs="Times New Roman"/>
-          <w:sz w:val="20"/>
-        </w:rPr>
-        <w:t>Projektni</w:t>
-      </w:r>
-      <w:proofErr w:type="spellEnd"/>
-      <w:r>
-        <w:rPr>
-          <w:rFonts w:ascii="Times New Roman" w:eastAsia="Times New Roman" w:hAnsi="Times New Roman" w:cs="Times New Roman"/>
-          <w:sz w:val="20"/>
-        </w:rPr>
-        <w:t xml:space="preserve"> </w:t>
-      </w:r>
-      <w:proofErr w:type="spellStart"/>
-      <w:r>
-        <w:rPr>
-          <w:rFonts w:ascii="Times New Roman" w:eastAsia="Times New Roman" w:hAnsi="Times New Roman" w:cs="Times New Roman"/>
-          <w:sz w:val="20"/>
-        </w:rPr>
-        <w:t>zadatak</w:t>
-      </w:r>
-      <w:proofErr w:type="spellEnd"/>
-      <w:r>
-        <w:rPr>
-          <w:rFonts w:ascii="Times New Roman" w:eastAsia="Times New Roman" w:hAnsi="Times New Roman" w:cs="Times New Roman"/>
-          <w:sz w:val="20"/>
-        </w:rPr>
-        <w:t xml:space="preserve"> </w:t>
+      <w:r>
+        <w:rPr>
+          <w:rFonts w:ascii="Times New Roman" w:eastAsia="Times New Roman" w:hAnsi="Times New Roman" w:cs="Times New Roman"/>
+          <w:sz w:val="20"/>
+        </w:rPr>
+        <w:t xml:space="preserve">Projektni zadatak </w:t>
       </w:r>
     </w:p>
     <w:p>
@@ -3259,101 +2543,12 @@
         <w:spacing w:after="3" w:line="252" w:lineRule="auto"/>
         <w:ind w:hanging="360"/>
       </w:pPr>
-      <w:proofErr w:type="spellStart"/>
-      <w:r>
-        <w:rPr>
-          <w:rFonts w:ascii="Times New Roman" w:eastAsia="Times New Roman" w:hAnsi="Times New Roman" w:cs="Times New Roman"/>
-          <w:sz w:val="20"/>
-        </w:rPr>
-        <w:t>Uputstvo</w:t>
-      </w:r>
-      <w:proofErr w:type="spellEnd"/>
-      <w:r>
-        <w:rPr>
-          <w:rFonts w:ascii="Times New Roman" w:eastAsia="Times New Roman" w:hAnsi="Times New Roman" w:cs="Times New Roman"/>
-          <w:sz w:val="20"/>
-        </w:rPr>
-        <w:t xml:space="preserve"> za </w:t>
-      </w:r>
-      <w:proofErr w:type="spellStart"/>
-      <w:r>
-        <w:rPr>
-          <w:rFonts w:ascii="Times New Roman" w:eastAsia="Times New Roman" w:hAnsi="Times New Roman" w:cs="Times New Roman"/>
-          <w:sz w:val="20"/>
-        </w:rPr>
-        <w:t>pisanje</w:t>
-      </w:r>
-      <w:proofErr w:type="spellEnd"/>
-      <w:r>
-        <w:rPr>
-          <w:rFonts w:ascii="Times New Roman" w:eastAsia="Times New Roman" w:hAnsi="Times New Roman" w:cs="Times New Roman"/>
-          <w:sz w:val="20"/>
-        </w:rPr>
-        <w:t xml:space="preserve"> </w:t>
-      </w:r>
-      <w:proofErr w:type="spellStart"/>
-      <w:r>
-        <w:rPr>
-          <w:rFonts w:ascii="Times New Roman" w:eastAsia="Times New Roman" w:hAnsi="Times New Roman" w:cs="Times New Roman"/>
-          <w:sz w:val="20"/>
-        </w:rPr>
-        <w:t>specifikacije</w:t>
-      </w:r>
-      <w:proofErr w:type="spellEnd"/>
-      <w:r>
-        <w:rPr>
-          <w:rFonts w:ascii="Times New Roman" w:eastAsia="Times New Roman" w:hAnsi="Times New Roman" w:cs="Times New Roman"/>
-          <w:sz w:val="20"/>
-        </w:rPr>
-        <w:t xml:space="preserve"> </w:t>
-      </w:r>
-      <w:proofErr w:type="spellStart"/>
-      <w:r>
-        <w:rPr>
-          <w:rFonts w:ascii="Times New Roman" w:eastAsia="Times New Roman" w:hAnsi="Times New Roman" w:cs="Times New Roman"/>
-          <w:sz w:val="20"/>
-        </w:rPr>
-        <w:t>scenarija</w:t>
-      </w:r>
-      <w:proofErr w:type="spellEnd"/>
-      <w:r>
-        <w:rPr>
-          <w:rFonts w:ascii="Times New Roman" w:eastAsia="Times New Roman" w:hAnsi="Times New Roman" w:cs="Times New Roman"/>
-          <w:sz w:val="20"/>
-        </w:rPr>
-        <w:t xml:space="preserve"> </w:t>
-      </w:r>
-      <w:proofErr w:type="spellStart"/>
-      <w:r>
-        <w:rPr>
-          <w:rFonts w:ascii="Times New Roman" w:eastAsia="Times New Roman" w:hAnsi="Times New Roman" w:cs="Times New Roman"/>
-          <w:sz w:val="20"/>
-        </w:rPr>
-        <w:t>upotrebe</w:t>
-      </w:r>
-      <w:proofErr w:type="spellEnd"/>
-      <w:r>
-        <w:rPr>
-          <w:rFonts w:ascii="Times New Roman" w:eastAsia="Times New Roman" w:hAnsi="Times New Roman" w:cs="Times New Roman"/>
-          <w:sz w:val="20"/>
-        </w:rPr>
-        <w:t xml:space="preserve"> </w:t>
-      </w:r>
-      <w:proofErr w:type="spellStart"/>
-      <w:r>
-        <w:rPr>
-          <w:rFonts w:ascii="Times New Roman" w:eastAsia="Times New Roman" w:hAnsi="Times New Roman" w:cs="Times New Roman"/>
-          <w:sz w:val="20"/>
-        </w:rPr>
-        <w:t>funkcionalnosti</w:t>
-      </w:r>
-      <w:proofErr w:type="spellEnd"/>
-      <w:r>
-        <w:rPr>
-          <w:rFonts w:ascii="Times New Roman" w:eastAsia="Times New Roman" w:hAnsi="Times New Roman" w:cs="Times New Roman"/>
-          <w:sz w:val="20"/>
-        </w:rPr>
-        <w:t xml:space="preserve">  </w:t>
+      <w:r>
+        <w:rPr>
+          <w:rFonts w:ascii="Times New Roman" w:eastAsia="Times New Roman" w:hAnsi="Times New Roman" w:cs="Times New Roman"/>
+          <w:sz w:val="20"/>
+        </w:rPr>
+        <w:t xml:space="preserve">Uputstvo za pisanje specifikacije scenarija upotrebe funkcionalnosti  </w:t>
       </w:r>
     </w:p>
     <w:p>
@@ -3396,16 +2591,11 @@
         <w:spacing w:after="0"/>
         <w:ind w:left="705" w:hanging="720"/>
       </w:pPr>
-      <w:bookmarkStart w:id="6" w:name="_Toc205845235"/>
-      <w:r>
-        <w:t xml:space="preserve">Otvorena </w:t>
-      </w:r>
-      <w:proofErr w:type="spellStart"/>
-      <w:r>
-        <w:t>pitanja</w:t>
-      </w:r>
-      <w:bookmarkEnd w:id="6"/>
-      <w:proofErr w:type="spellEnd"/>
+      <w:bookmarkStart w:id="7" w:name="_Toc205934128"/>
+      <w:r>
+        <w:t>Otvorena pitanja</w:t>
+      </w:r>
+      <w:bookmarkEnd w:id="7"/>
       <w:r>
         <w:t xml:space="preserve"> </w:t>
       </w:r>
@@ -3442,37 +2632,12 @@
             </w:tcBorders>
           </w:tcPr>
           <w:p>
-            <w:proofErr w:type="spellStart"/>
             <w:r>
               <w:rPr>
                 <w:rFonts w:ascii="Times New Roman" w:eastAsia="Times New Roman" w:hAnsi="Times New Roman" w:cs="Times New Roman"/>
                 <w:sz w:val="20"/>
               </w:rPr>
-              <w:t>Redni</w:t>
-            </w:r>
-            <w:proofErr w:type="spellEnd"/>
-            <w:r>
-              <w:rPr>
-                <w:rFonts w:ascii="Times New Roman" w:eastAsia="Times New Roman" w:hAnsi="Times New Roman" w:cs="Times New Roman"/>
-                <w:sz w:val="20"/>
-              </w:rPr>
-              <w:t xml:space="preserve"> </w:t>
-            </w:r>
-            <w:proofErr w:type="spellStart"/>
-            <w:r>
-              <w:rPr>
-                <w:rFonts w:ascii="Times New Roman" w:eastAsia="Times New Roman" w:hAnsi="Times New Roman" w:cs="Times New Roman"/>
-                <w:sz w:val="20"/>
-              </w:rPr>
-              <w:t>broj</w:t>
-            </w:r>
-            <w:proofErr w:type="spellEnd"/>
-            <w:r>
-              <w:rPr>
-                <w:rFonts w:ascii="Times New Roman" w:eastAsia="Times New Roman" w:hAnsi="Times New Roman" w:cs="Times New Roman"/>
-                <w:sz w:val="20"/>
-              </w:rPr>
-              <w:t xml:space="preserve"> </w:t>
+              <w:t xml:space="preserve">Redni broj </w:t>
             </w:r>
           </w:p>
         </w:tc>
@@ -3487,21 +2652,12 @@
             </w:tcBorders>
           </w:tcPr>
           <w:p>
-            <w:proofErr w:type="spellStart"/>
             <w:r>
               <w:rPr>
                 <w:rFonts w:ascii="Times New Roman" w:eastAsia="Times New Roman" w:hAnsi="Times New Roman" w:cs="Times New Roman"/>
                 <w:sz w:val="20"/>
               </w:rPr>
-              <w:t>Opis</w:t>
-            </w:r>
-            <w:proofErr w:type="spellEnd"/>
-            <w:r>
-              <w:rPr>
-                <w:rFonts w:ascii="Times New Roman" w:eastAsia="Times New Roman" w:hAnsi="Times New Roman" w:cs="Times New Roman"/>
-                <w:sz w:val="20"/>
-              </w:rPr>
-              <w:t xml:space="preserve"> </w:t>
+              <w:t xml:space="preserve">Opis </w:t>
             </w:r>
           </w:p>
         </w:tc>
@@ -3516,21 +2672,12 @@
             </w:tcBorders>
           </w:tcPr>
           <w:p>
-            <w:proofErr w:type="spellStart"/>
             <w:r>
               <w:rPr>
                 <w:rFonts w:ascii="Times New Roman" w:eastAsia="Times New Roman" w:hAnsi="Times New Roman" w:cs="Times New Roman"/>
                 <w:sz w:val="20"/>
               </w:rPr>
-              <w:t>Rešenje</w:t>
-            </w:r>
-            <w:proofErr w:type="spellEnd"/>
-            <w:r>
-              <w:rPr>
-                <w:rFonts w:ascii="Times New Roman" w:eastAsia="Times New Roman" w:hAnsi="Times New Roman" w:cs="Times New Roman"/>
-                <w:sz w:val="20"/>
-              </w:rPr>
-              <w:t xml:space="preserve"> </w:t>
+              <w:t xml:space="preserve">Rešenje </w:t>
             </w:r>
           </w:p>
         </w:tc>
@@ -3583,166 +2730,20 @@
                 <w:rFonts w:ascii="Times New Roman" w:eastAsia="Times New Roman" w:hAnsi="Times New Roman" w:cs="Times New Roman"/>
                 <w:sz w:val="20"/>
               </w:rPr>
-              <w:t xml:space="preserve">Da li </w:t>
-            </w:r>
-            <w:proofErr w:type="spellStart"/>
-            <w:r>
-              <w:rPr>
-                <w:rFonts w:ascii="Times New Roman" w:eastAsia="Times New Roman" w:hAnsi="Times New Roman" w:cs="Times New Roman"/>
-                <w:sz w:val="20"/>
-              </w:rPr>
-              <w:t>postoje</w:t>
-            </w:r>
-            <w:proofErr w:type="spellEnd"/>
-            <w:r>
-              <w:rPr>
-                <w:rFonts w:ascii="Times New Roman" w:eastAsia="Times New Roman" w:hAnsi="Times New Roman" w:cs="Times New Roman"/>
-                <w:sz w:val="20"/>
-              </w:rPr>
-              <w:t xml:space="preserve"> </w:t>
-            </w:r>
-            <w:proofErr w:type="spellStart"/>
-            <w:r>
-              <w:rPr>
-                <w:rFonts w:ascii="Times New Roman" w:eastAsia="Times New Roman" w:hAnsi="Times New Roman" w:cs="Times New Roman"/>
-                <w:sz w:val="20"/>
-              </w:rPr>
-              <w:t>ograničenja</w:t>
-            </w:r>
-            <w:proofErr w:type="spellEnd"/>
-            <w:r>
-              <w:rPr>
-                <w:rFonts w:ascii="Times New Roman" w:eastAsia="Times New Roman" w:hAnsi="Times New Roman" w:cs="Times New Roman"/>
-                <w:sz w:val="20"/>
-              </w:rPr>
-              <w:t xml:space="preserve"> za format </w:t>
-            </w:r>
-            <w:proofErr w:type="spellStart"/>
-            <w:r>
-              <w:rPr>
-                <w:rFonts w:ascii="Times New Roman" w:eastAsia="Times New Roman" w:hAnsi="Times New Roman" w:cs="Times New Roman"/>
-                <w:sz w:val="20"/>
-              </w:rPr>
-              <w:t>korisničkog</w:t>
-            </w:r>
-            <w:proofErr w:type="spellEnd"/>
-            <w:r>
-              <w:rPr>
-                <w:rFonts w:ascii="Times New Roman" w:eastAsia="Times New Roman" w:hAnsi="Times New Roman" w:cs="Times New Roman"/>
-                <w:sz w:val="20"/>
-              </w:rPr>
-              <w:t xml:space="preserve"> </w:t>
-            </w:r>
-            <w:proofErr w:type="spellStart"/>
-            <w:r>
-              <w:rPr>
-                <w:rFonts w:ascii="Times New Roman" w:eastAsia="Times New Roman" w:hAnsi="Times New Roman" w:cs="Times New Roman"/>
-                <w:sz w:val="20"/>
-              </w:rPr>
-              <w:t>imena</w:t>
-            </w:r>
-            <w:proofErr w:type="spellEnd"/>
-            <w:r>
-              <w:rPr>
-                <w:rFonts w:ascii="Times New Roman" w:eastAsia="Times New Roman" w:hAnsi="Times New Roman" w:cs="Times New Roman"/>
-                <w:sz w:val="20"/>
-              </w:rPr>
-              <w:t xml:space="preserve"> (</w:t>
-            </w:r>
-            <w:proofErr w:type="spellStart"/>
-            <w:r>
-              <w:rPr>
-                <w:rFonts w:ascii="Times New Roman" w:eastAsia="Times New Roman" w:hAnsi="Times New Roman" w:cs="Times New Roman"/>
-                <w:sz w:val="20"/>
-              </w:rPr>
-              <w:t>npr</w:t>
-            </w:r>
-            <w:proofErr w:type="spellEnd"/>
-            <w:r>
-              <w:rPr>
-                <w:rFonts w:ascii="Times New Roman" w:eastAsia="Times New Roman" w:hAnsi="Times New Roman" w:cs="Times New Roman"/>
-                <w:sz w:val="20"/>
-              </w:rPr>
-              <w:t xml:space="preserve">. </w:t>
-            </w:r>
-            <w:proofErr w:type="spellStart"/>
-            <w:r>
-              <w:rPr>
-                <w:rFonts w:ascii="Times New Roman" w:eastAsia="Times New Roman" w:hAnsi="Times New Roman" w:cs="Times New Roman"/>
-                <w:sz w:val="20"/>
-              </w:rPr>
-              <w:t>minimalni</w:t>
-            </w:r>
-            <w:proofErr w:type="spellEnd"/>
+              <w:t>Da li postoje ograničenja za format korisničkog imena (npr. minimalni</w:t>
+            </w:r>
           </w:p>
           <w:p>
             <w:pPr>
               <w:ind w:right="50"/>
               <w:jc w:val="both"/>
             </w:pPr>
-            <w:proofErr w:type="spellStart"/>
             <w:r>
               <w:rPr>
                 <w:rFonts w:ascii="Times New Roman" w:eastAsia="Times New Roman" w:hAnsi="Times New Roman" w:cs="Times New Roman"/>
                 <w:sz w:val="20"/>
               </w:rPr>
-              <w:t>broj</w:t>
-            </w:r>
-            <w:proofErr w:type="spellEnd"/>
-            <w:r>
-              <w:rPr>
-                <w:rFonts w:ascii="Times New Roman" w:eastAsia="Times New Roman" w:hAnsi="Times New Roman" w:cs="Times New Roman"/>
-                <w:sz w:val="20"/>
-              </w:rPr>
-              <w:t xml:space="preserve"> </w:t>
-            </w:r>
-            <w:proofErr w:type="spellStart"/>
-            <w:r>
-              <w:rPr>
-                <w:rFonts w:ascii="Times New Roman" w:eastAsia="Times New Roman" w:hAnsi="Times New Roman" w:cs="Times New Roman"/>
-                <w:sz w:val="20"/>
-              </w:rPr>
-              <w:t>karaktera</w:t>
-            </w:r>
-            <w:proofErr w:type="spellEnd"/>
-            <w:r>
-              <w:rPr>
-                <w:rFonts w:ascii="Times New Roman" w:eastAsia="Times New Roman" w:hAnsi="Times New Roman" w:cs="Times New Roman"/>
-                <w:sz w:val="20"/>
-              </w:rPr>
-              <w:t xml:space="preserve">, </w:t>
-            </w:r>
-            <w:proofErr w:type="spellStart"/>
-            <w:r>
-              <w:rPr>
-                <w:rFonts w:ascii="Times New Roman" w:eastAsia="Times New Roman" w:hAnsi="Times New Roman" w:cs="Times New Roman"/>
-                <w:sz w:val="20"/>
-              </w:rPr>
-              <w:t>dozvoljeni</w:t>
-            </w:r>
-            <w:proofErr w:type="spellEnd"/>
-            <w:r>
-              <w:rPr>
-                <w:rFonts w:ascii="Times New Roman" w:eastAsia="Times New Roman" w:hAnsi="Times New Roman" w:cs="Times New Roman"/>
-                <w:sz w:val="20"/>
-              </w:rPr>
-              <w:t xml:space="preserve"> </w:t>
-            </w:r>
-            <w:proofErr w:type="spellStart"/>
-            <w:r>
-              <w:rPr>
-                <w:rFonts w:ascii="Times New Roman" w:eastAsia="Times New Roman" w:hAnsi="Times New Roman" w:cs="Times New Roman"/>
-                <w:sz w:val="20"/>
-              </w:rPr>
-              <w:t>znaci</w:t>
-            </w:r>
-            <w:proofErr w:type="spellEnd"/>
-            <w:r>
-              <w:rPr>
-                <w:rFonts w:ascii="Times New Roman" w:eastAsia="Times New Roman" w:hAnsi="Times New Roman" w:cs="Times New Roman"/>
-                <w:sz w:val="20"/>
-              </w:rPr>
-              <w:t>)?</w:t>
+              <w:t>broj karaktera, dozvoljeni znaci)?</w:t>
             </w:r>
           </w:p>
         </w:tc>
@@ -3891,129 +2892,8 @@
                       <w:rFonts w:ascii="Times New Roman" w:eastAsia="Times New Roman" w:hAnsi="Times New Roman" w:cs="Times New Roman"/>
                       <w:sz w:val="20"/>
                     </w:rPr>
-                    <w:t xml:space="preserve">Koja </w:t>
+                    <w:t>Koja su pravila za validaciju lozinke (npr. dužina, kombinacija velikih</w:t>
                   </w:r>
-                  <w:proofErr w:type="spellStart"/>
-                  <w:r>
-                    <w:rPr>
-                      <w:rFonts w:ascii="Times New Roman" w:eastAsia="Times New Roman" w:hAnsi="Times New Roman" w:cs="Times New Roman"/>
-                      <w:sz w:val="20"/>
-                    </w:rPr>
-                    <w:t>su</w:t>
-                  </w:r>
-                  <w:proofErr w:type="spellEnd"/>
-                  <w:r>
-                    <w:rPr>
-                      <w:rFonts w:ascii="Times New Roman" w:eastAsia="Times New Roman" w:hAnsi="Times New Roman" w:cs="Times New Roman"/>
-                      <w:sz w:val="20"/>
-                    </w:rPr>
-                    <w:t xml:space="preserve"> </w:t>
-                  </w:r>
-                  <w:proofErr w:type="spellStart"/>
-                  <w:r>
-                    <w:rPr>
-                      <w:rFonts w:ascii="Times New Roman" w:eastAsia="Times New Roman" w:hAnsi="Times New Roman" w:cs="Times New Roman"/>
-                      <w:sz w:val="20"/>
-                    </w:rPr>
-                    <w:t>pravila</w:t>
-                  </w:r>
-                  <w:proofErr w:type="spellEnd"/>
-                  <w:r>
-                    <w:rPr>
-                      <w:rFonts w:ascii="Times New Roman" w:eastAsia="Times New Roman" w:hAnsi="Times New Roman" w:cs="Times New Roman"/>
-                      <w:sz w:val="20"/>
-                    </w:rPr>
-                    <w:t xml:space="preserve"> za </w:t>
-                  </w:r>
-                  <w:proofErr w:type="spellStart"/>
-                  <w:r>
-                    <w:rPr>
-                      <w:rFonts w:ascii="Times New Roman" w:eastAsia="Times New Roman" w:hAnsi="Times New Roman" w:cs="Times New Roman"/>
-                      <w:sz w:val="20"/>
-                    </w:rPr>
-                    <w:t>validaciju</w:t>
-                  </w:r>
-                  <w:proofErr w:type="spellEnd"/>
-                  <w:r>
-                    <w:rPr>
-                      <w:rFonts w:ascii="Times New Roman" w:eastAsia="Times New Roman" w:hAnsi="Times New Roman" w:cs="Times New Roman"/>
-                      <w:sz w:val="20"/>
-                    </w:rPr>
-                    <w:t xml:space="preserve"> </w:t>
-                  </w:r>
-                  <w:proofErr w:type="spellStart"/>
-                  <w:r>
-                    <w:rPr>
-                      <w:rFonts w:ascii="Times New Roman" w:eastAsia="Times New Roman" w:hAnsi="Times New Roman" w:cs="Times New Roman"/>
-                      <w:sz w:val="20"/>
-                    </w:rPr>
-                    <w:t>lozinke</w:t>
-                  </w:r>
-                  <w:proofErr w:type="spellEnd"/>
-                  <w:r>
-                    <w:rPr>
-                      <w:rFonts w:ascii="Times New Roman" w:eastAsia="Times New Roman" w:hAnsi="Times New Roman" w:cs="Times New Roman"/>
-                      <w:sz w:val="20"/>
-                    </w:rPr>
-                    <w:t xml:space="preserve"> (</w:t>
-                  </w:r>
-                  <w:proofErr w:type="spellStart"/>
-                  <w:r>
-                    <w:rPr>
-                      <w:rFonts w:ascii="Times New Roman" w:eastAsia="Times New Roman" w:hAnsi="Times New Roman" w:cs="Times New Roman"/>
-                      <w:sz w:val="20"/>
-                    </w:rPr>
-                    <w:t>npr</w:t>
-                  </w:r>
-                  <w:proofErr w:type="spellEnd"/>
-                  <w:r>
-                    <w:rPr>
-                      <w:rFonts w:ascii="Times New Roman" w:eastAsia="Times New Roman" w:hAnsi="Times New Roman" w:cs="Times New Roman"/>
-                      <w:sz w:val="20"/>
-                    </w:rPr>
-                    <w:t xml:space="preserve">. </w:t>
-                  </w:r>
-                  <w:proofErr w:type="spellStart"/>
-                  <w:r>
-                    <w:rPr>
-                      <w:rFonts w:ascii="Times New Roman" w:eastAsia="Times New Roman" w:hAnsi="Times New Roman" w:cs="Times New Roman"/>
-                      <w:sz w:val="20"/>
-                    </w:rPr>
-                    <w:t>dužina</w:t>
-                  </w:r>
-                  <w:proofErr w:type="spellEnd"/>
-                  <w:r>
-                    <w:rPr>
-                      <w:rFonts w:ascii="Times New Roman" w:eastAsia="Times New Roman" w:hAnsi="Times New Roman" w:cs="Times New Roman"/>
-                      <w:sz w:val="20"/>
-                    </w:rPr>
-                    <w:t xml:space="preserve">, </w:t>
-                  </w:r>
-                  <w:proofErr w:type="spellStart"/>
-                  <w:r>
-                    <w:rPr>
-                      <w:rFonts w:ascii="Times New Roman" w:eastAsia="Times New Roman" w:hAnsi="Times New Roman" w:cs="Times New Roman"/>
-                      <w:sz w:val="20"/>
-                    </w:rPr>
-                    <w:t>kombinacija</w:t>
-                  </w:r>
-                  <w:proofErr w:type="spellEnd"/>
-                  <w:r>
-                    <w:rPr>
-                      <w:rFonts w:ascii="Times New Roman" w:eastAsia="Times New Roman" w:hAnsi="Times New Roman" w:cs="Times New Roman"/>
-                      <w:sz w:val="20"/>
-                    </w:rPr>
-                    <w:t xml:space="preserve"> </w:t>
-                  </w:r>
-                  <w:proofErr w:type="spellStart"/>
-                  <w:r>
-                    <w:rPr>
-                      <w:rFonts w:ascii="Times New Roman" w:eastAsia="Times New Roman" w:hAnsi="Times New Roman" w:cs="Times New Roman"/>
-                      <w:sz w:val="20"/>
-                    </w:rPr>
-                    <w:t>velikih</w:t>
-                  </w:r>
-                  <w:proofErr w:type="spellEnd"/>
                 </w:p>
                 <w:p>
                   <w:pPr>
@@ -4025,37 +2905,12 @@
                       <w:sz w:val="20"/>
                     </w:rPr>
                   </w:pPr>
-                  <w:proofErr w:type="spellStart"/>
                   <w:r>
                     <w:rPr>
                       <w:rFonts w:ascii="Times New Roman" w:eastAsia="Times New Roman" w:hAnsi="Times New Roman" w:cs="Times New Roman"/>
                       <w:sz w:val="20"/>
                     </w:rPr>
-                    <w:t>slova</w:t>
-                  </w:r>
-                  <w:proofErr w:type="spellEnd"/>
-                  <w:r>
-                    <w:rPr>
-                      <w:rFonts w:ascii="Times New Roman" w:eastAsia="Times New Roman" w:hAnsi="Times New Roman" w:cs="Times New Roman"/>
-                      <w:sz w:val="20"/>
-                    </w:rPr>
-                    <w:t xml:space="preserve">, brojeva i </w:t>
-                  </w:r>
-                  <w:proofErr w:type="spellStart"/>
-                  <w:r>
-                    <w:rPr>
-                      <w:rFonts w:ascii="Times New Roman" w:eastAsia="Times New Roman" w:hAnsi="Times New Roman" w:cs="Times New Roman"/>
-                      <w:sz w:val="20"/>
-                    </w:rPr>
-                    <w:t>simbola</w:t>
-                  </w:r>
-                  <w:proofErr w:type="spellEnd"/>
-                  <w:r>
-                    <w:rPr>
-                      <w:rFonts w:ascii="Times New Roman" w:eastAsia="Times New Roman" w:hAnsi="Times New Roman" w:cs="Times New Roman"/>
-                      <w:sz w:val="20"/>
-                    </w:rPr>
-                    <w:t>)</w:t>
+                    <w:t>slova, brojeva i simbola)</w:t>
                   </w:r>
                   <w:r>
                     <w:rPr>
@@ -4257,32 +3112,17 @@
         <w:pStyle w:val="Heading1"/>
         <w:ind w:left="705" w:hanging="720"/>
       </w:pPr>
-      <w:bookmarkStart w:id="7" w:name="_Toc205845236"/>
+      <w:bookmarkStart w:id="8" w:name="_Toc205934129"/>
       <w:r>
         <w:t xml:space="preserve">Scenario </w:t>
       </w:r>
-      <w:proofErr w:type="spellStart"/>
       <w:r>
         <w:t>registracije</w:t>
       </w:r>
-      <w:proofErr w:type="spellEnd"/>
-      <w:r>
-        <w:t xml:space="preserve"> </w:t>
-      </w:r>
-      <w:proofErr w:type="spellStart"/>
-      <w:r>
-        <w:t>na</w:t>
-      </w:r>
-      <w:proofErr w:type="spellEnd"/>
-      <w:r>
-        <w:t xml:space="preserve"> </w:t>
-      </w:r>
-      <w:proofErr w:type="spellStart"/>
-      <w:r>
-        <w:t>sistem</w:t>
-      </w:r>
-      <w:bookmarkEnd w:id="7"/>
-      <w:proofErr w:type="spellEnd"/>
+      <w:r>
+        <w:t xml:space="preserve"> na sistem</w:t>
+      </w:r>
+      <w:bookmarkEnd w:id="8"/>
       <w:r>
         <w:t xml:space="preserve"> </w:t>
       </w:r>
@@ -4305,61 +3145,67 @@
         <w:spacing w:after="57"/>
         <w:ind w:left="705" w:hanging="720"/>
       </w:pPr>
-      <w:bookmarkStart w:id="8" w:name="_Toc205845237"/>
-      <w:proofErr w:type="spellStart"/>
+      <w:bookmarkStart w:id="9" w:name="_Toc205934130"/>
       <w:r>
         <w:rPr>
           <w:u w:val="single" w:color="000000"/>
         </w:rPr>
-        <w:t>Kratak</w:t>
-      </w:r>
-      <w:proofErr w:type="spellEnd"/>
-      <w:r>
-        <w:rPr>
-          <w:u w:val="single" w:color="000000"/>
-        </w:rPr>
+        <w:t>Kratak opis</w:t>
+      </w:r>
+      <w:bookmarkEnd w:id="9"/>
+      <w:r>
         <w:t xml:space="preserve"> </w:t>
       </w:r>
-      <w:proofErr w:type="spellStart"/>
-      <w:r>
-        <w:rPr>
-          <w:u w:val="single" w:color="000000"/>
-        </w:rPr>
-        <w:t>opis</w:t>
-      </w:r>
-      <w:bookmarkEnd w:id="8"/>
-      <w:proofErr w:type="spellEnd"/>
-      <w:r>
+    </w:p>
+    <w:p>
+      <w:pPr>
+        <w:pStyle w:val="NoSpacing"/>
+        <w:rPr>
+          <w:rFonts w:ascii="Times New Roman" w:hAnsi="Times New Roman" w:cs="Times New Roman"/>
+          <w:sz w:val="20"/>
+          <w:szCs w:val="22"/>
+        </w:rPr>
+      </w:pPr>
+      <w:r>
+        <w:rPr>
+          <w:rFonts w:ascii="Times New Roman" w:hAnsi="Times New Roman" w:cs="Times New Roman"/>
+          <w:sz w:val="20"/>
+          <w:szCs w:val="22"/>
+        </w:rPr>
+        <w:t>Radi se o unosu korisničkih podataka (ime, prezime, email, korisničko ime, lozinka, potvrda</w:t>
+      </w:r>
+      <w:r>
+        <w:rPr>
+          <w:rFonts w:ascii="Times New Roman" w:hAnsi="Times New Roman" w:cs="Times New Roman"/>
+          <w:sz w:val="20"/>
+          <w:szCs w:val="22"/>
+        </w:rPr>
         <w:t xml:space="preserve"> </w:t>
       </w:r>
-    </w:p>
-    <w:p>
-      <w:pPr>
-        <w:pStyle w:val="NoSpacing"/>
+      <w:r>
         <w:rPr>
           <w:rFonts w:ascii="Times New Roman" w:hAnsi="Times New Roman" w:cs="Times New Roman"/>
           <w:sz w:val="20"/>
           <w:szCs w:val="22"/>
         </w:rPr>
-      </w:pPr>
+        <w:t xml:space="preserve">lozinke) putem odgovarajuće forme na web stranici. Sistem proverava unete podatke </w:t>
+      </w:r>
       <w:r>
         <w:rPr>
           <w:rFonts w:ascii="Times New Roman" w:hAnsi="Times New Roman" w:cs="Times New Roman"/>
           <w:sz w:val="20"/>
           <w:szCs w:val="22"/>
         </w:rPr>
-        <w:t xml:space="preserve">Radi se o </w:t>
-      </w:r>
-      <w:proofErr w:type="spellStart"/>
+        <w:t xml:space="preserve">I </w:t>
+      </w:r>
       <w:r>
         <w:rPr>
           <w:rFonts w:ascii="Times New Roman" w:hAnsi="Times New Roman" w:cs="Times New Roman"/>
           <w:sz w:val="20"/>
           <w:szCs w:val="22"/>
         </w:rPr>
-        <w:t>unosu</w:t>
-      </w:r>
-      <w:proofErr w:type="spellEnd"/>
+        <w:t>ukoliko su ispravni, kreira novi nalog. U zavisnosti od unosa, korisnik može biti uspešno</w:t>
+      </w:r>
       <w:r>
         <w:rPr>
           <w:rFonts w:ascii="Times New Roman" w:hAnsi="Times New Roman" w:cs="Times New Roman"/>
@@ -4368,618 +3214,14 @@
         </w:rPr>
         <w:t xml:space="preserve"> </w:t>
       </w:r>
-      <w:proofErr w:type="spellStart"/>
       <w:r>
         <w:rPr>
           <w:rFonts w:ascii="Times New Roman" w:hAnsi="Times New Roman" w:cs="Times New Roman"/>
           <w:sz w:val="20"/>
           <w:szCs w:val="22"/>
         </w:rPr>
-        <w:t>korisničkih</w:t>
-      </w:r>
-      <w:proofErr w:type="spellEnd"/>
-      <w:r>
-        <w:rPr>
-          <w:rFonts w:ascii="Times New Roman" w:hAnsi="Times New Roman" w:cs="Times New Roman"/>
-          <w:sz w:val="20"/>
-          <w:szCs w:val="22"/>
-        </w:rPr>
-        <w:t xml:space="preserve"> </w:t>
-      </w:r>
-      <w:proofErr w:type="spellStart"/>
-      <w:r>
-        <w:rPr>
-          <w:rFonts w:ascii="Times New Roman" w:hAnsi="Times New Roman" w:cs="Times New Roman"/>
-          <w:sz w:val="20"/>
-          <w:szCs w:val="22"/>
-        </w:rPr>
-        <w:t>podataka</w:t>
-      </w:r>
-      <w:proofErr w:type="spellEnd"/>
-      <w:r>
-        <w:rPr>
-          <w:rFonts w:ascii="Times New Roman" w:hAnsi="Times New Roman" w:cs="Times New Roman"/>
-          <w:sz w:val="20"/>
-          <w:szCs w:val="22"/>
-        </w:rPr>
-        <w:t xml:space="preserve"> (</w:t>
-      </w:r>
-      <w:proofErr w:type="spellStart"/>
-      <w:r>
-        <w:rPr>
-          <w:rFonts w:ascii="Times New Roman" w:hAnsi="Times New Roman" w:cs="Times New Roman"/>
-          <w:sz w:val="20"/>
-          <w:szCs w:val="22"/>
-        </w:rPr>
-        <w:t>ime</w:t>
-      </w:r>
-      <w:proofErr w:type="spellEnd"/>
-      <w:r>
-        <w:rPr>
-          <w:rFonts w:ascii="Times New Roman" w:hAnsi="Times New Roman" w:cs="Times New Roman"/>
-          <w:sz w:val="20"/>
-          <w:szCs w:val="22"/>
-        </w:rPr>
-        <w:t xml:space="preserve">, </w:t>
-      </w:r>
-      <w:proofErr w:type="spellStart"/>
-      <w:r>
-        <w:rPr>
-          <w:rFonts w:ascii="Times New Roman" w:hAnsi="Times New Roman" w:cs="Times New Roman"/>
-          <w:sz w:val="20"/>
-          <w:szCs w:val="22"/>
-        </w:rPr>
-        <w:t>prezime</w:t>
-      </w:r>
-      <w:proofErr w:type="spellEnd"/>
-      <w:r>
-        <w:rPr>
-          <w:rFonts w:ascii="Times New Roman" w:hAnsi="Times New Roman" w:cs="Times New Roman"/>
-          <w:sz w:val="20"/>
-          <w:szCs w:val="22"/>
-        </w:rPr>
-        <w:t xml:space="preserve">, email, </w:t>
-      </w:r>
-      <w:proofErr w:type="spellStart"/>
-      <w:r>
-        <w:rPr>
-          <w:rFonts w:ascii="Times New Roman" w:hAnsi="Times New Roman" w:cs="Times New Roman"/>
-          <w:sz w:val="20"/>
-          <w:szCs w:val="22"/>
-        </w:rPr>
-        <w:t>korisničko</w:t>
-      </w:r>
-      <w:proofErr w:type="spellEnd"/>
-      <w:r>
-        <w:rPr>
-          <w:rFonts w:ascii="Times New Roman" w:hAnsi="Times New Roman" w:cs="Times New Roman"/>
-          <w:sz w:val="20"/>
-          <w:szCs w:val="22"/>
-        </w:rPr>
-        <w:t xml:space="preserve"> </w:t>
-      </w:r>
-      <w:proofErr w:type="spellStart"/>
-      <w:r>
-        <w:rPr>
-          <w:rFonts w:ascii="Times New Roman" w:hAnsi="Times New Roman" w:cs="Times New Roman"/>
-          <w:sz w:val="20"/>
-          <w:szCs w:val="22"/>
-        </w:rPr>
-        <w:t>ime</w:t>
-      </w:r>
-      <w:proofErr w:type="spellEnd"/>
-      <w:r>
-        <w:rPr>
-          <w:rFonts w:ascii="Times New Roman" w:hAnsi="Times New Roman" w:cs="Times New Roman"/>
-          <w:sz w:val="20"/>
-          <w:szCs w:val="22"/>
-        </w:rPr>
-        <w:t xml:space="preserve">, </w:t>
-      </w:r>
-      <w:proofErr w:type="spellStart"/>
-      <w:r>
-        <w:rPr>
-          <w:rFonts w:ascii="Times New Roman" w:hAnsi="Times New Roman" w:cs="Times New Roman"/>
-          <w:sz w:val="20"/>
-          <w:szCs w:val="22"/>
-        </w:rPr>
-        <w:t>lozinka</w:t>
-      </w:r>
-      <w:proofErr w:type="spellEnd"/>
-      <w:r>
-        <w:rPr>
-          <w:rFonts w:ascii="Times New Roman" w:hAnsi="Times New Roman" w:cs="Times New Roman"/>
-          <w:sz w:val="20"/>
-          <w:szCs w:val="22"/>
-        </w:rPr>
-        <w:t xml:space="preserve">, </w:t>
-      </w:r>
-      <w:proofErr w:type="spellStart"/>
-      <w:r>
-        <w:rPr>
-          <w:rFonts w:ascii="Times New Roman" w:hAnsi="Times New Roman" w:cs="Times New Roman"/>
-          <w:sz w:val="20"/>
-          <w:szCs w:val="22"/>
-        </w:rPr>
-        <w:t>potvrda</w:t>
-      </w:r>
-      <w:proofErr w:type="spellEnd"/>
-      <w:r>
-        <w:rPr>
-          <w:rFonts w:ascii="Times New Roman" w:hAnsi="Times New Roman" w:cs="Times New Roman"/>
-          <w:sz w:val="20"/>
-          <w:szCs w:val="22"/>
-        </w:rPr>
-        <w:t xml:space="preserve"> </w:t>
-      </w:r>
-      <w:proofErr w:type="spellStart"/>
-      <w:r>
-        <w:rPr>
-          <w:rFonts w:ascii="Times New Roman" w:hAnsi="Times New Roman" w:cs="Times New Roman"/>
-          <w:sz w:val="20"/>
-          <w:szCs w:val="22"/>
-        </w:rPr>
-        <w:t>lozinke</w:t>
-      </w:r>
-      <w:proofErr w:type="spellEnd"/>
-      <w:r>
-        <w:rPr>
-          <w:rFonts w:ascii="Times New Roman" w:hAnsi="Times New Roman" w:cs="Times New Roman"/>
-          <w:sz w:val="20"/>
-          <w:szCs w:val="22"/>
-        </w:rPr>
-        <w:t xml:space="preserve">) </w:t>
-      </w:r>
-      <w:proofErr w:type="spellStart"/>
-      <w:r>
-        <w:rPr>
-          <w:rFonts w:ascii="Times New Roman" w:hAnsi="Times New Roman" w:cs="Times New Roman"/>
-          <w:sz w:val="20"/>
-          <w:szCs w:val="22"/>
-        </w:rPr>
-        <w:t>putem</w:t>
-      </w:r>
-      <w:proofErr w:type="spellEnd"/>
-      <w:r>
-        <w:rPr>
-          <w:rFonts w:ascii="Times New Roman" w:hAnsi="Times New Roman" w:cs="Times New Roman"/>
-          <w:sz w:val="20"/>
-          <w:szCs w:val="22"/>
-        </w:rPr>
-        <w:t xml:space="preserve"> </w:t>
-      </w:r>
-      <w:proofErr w:type="spellStart"/>
-      <w:r>
-        <w:rPr>
-          <w:rFonts w:ascii="Times New Roman" w:hAnsi="Times New Roman" w:cs="Times New Roman"/>
-          <w:sz w:val="20"/>
-          <w:szCs w:val="22"/>
-        </w:rPr>
-        <w:t>odgovarajuće</w:t>
-      </w:r>
-      <w:proofErr w:type="spellEnd"/>
-      <w:r>
-        <w:rPr>
-          <w:rFonts w:ascii="Times New Roman" w:hAnsi="Times New Roman" w:cs="Times New Roman"/>
-          <w:sz w:val="20"/>
-          <w:szCs w:val="22"/>
-        </w:rPr>
-        <w:t xml:space="preserve"> </w:t>
-      </w:r>
-      <w:proofErr w:type="spellStart"/>
-      <w:r>
-        <w:rPr>
-          <w:rFonts w:ascii="Times New Roman" w:hAnsi="Times New Roman" w:cs="Times New Roman"/>
-          <w:sz w:val="20"/>
-          <w:szCs w:val="22"/>
-        </w:rPr>
-        <w:t>forme</w:t>
-      </w:r>
-      <w:proofErr w:type="spellEnd"/>
-      <w:r>
-        <w:rPr>
-          <w:rFonts w:ascii="Times New Roman" w:hAnsi="Times New Roman" w:cs="Times New Roman"/>
-          <w:sz w:val="20"/>
-          <w:szCs w:val="22"/>
-        </w:rPr>
-        <w:t xml:space="preserve"> </w:t>
-      </w:r>
-      <w:proofErr w:type="spellStart"/>
-      <w:r>
-        <w:rPr>
-          <w:rFonts w:ascii="Times New Roman" w:hAnsi="Times New Roman" w:cs="Times New Roman"/>
-          <w:sz w:val="20"/>
-          <w:szCs w:val="22"/>
-        </w:rPr>
-        <w:t>na</w:t>
-      </w:r>
-      <w:proofErr w:type="spellEnd"/>
-      <w:r>
-        <w:rPr>
-          <w:rFonts w:ascii="Times New Roman" w:hAnsi="Times New Roman" w:cs="Times New Roman"/>
-          <w:sz w:val="20"/>
-          <w:szCs w:val="22"/>
-        </w:rPr>
-        <w:t xml:space="preserve"> web </w:t>
-      </w:r>
-      <w:proofErr w:type="spellStart"/>
-      <w:r>
-        <w:rPr>
-          <w:rFonts w:ascii="Times New Roman" w:hAnsi="Times New Roman" w:cs="Times New Roman"/>
-          <w:sz w:val="20"/>
-          <w:szCs w:val="22"/>
-        </w:rPr>
-        <w:t>stranici</w:t>
-      </w:r>
-      <w:proofErr w:type="spellEnd"/>
-      <w:r>
-        <w:rPr>
-          <w:rFonts w:ascii="Times New Roman" w:hAnsi="Times New Roman" w:cs="Times New Roman"/>
-          <w:sz w:val="20"/>
-          <w:szCs w:val="22"/>
-        </w:rPr>
-        <w:t xml:space="preserve">. </w:t>
-      </w:r>
-      <w:proofErr w:type="spellStart"/>
-      <w:r>
-        <w:rPr>
-          <w:rFonts w:ascii="Times New Roman" w:hAnsi="Times New Roman" w:cs="Times New Roman"/>
-          <w:sz w:val="20"/>
-          <w:szCs w:val="22"/>
-        </w:rPr>
-        <w:t>Sistem</w:t>
-      </w:r>
-      <w:proofErr w:type="spellEnd"/>
-      <w:r>
-        <w:rPr>
-          <w:rFonts w:ascii="Times New Roman" w:hAnsi="Times New Roman" w:cs="Times New Roman"/>
-          <w:sz w:val="20"/>
-          <w:szCs w:val="22"/>
-        </w:rPr>
-        <w:t xml:space="preserve"> </w:t>
-      </w:r>
-      <w:proofErr w:type="spellStart"/>
-      <w:r>
-        <w:rPr>
-          <w:rFonts w:ascii="Times New Roman" w:hAnsi="Times New Roman" w:cs="Times New Roman"/>
-          <w:sz w:val="20"/>
-          <w:szCs w:val="22"/>
-        </w:rPr>
-        <w:t>proverava</w:t>
-      </w:r>
-      <w:proofErr w:type="spellEnd"/>
-      <w:r>
-        <w:rPr>
-          <w:rFonts w:ascii="Times New Roman" w:hAnsi="Times New Roman" w:cs="Times New Roman"/>
-          <w:sz w:val="20"/>
-          <w:szCs w:val="22"/>
-        </w:rPr>
-        <w:t xml:space="preserve"> </w:t>
-      </w:r>
-      <w:proofErr w:type="spellStart"/>
-      <w:r>
-        <w:rPr>
-          <w:rFonts w:ascii="Times New Roman" w:hAnsi="Times New Roman" w:cs="Times New Roman"/>
-          <w:sz w:val="20"/>
-          <w:szCs w:val="22"/>
-        </w:rPr>
-        <w:t>unete</w:t>
-      </w:r>
-      <w:proofErr w:type="spellEnd"/>
-      <w:r>
-        <w:rPr>
-          <w:rFonts w:ascii="Times New Roman" w:hAnsi="Times New Roman" w:cs="Times New Roman"/>
-          <w:sz w:val="20"/>
-          <w:szCs w:val="22"/>
-        </w:rPr>
-        <w:t xml:space="preserve"> </w:t>
-      </w:r>
-      <w:proofErr w:type="spellStart"/>
-      <w:r>
-        <w:rPr>
-          <w:rFonts w:ascii="Times New Roman" w:hAnsi="Times New Roman" w:cs="Times New Roman"/>
-          <w:sz w:val="20"/>
-          <w:szCs w:val="22"/>
-        </w:rPr>
-        <w:t>podatke</w:t>
-      </w:r>
-      <w:proofErr w:type="spellEnd"/>
-      <w:r>
-        <w:rPr>
-          <w:rFonts w:ascii="Times New Roman" w:hAnsi="Times New Roman" w:cs="Times New Roman"/>
-          <w:sz w:val="20"/>
-          <w:szCs w:val="22"/>
-        </w:rPr>
-        <w:t xml:space="preserve"> </w:t>
-      </w:r>
-      <w:r>
-        <w:rPr>
-          <w:rFonts w:ascii="Times New Roman" w:hAnsi="Times New Roman" w:cs="Times New Roman"/>
-          <w:sz w:val="20"/>
-          <w:szCs w:val="22"/>
-        </w:rPr>
-        <w:t xml:space="preserve">I </w:t>
-      </w:r>
-      <w:proofErr w:type="spellStart"/>
-      <w:r>
-        <w:rPr>
-          <w:rFonts w:ascii="Times New Roman" w:hAnsi="Times New Roman" w:cs="Times New Roman"/>
-          <w:sz w:val="20"/>
-          <w:szCs w:val="22"/>
-        </w:rPr>
-        <w:t>ukoliko</w:t>
-      </w:r>
-      <w:proofErr w:type="spellEnd"/>
-      <w:r>
-        <w:rPr>
-          <w:rFonts w:ascii="Times New Roman" w:hAnsi="Times New Roman" w:cs="Times New Roman"/>
-          <w:sz w:val="20"/>
-          <w:szCs w:val="22"/>
-        </w:rPr>
-        <w:t xml:space="preserve"> </w:t>
-      </w:r>
-      <w:proofErr w:type="spellStart"/>
-      <w:r>
-        <w:rPr>
-          <w:rFonts w:ascii="Times New Roman" w:hAnsi="Times New Roman" w:cs="Times New Roman"/>
-          <w:sz w:val="20"/>
-          <w:szCs w:val="22"/>
-        </w:rPr>
-        <w:t>su</w:t>
-      </w:r>
-      <w:proofErr w:type="spellEnd"/>
-      <w:r>
-        <w:rPr>
-          <w:rFonts w:ascii="Times New Roman" w:hAnsi="Times New Roman" w:cs="Times New Roman"/>
-          <w:sz w:val="20"/>
-          <w:szCs w:val="22"/>
-        </w:rPr>
-        <w:t xml:space="preserve"> </w:t>
-      </w:r>
-      <w:proofErr w:type="spellStart"/>
-      <w:r>
-        <w:rPr>
-          <w:rFonts w:ascii="Times New Roman" w:hAnsi="Times New Roman" w:cs="Times New Roman"/>
-          <w:sz w:val="20"/>
-          <w:szCs w:val="22"/>
-        </w:rPr>
-        <w:t>ispravni</w:t>
-      </w:r>
-      <w:proofErr w:type="spellEnd"/>
-      <w:r>
-        <w:rPr>
-          <w:rFonts w:ascii="Times New Roman" w:hAnsi="Times New Roman" w:cs="Times New Roman"/>
-          <w:sz w:val="20"/>
-          <w:szCs w:val="22"/>
-        </w:rPr>
-        <w:t xml:space="preserve">, </w:t>
-      </w:r>
-      <w:proofErr w:type="spellStart"/>
-      <w:r>
-        <w:rPr>
-          <w:rFonts w:ascii="Times New Roman" w:hAnsi="Times New Roman" w:cs="Times New Roman"/>
-          <w:sz w:val="20"/>
-          <w:szCs w:val="22"/>
-        </w:rPr>
-        <w:t>kreira</w:t>
-      </w:r>
-      <w:proofErr w:type="spellEnd"/>
-      <w:r>
-        <w:rPr>
-          <w:rFonts w:ascii="Times New Roman" w:hAnsi="Times New Roman" w:cs="Times New Roman"/>
-          <w:sz w:val="20"/>
-          <w:szCs w:val="22"/>
-        </w:rPr>
-        <w:t xml:space="preserve"> novi </w:t>
-      </w:r>
-      <w:proofErr w:type="spellStart"/>
-      <w:r>
-        <w:rPr>
-          <w:rFonts w:ascii="Times New Roman" w:hAnsi="Times New Roman" w:cs="Times New Roman"/>
-          <w:sz w:val="20"/>
-          <w:szCs w:val="22"/>
-        </w:rPr>
-        <w:t>nalog</w:t>
-      </w:r>
-      <w:proofErr w:type="spellEnd"/>
-      <w:r>
-        <w:rPr>
-          <w:rFonts w:ascii="Times New Roman" w:hAnsi="Times New Roman" w:cs="Times New Roman"/>
-          <w:sz w:val="20"/>
-          <w:szCs w:val="22"/>
-        </w:rPr>
-        <w:t xml:space="preserve">. U </w:t>
-      </w:r>
-      <w:proofErr w:type="spellStart"/>
-      <w:r>
-        <w:rPr>
-          <w:rFonts w:ascii="Times New Roman" w:hAnsi="Times New Roman" w:cs="Times New Roman"/>
-          <w:sz w:val="20"/>
-          <w:szCs w:val="22"/>
-        </w:rPr>
-        <w:t>zavisnosti</w:t>
-      </w:r>
-      <w:proofErr w:type="spellEnd"/>
-      <w:r>
-        <w:rPr>
-          <w:rFonts w:ascii="Times New Roman" w:hAnsi="Times New Roman" w:cs="Times New Roman"/>
-          <w:sz w:val="20"/>
-          <w:szCs w:val="22"/>
-        </w:rPr>
-        <w:t xml:space="preserve"> </w:t>
-      </w:r>
-      <w:proofErr w:type="spellStart"/>
-      <w:r>
-        <w:rPr>
-          <w:rFonts w:ascii="Times New Roman" w:hAnsi="Times New Roman" w:cs="Times New Roman"/>
-          <w:sz w:val="20"/>
-          <w:szCs w:val="22"/>
-        </w:rPr>
-        <w:t>od</w:t>
-      </w:r>
-      <w:proofErr w:type="spellEnd"/>
-      <w:r>
-        <w:rPr>
-          <w:rFonts w:ascii="Times New Roman" w:hAnsi="Times New Roman" w:cs="Times New Roman"/>
-          <w:sz w:val="20"/>
-          <w:szCs w:val="22"/>
-        </w:rPr>
-        <w:t xml:space="preserve"> </w:t>
-      </w:r>
-      <w:proofErr w:type="spellStart"/>
-      <w:r>
-        <w:rPr>
-          <w:rFonts w:ascii="Times New Roman" w:hAnsi="Times New Roman" w:cs="Times New Roman"/>
-          <w:sz w:val="20"/>
-          <w:szCs w:val="22"/>
-        </w:rPr>
-        <w:t>unosa</w:t>
-      </w:r>
-      <w:proofErr w:type="spellEnd"/>
-      <w:r>
-        <w:rPr>
-          <w:rFonts w:ascii="Times New Roman" w:hAnsi="Times New Roman" w:cs="Times New Roman"/>
-          <w:sz w:val="20"/>
-          <w:szCs w:val="22"/>
-        </w:rPr>
-        <w:t xml:space="preserve">, </w:t>
-      </w:r>
-      <w:proofErr w:type="spellStart"/>
-      <w:r>
-        <w:rPr>
-          <w:rFonts w:ascii="Times New Roman" w:hAnsi="Times New Roman" w:cs="Times New Roman"/>
-          <w:sz w:val="20"/>
-          <w:szCs w:val="22"/>
-        </w:rPr>
-        <w:t>korisnik</w:t>
-      </w:r>
-      <w:proofErr w:type="spellEnd"/>
-      <w:r>
-        <w:rPr>
-          <w:rFonts w:ascii="Times New Roman" w:hAnsi="Times New Roman" w:cs="Times New Roman"/>
-          <w:sz w:val="20"/>
-          <w:szCs w:val="22"/>
-        </w:rPr>
-        <w:t xml:space="preserve"> </w:t>
-      </w:r>
-      <w:proofErr w:type="spellStart"/>
-      <w:r>
-        <w:rPr>
-          <w:rFonts w:ascii="Times New Roman" w:hAnsi="Times New Roman" w:cs="Times New Roman"/>
-          <w:sz w:val="20"/>
-          <w:szCs w:val="22"/>
-        </w:rPr>
-        <w:t>može</w:t>
-      </w:r>
-      <w:proofErr w:type="spellEnd"/>
-      <w:r>
-        <w:rPr>
-          <w:rFonts w:ascii="Times New Roman" w:hAnsi="Times New Roman" w:cs="Times New Roman"/>
-          <w:sz w:val="20"/>
-          <w:szCs w:val="22"/>
-        </w:rPr>
-        <w:t xml:space="preserve"> </w:t>
-      </w:r>
-      <w:proofErr w:type="spellStart"/>
-      <w:r>
-        <w:rPr>
-          <w:rFonts w:ascii="Times New Roman" w:hAnsi="Times New Roman" w:cs="Times New Roman"/>
-          <w:sz w:val="20"/>
-          <w:szCs w:val="22"/>
-        </w:rPr>
-        <w:t>biti</w:t>
-      </w:r>
-      <w:proofErr w:type="spellEnd"/>
-      <w:r>
-        <w:rPr>
-          <w:rFonts w:ascii="Times New Roman" w:hAnsi="Times New Roman" w:cs="Times New Roman"/>
-          <w:sz w:val="20"/>
-          <w:szCs w:val="22"/>
-        </w:rPr>
-        <w:t xml:space="preserve"> </w:t>
-      </w:r>
-      <w:proofErr w:type="spellStart"/>
-      <w:r>
-        <w:rPr>
-          <w:rFonts w:ascii="Times New Roman" w:hAnsi="Times New Roman" w:cs="Times New Roman"/>
-          <w:sz w:val="20"/>
-          <w:szCs w:val="22"/>
-        </w:rPr>
-        <w:t>uspešno</w:t>
-      </w:r>
-      <w:proofErr w:type="spellEnd"/>
-      <w:r>
-        <w:rPr>
-          <w:rFonts w:ascii="Times New Roman" w:hAnsi="Times New Roman" w:cs="Times New Roman"/>
-          <w:sz w:val="20"/>
-          <w:szCs w:val="22"/>
-        </w:rPr>
-        <w:t xml:space="preserve"> </w:t>
-      </w:r>
-      <w:proofErr w:type="spellStart"/>
-      <w:r>
-        <w:rPr>
-          <w:rFonts w:ascii="Times New Roman" w:hAnsi="Times New Roman" w:cs="Times New Roman"/>
-          <w:sz w:val="20"/>
-          <w:szCs w:val="22"/>
-        </w:rPr>
-        <w:t>registrovan</w:t>
-      </w:r>
-      <w:proofErr w:type="spellEnd"/>
-      <w:r>
-        <w:rPr>
-          <w:rFonts w:ascii="Times New Roman" w:hAnsi="Times New Roman" w:cs="Times New Roman"/>
-          <w:sz w:val="20"/>
-          <w:szCs w:val="22"/>
-        </w:rPr>
-        <w:t xml:space="preserve"> </w:t>
-      </w:r>
-      <w:proofErr w:type="spellStart"/>
-      <w:r>
-        <w:rPr>
-          <w:rFonts w:ascii="Times New Roman" w:hAnsi="Times New Roman" w:cs="Times New Roman"/>
-          <w:sz w:val="20"/>
-          <w:szCs w:val="22"/>
-        </w:rPr>
-        <w:t>ili</w:t>
-      </w:r>
-      <w:proofErr w:type="spellEnd"/>
-      <w:r>
-        <w:rPr>
-          <w:rFonts w:ascii="Times New Roman" w:hAnsi="Times New Roman" w:cs="Times New Roman"/>
-          <w:sz w:val="20"/>
-          <w:szCs w:val="22"/>
-        </w:rPr>
-        <w:t xml:space="preserve"> </w:t>
-      </w:r>
-      <w:proofErr w:type="spellStart"/>
-      <w:r>
-        <w:rPr>
-          <w:rFonts w:ascii="Times New Roman" w:hAnsi="Times New Roman" w:cs="Times New Roman"/>
-          <w:sz w:val="20"/>
-          <w:szCs w:val="22"/>
-        </w:rPr>
-        <w:t>obavešten</w:t>
-      </w:r>
-      <w:proofErr w:type="spellEnd"/>
-      <w:r>
-        <w:rPr>
-          <w:rFonts w:ascii="Times New Roman" w:hAnsi="Times New Roman" w:cs="Times New Roman"/>
-          <w:sz w:val="20"/>
-          <w:szCs w:val="22"/>
-        </w:rPr>
-        <w:t xml:space="preserve"> o </w:t>
-      </w:r>
-      <w:proofErr w:type="spellStart"/>
-      <w:r>
-        <w:rPr>
-          <w:rFonts w:ascii="Times New Roman" w:hAnsi="Times New Roman" w:cs="Times New Roman"/>
-          <w:sz w:val="20"/>
-          <w:szCs w:val="22"/>
-        </w:rPr>
-        <w:t>grešci</w:t>
-      </w:r>
-      <w:proofErr w:type="spellEnd"/>
+        <w:t>registrovan ili obavešten o grešci</w:t>
+      </w:r>
       <w:r>
         <w:rPr>
           <w:rFonts w:ascii="Times New Roman" w:hAnsi="Times New Roman" w:cs="Times New Roman"/>
@@ -5001,22 +3243,14 @@
         <w:spacing w:after="57"/>
         <w:ind w:left="705" w:hanging="720"/>
       </w:pPr>
-      <w:bookmarkStart w:id="9" w:name="_Toc205845238"/>
+      <w:bookmarkStart w:id="10" w:name="_Toc205934131"/>
       <w:r>
         <w:rPr>
           <w:u w:val="single" w:color="000000"/>
         </w:rPr>
-        <w:t xml:space="preserve">Tok </w:t>
-      </w:r>
-      <w:proofErr w:type="spellStart"/>
-      <w:r>
-        <w:rPr>
-          <w:u w:val="single" w:color="000000"/>
-        </w:rPr>
-        <w:t>dogadjaja</w:t>
-      </w:r>
-      <w:bookmarkEnd w:id="9"/>
-      <w:proofErr w:type="spellEnd"/>
+        <w:t>Tok dogadjaja</w:t>
+      </w:r>
+      <w:bookmarkEnd w:id="10"/>
       <w:r>
         <w:t xml:space="preserve"> </w:t>
       </w:r>
@@ -5030,86 +3264,20 @@
           <w:i/>
         </w:rPr>
       </w:pPr>
-      <w:bookmarkStart w:id="10" w:name="_Toc205845239"/>
-      <w:proofErr w:type="spellStart"/>
+      <w:bookmarkStart w:id="11" w:name="_Toc205934132"/>
       <w:r>
         <w:rPr>
           <w:i/>
         </w:rPr>
-        <w:t>Korisnik</w:t>
-      </w:r>
-      <w:proofErr w:type="spellEnd"/>
+        <w:t xml:space="preserve">Korisnik uspešno unosi ispravne </w:t>
+      </w:r>
       <w:r>
         <w:rPr>
           <w:i/>
         </w:rPr>
-        <w:t xml:space="preserve"> </w:t>
-      </w:r>
-      <w:proofErr w:type="spellStart"/>
-      <w:r>
-        <w:rPr>
-          <w:i/>
-        </w:rPr>
-        <w:t>uspešno</w:t>
-      </w:r>
-      <w:proofErr w:type="spellEnd"/>
-      <w:r>
-        <w:rPr>
-          <w:i/>
-        </w:rPr>
-        <w:t xml:space="preserve"> </w:t>
-      </w:r>
-      <w:proofErr w:type="spellStart"/>
-      <w:r>
-        <w:rPr>
-          <w:i/>
-        </w:rPr>
-        <w:t>unosi</w:t>
-      </w:r>
-      <w:proofErr w:type="spellEnd"/>
-      <w:r>
-        <w:rPr>
-          <w:i/>
-        </w:rPr>
-        <w:t xml:space="preserve"> </w:t>
-      </w:r>
-      <w:proofErr w:type="spellStart"/>
-      <w:r>
-        <w:rPr>
-          <w:i/>
-        </w:rPr>
-        <w:t>ispravne</w:t>
-      </w:r>
-      <w:proofErr w:type="spellEnd"/>
-      <w:r>
-        <w:rPr>
-          <w:i/>
-        </w:rPr>
-        <w:t xml:space="preserve"> </w:t>
-      </w:r>
-      <w:proofErr w:type="spellStart"/>
-      <w:r>
-        <w:rPr>
-          <w:i/>
-        </w:rPr>
-        <w:t>podatke</w:t>
-      </w:r>
-      <w:proofErr w:type="spellEnd"/>
-      <w:r>
-        <w:rPr>
-          <w:i/>
-        </w:rPr>
-        <w:t xml:space="preserve"> za </w:t>
-      </w:r>
-      <w:proofErr w:type="spellStart"/>
-      <w:r>
-        <w:rPr>
-          <w:i/>
-        </w:rPr>
-        <w:t>registraciju</w:t>
-      </w:r>
-      <w:bookmarkEnd w:id="10"/>
-      <w:proofErr w:type="spellEnd"/>
+        <w:t>podatke za registraciju</w:t>
+      </w:r>
+      <w:bookmarkEnd w:id="11"/>
     </w:p>
     <w:p>
       <w:pPr>
@@ -5130,339 +3298,39 @@
           <w:sz w:val="20"/>
           <w:szCs w:val="22"/>
         </w:rPr>
-        <w:t xml:space="preserve">Na </w:t>
-      </w:r>
-      <w:proofErr w:type="spellStart"/>
+        <w:t>Na ekranu se prikazuje forma za registraciju koja sadrži polja za ime, prezime, email,</w:t>
+      </w:r>
       <w:r>
         <w:rPr>
           <w:rFonts w:ascii="Times New Roman" w:hAnsi="Times New Roman" w:cs="Times New Roman"/>
           <w:sz w:val="20"/>
           <w:szCs w:val="22"/>
         </w:rPr>
-        <w:t>ekranu</w:t>
-      </w:r>
-      <w:proofErr w:type="spellEnd"/>
+        <w:t xml:space="preserve"> </w:t>
+      </w:r>
       <w:r>
         <w:rPr>
           <w:rFonts w:ascii="Times New Roman" w:hAnsi="Times New Roman" w:cs="Times New Roman"/>
           <w:sz w:val="20"/>
           <w:szCs w:val="22"/>
         </w:rPr>
-        <w:t xml:space="preserve"> se </w:t>
-      </w:r>
-      <w:proofErr w:type="spellStart"/>
+        <w:t>korisničko ime, lozinku i potvrdu lozinke, kao i dugme</w:t>
+      </w:r>
       <w:r>
         <w:rPr>
           <w:rFonts w:ascii="Times New Roman" w:hAnsi="Times New Roman" w:cs="Times New Roman"/>
           <w:sz w:val="20"/>
           <w:szCs w:val="22"/>
         </w:rPr>
-        <w:t>prikazuje</w:t>
-      </w:r>
-      <w:proofErr w:type="spellEnd"/>
+        <w:t xml:space="preserve"> “</w:t>
+      </w:r>
       <w:r>
         <w:rPr>
           <w:rFonts w:ascii="Times New Roman" w:hAnsi="Times New Roman" w:cs="Times New Roman"/>
           <w:sz w:val="20"/>
           <w:szCs w:val="22"/>
         </w:rPr>
-        <w:t xml:space="preserve"> forma za </w:t>
-      </w:r>
-      <w:proofErr w:type="spellStart"/>
-      <w:r>
-        <w:rPr>
-          <w:rFonts w:ascii="Times New Roman" w:hAnsi="Times New Roman" w:cs="Times New Roman"/>
-          <w:sz w:val="20"/>
-          <w:szCs w:val="22"/>
-        </w:rPr>
-        <w:t>registraciju</w:t>
-      </w:r>
-      <w:proofErr w:type="spellEnd"/>
-      <w:r>
-        <w:rPr>
-          <w:rFonts w:ascii="Times New Roman" w:hAnsi="Times New Roman" w:cs="Times New Roman"/>
-          <w:sz w:val="20"/>
-          <w:szCs w:val="22"/>
-        </w:rPr>
-        <w:t xml:space="preserve"> </w:t>
-      </w:r>
-      <w:proofErr w:type="spellStart"/>
-      <w:r>
-        <w:rPr>
-          <w:rFonts w:ascii="Times New Roman" w:hAnsi="Times New Roman" w:cs="Times New Roman"/>
-          <w:sz w:val="20"/>
-          <w:szCs w:val="22"/>
-        </w:rPr>
-        <w:t>koja</w:t>
-      </w:r>
-      <w:proofErr w:type="spellEnd"/>
-      <w:r>
-        <w:rPr>
-          <w:rFonts w:ascii="Times New Roman" w:hAnsi="Times New Roman" w:cs="Times New Roman"/>
-          <w:sz w:val="20"/>
-          <w:szCs w:val="22"/>
-        </w:rPr>
-        <w:t xml:space="preserve"> </w:t>
-      </w:r>
-      <w:proofErr w:type="spellStart"/>
-      <w:r>
-        <w:rPr>
-          <w:rFonts w:ascii="Times New Roman" w:hAnsi="Times New Roman" w:cs="Times New Roman"/>
-          <w:sz w:val="20"/>
-          <w:szCs w:val="22"/>
-        </w:rPr>
-        <w:t>sadrži</w:t>
-      </w:r>
-      <w:proofErr w:type="spellEnd"/>
-      <w:r>
-        <w:rPr>
-          <w:rFonts w:ascii="Times New Roman" w:hAnsi="Times New Roman" w:cs="Times New Roman"/>
-          <w:sz w:val="20"/>
-          <w:szCs w:val="22"/>
-        </w:rPr>
-        <w:t xml:space="preserve"> </w:t>
-      </w:r>
-      <w:proofErr w:type="spellStart"/>
-      <w:r>
-        <w:rPr>
-          <w:rFonts w:ascii="Times New Roman" w:hAnsi="Times New Roman" w:cs="Times New Roman"/>
-          <w:sz w:val="20"/>
-          <w:szCs w:val="22"/>
-        </w:rPr>
-        <w:t>polja</w:t>
-      </w:r>
-      <w:proofErr w:type="spellEnd"/>
-      <w:r>
-        <w:rPr>
-          <w:rFonts w:ascii="Times New Roman" w:hAnsi="Times New Roman" w:cs="Times New Roman"/>
-          <w:sz w:val="20"/>
-          <w:szCs w:val="22"/>
-        </w:rPr>
-        <w:t xml:space="preserve"> za </w:t>
-      </w:r>
-      <w:proofErr w:type="spellStart"/>
-      <w:r>
-        <w:rPr>
-          <w:rFonts w:ascii="Times New Roman" w:hAnsi="Times New Roman" w:cs="Times New Roman"/>
-          <w:sz w:val="20"/>
-          <w:szCs w:val="22"/>
-        </w:rPr>
-        <w:t>ime</w:t>
-      </w:r>
-      <w:proofErr w:type="spellEnd"/>
-      <w:r>
-        <w:rPr>
-          <w:rFonts w:ascii="Times New Roman" w:hAnsi="Times New Roman" w:cs="Times New Roman"/>
-          <w:sz w:val="20"/>
-          <w:szCs w:val="22"/>
-        </w:rPr>
-        <w:t xml:space="preserve">, </w:t>
-      </w:r>
-      <w:proofErr w:type="spellStart"/>
-      <w:r>
-        <w:rPr>
-          <w:rFonts w:ascii="Times New Roman" w:hAnsi="Times New Roman" w:cs="Times New Roman"/>
-          <w:sz w:val="20"/>
-          <w:szCs w:val="22"/>
-        </w:rPr>
-        <w:t>prezime</w:t>
-      </w:r>
-      <w:proofErr w:type="spellEnd"/>
-      <w:r>
-        <w:rPr>
-          <w:rFonts w:ascii="Times New Roman" w:hAnsi="Times New Roman" w:cs="Times New Roman"/>
-          <w:sz w:val="20"/>
-          <w:szCs w:val="22"/>
-        </w:rPr>
-        <w:t>, email,</w:t>
-      </w:r>
-      <w:r>
-        <w:rPr>
-          <w:rFonts w:ascii="Times New Roman" w:hAnsi="Times New Roman" w:cs="Times New Roman"/>
-          <w:sz w:val="20"/>
-          <w:szCs w:val="22"/>
-        </w:rPr>
-        <w:t xml:space="preserve"> </w:t>
-      </w:r>
-      <w:proofErr w:type="spellStart"/>
-      <w:r>
-        <w:rPr>
-          <w:rFonts w:ascii="Times New Roman" w:hAnsi="Times New Roman" w:cs="Times New Roman"/>
-          <w:sz w:val="20"/>
-          <w:szCs w:val="22"/>
-        </w:rPr>
-        <w:t>korisničko</w:t>
-      </w:r>
-      <w:proofErr w:type="spellEnd"/>
-      <w:r>
-        <w:rPr>
-          <w:rFonts w:ascii="Times New Roman" w:hAnsi="Times New Roman" w:cs="Times New Roman"/>
-          <w:sz w:val="20"/>
-          <w:szCs w:val="22"/>
-        </w:rPr>
-        <w:t xml:space="preserve"> </w:t>
-      </w:r>
-      <w:proofErr w:type="spellStart"/>
-      <w:r>
-        <w:rPr>
-          <w:rFonts w:ascii="Times New Roman" w:hAnsi="Times New Roman" w:cs="Times New Roman"/>
-          <w:sz w:val="20"/>
-          <w:szCs w:val="22"/>
-        </w:rPr>
-        <w:t>ime</w:t>
-      </w:r>
-      <w:proofErr w:type="spellEnd"/>
-      <w:r>
-        <w:rPr>
-          <w:rFonts w:ascii="Times New Roman" w:hAnsi="Times New Roman" w:cs="Times New Roman"/>
-          <w:sz w:val="20"/>
-          <w:szCs w:val="22"/>
-        </w:rPr>
-        <w:t xml:space="preserve">, </w:t>
-      </w:r>
-      <w:proofErr w:type="spellStart"/>
-      <w:r>
-        <w:rPr>
-          <w:rFonts w:ascii="Times New Roman" w:hAnsi="Times New Roman" w:cs="Times New Roman"/>
-          <w:sz w:val="20"/>
-          <w:szCs w:val="22"/>
-        </w:rPr>
-        <w:t>lozinku</w:t>
-      </w:r>
-      <w:proofErr w:type="spellEnd"/>
-      <w:r>
-        <w:rPr>
-          <w:rFonts w:ascii="Times New Roman" w:hAnsi="Times New Roman" w:cs="Times New Roman"/>
-          <w:sz w:val="20"/>
-          <w:szCs w:val="22"/>
-        </w:rPr>
-        <w:t xml:space="preserve"> </w:t>
-      </w:r>
-      <w:proofErr w:type="spellStart"/>
-      <w:r>
-        <w:rPr>
-          <w:rFonts w:ascii="Times New Roman" w:hAnsi="Times New Roman" w:cs="Times New Roman"/>
-          <w:sz w:val="20"/>
-          <w:szCs w:val="22"/>
-        </w:rPr>
-        <w:t>i</w:t>
-      </w:r>
-      <w:proofErr w:type="spellEnd"/>
-      <w:r>
-        <w:rPr>
-          <w:rFonts w:ascii="Times New Roman" w:hAnsi="Times New Roman" w:cs="Times New Roman"/>
-          <w:sz w:val="20"/>
-          <w:szCs w:val="22"/>
-        </w:rPr>
-        <w:t xml:space="preserve"> </w:t>
-      </w:r>
-      <w:proofErr w:type="spellStart"/>
-      <w:r>
-        <w:rPr>
-          <w:rFonts w:ascii="Times New Roman" w:hAnsi="Times New Roman" w:cs="Times New Roman"/>
-          <w:sz w:val="20"/>
-          <w:szCs w:val="22"/>
-        </w:rPr>
-        <w:t>potvrdu</w:t>
-      </w:r>
-      <w:proofErr w:type="spellEnd"/>
-      <w:r>
-        <w:rPr>
-          <w:rFonts w:ascii="Times New Roman" w:hAnsi="Times New Roman" w:cs="Times New Roman"/>
-          <w:sz w:val="20"/>
-          <w:szCs w:val="22"/>
-        </w:rPr>
-        <w:t xml:space="preserve"> </w:t>
-      </w:r>
-      <w:proofErr w:type="spellStart"/>
-      <w:r>
-        <w:rPr>
-          <w:rFonts w:ascii="Times New Roman" w:hAnsi="Times New Roman" w:cs="Times New Roman"/>
-          <w:sz w:val="20"/>
-          <w:szCs w:val="22"/>
-        </w:rPr>
-        <w:t>lozinke</w:t>
-      </w:r>
-      <w:proofErr w:type="spellEnd"/>
-      <w:r>
-        <w:rPr>
-          <w:rFonts w:ascii="Times New Roman" w:hAnsi="Times New Roman" w:cs="Times New Roman"/>
-          <w:sz w:val="20"/>
-          <w:szCs w:val="22"/>
-        </w:rPr>
-        <w:t xml:space="preserve">, </w:t>
-      </w:r>
-      <w:proofErr w:type="spellStart"/>
-      <w:r>
-        <w:rPr>
-          <w:rFonts w:ascii="Times New Roman" w:hAnsi="Times New Roman" w:cs="Times New Roman"/>
-          <w:sz w:val="20"/>
-          <w:szCs w:val="22"/>
-        </w:rPr>
-        <w:t>kao</w:t>
-      </w:r>
-      <w:proofErr w:type="spellEnd"/>
-      <w:r>
-        <w:rPr>
-          <w:rFonts w:ascii="Times New Roman" w:hAnsi="Times New Roman" w:cs="Times New Roman"/>
-          <w:sz w:val="20"/>
-          <w:szCs w:val="22"/>
-        </w:rPr>
-        <w:t xml:space="preserve"> </w:t>
-      </w:r>
-      <w:proofErr w:type="spellStart"/>
-      <w:r>
-        <w:rPr>
-          <w:rFonts w:ascii="Times New Roman" w:hAnsi="Times New Roman" w:cs="Times New Roman"/>
-          <w:sz w:val="20"/>
-          <w:szCs w:val="22"/>
-        </w:rPr>
-        <w:t>i</w:t>
-      </w:r>
-      <w:proofErr w:type="spellEnd"/>
-      <w:r>
-        <w:rPr>
-          <w:rFonts w:ascii="Times New Roman" w:hAnsi="Times New Roman" w:cs="Times New Roman"/>
-          <w:sz w:val="20"/>
-          <w:szCs w:val="22"/>
-        </w:rPr>
-        <w:t xml:space="preserve"> </w:t>
-      </w:r>
-      <w:proofErr w:type="spellStart"/>
-      <w:r>
-        <w:rPr>
-          <w:rFonts w:ascii="Times New Roman" w:hAnsi="Times New Roman" w:cs="Times New Roman"/>
-          <w:sz w:val="20"/>
-          <w:szCs w:val="22"/>
-        </w:rPr>
-        <w:t>dugme</w:t>
-      </w:r>
-      <w:proofErr w:type="spellEnd"/>
-      <w:r>
-        <w:rPr>
-          <w:rFonts w:ascii="Times New Roman" w:hAnsi="Times New Roman" w:cs="Times New Roman"/>
-          <w:sz w:val="20"/>
-          <w:szCs w:val="22"/>
-        </w:rPr>
-        <w:t xml:space="preserve"> “</w:t>
-      </w:r>
-      <w:proofErr w:type="spellStart"/>
-      <w:r>
-        <w:rPr>
-          <w:rFonts w:ascii="Times New Roman" w:hAnsi="Times New Roman" w:cs="Times New Roman"/>
-          <w:sz w:val="20"/>
-          <w:szCs w:val="22"/>
-        </w:rPr>
-        <w:t>Registruj</w:t>
-      </w:r>
-      <w:proofErr w:type="spellEnd"/>
-      <w:r>
-        <w:rPr>
-          <w:rFonts w:ascii="Times New Roman" w:hAnsi="Times New Roman" w:cs="Times New Roman"/>
-          <w:sz w:val="20"/>
-          <w:szCs w:val="22"/>
-        </w:rPr>
-        <w:t xml:space="preserve"> se</w:t>
+        <w:t>Registruj se</w:t>
       </w:r>
       <w:r>
         <w:rPr>
@@ -5494,131 +3362,13 @@
           <w:szCs w:val="22"/>
         </w:rPr>
       </w:pPr>
-      <w:proofErr w:type="spellStart"/>
       <w:r>
         <w:rPr>
           <w:rFonts w:ascii="Times New Roman" w:hAnsi="Times New Roman" w:cs="Times New Roman"/>
           <w:sz w:val="20"/>
           <w:szCs w:val="22"/>
         </w:rPr>
-        <w:t>Korisnik</w:t>
-      </w:r>
-      <w:proofErr w:type="spellEnd"/>
-      <w:r>
-        <w:rPr>
-          <w:rFonts w:ascii="Times New Roman" w:hAnsi="Times New Roman" w:cs="Times New Roman"/>
-          <w:sz w:val="20"/>
-          <w:szCs w:val="22"/>
-        </w:rPr>
-        <w:t xml:space="preserve"> </w:t>
-      </w:r>
-      <w:proofErr w:type="spellStart"/>
-      <w:r>
-        <w:rPr>
-          <w:rFonts w:ascii="Times New Roman" w:hAnsi="Times New Roman" w:cs="Times New Roman"/>
-          <w:sz w:val="20"/>
-          <w:szCs w:val="22"/>
-        </w:rPr>
-        <w:t>unosi</w:t>
-      </w:r>
-      <w:proofErr w:type="spellEnd"/>
-      <w:r>
-        <w:rPr>
-          <w:rFonts w:ascii="Times New Roman" w:hAnsi="Times New Roman" w:cs="Times New Roman"/>
-          <w:sz w:val="20"/>
-          <w:szCs w:val="22"/>
-        </w:rPr>
-        <w:t xml:space="preserve"> </w:t>
-      </w:r>
-      <w:proofErr w:type="spellStart"/>
-      <w:r>
-        <w:rPr>
-          <w:rFonts w:ascii="Times New Roman" w:hAnsi="Times New Roman" w:cs="Times New Roman"/>
-          <w:sz w:val="20"/>
-          <w:szCs w:val="22"/>
-        </w:rPr>
-        <w:t>sve</w:t>
-      </w:r>
-      <w:proofErr w:type="spellEnd"/>
-      <w:r>
-        <w:rPr>
-          <w:rFonts w:ascii="Times New Roman" w:hAnsi="Times New Roman" w:cs="Times New Roman"/>
-          <w:sz w:val="20"/>
-          <w:szCs w:val="22"/>
-        </w:rPr>
-        <w:t xml:space="preserve"> </w:t>
-      </w:r>
-      <w:proofErr w:type="spellStart"/>
-      <w:r>
-        <w:rPr>
-          <w:rFonts w:ascii="Times New Roman" w:hAnsi="Times New Roman" w:cs="Times New Roman"/>
-          <w:sz w:val="20"/>
-          <w:szCs w:val="22"/>
-        </w:rPr>
-        <w:t>potrebne</w:t>
-      </w:r>
-      <w:proofErr w:type="spellEnd"/>
-      <w:r>
-        <w:rPr>
-          <w:rFonts w:ascii="Times New Roman" w:hAnsi="Times New Roman" w:cs="Times New Roman"/>
-          <w:sz w:val="20"/>
-          <w:szCs w:val="22"/>
-        </w:rPr>
-        <w:t xml:space="preserve"> </w:t>
-      </w:r>
-      <w:proofErr w:type="spellStart"/>
-      <w:r>
-        <w:rPr>
-          <w:rFonts w:ascii="Times New Roman" w:hAnsi="Times New Roman" w:cs="Times New Roman"/>
-          <w:sz w:val="20"/>
-          <w:szCs w:val="22"/>
-        </w:rPr>
-        <w:t>podatke</w:t>
-      </w:r>
-      <w:proofErr w:type="spellEnd"/>
-      <w:r>
-        <w:rPr>
-          <w:rFonts w:ascii="Times New Roman" w:hAnsi="Times New Roman" w:cs="Times New Roman"/>
-          <w:sz w:val="20"/>
-          <w:szCs w:val="22"/>
-        </w:rPr>
-        <w:t xml:space="preserve"> u </w:t>
-      </w:r>
-      <w:proofErr w:type="spellStart"/>
-      <w:r>
-        <w:rPr>
-          <w:rFonts w:ascii="Times New Roman" w:hAnsi="Times New Roman" w:cs="Times New Roman"/>
-          <w:sz w:val="20"/>
-          <w:szCs w:val="22"/>
-        </w:rPr>
-        <w:t>odgovarajuća</w:t>
-      </w:r>
-      <w:proofErr w:type="spellEnd"/>
-      <w:r>
-        <w:rPr>
-          <w:rFonts w:ascii="Times New Roman" w:hAnsi="Times New Roman" w:cs="Times New Roman"/>
-          <w:sz w:val="20"/>
-          <w:szCs w:val="22"/>
-        </w:rPr>
-        <w:t xml:space="preserve"> </w:t>
-      </w:r>
-      <w:proofErr w:type="spellStart"/>
-      <w:r>
-        <w:rPr>
-          <w:rFonts w:ascii="Times New Roman" w:hAnsi="Times New Roman" w:cs="Times New Roman"/>
-          <w:sz w:val="20"/>
-          <w:szCs w:val="22"/>
-        </w:rPr>
-        <w:t>polja</w:t>
-      </w:r>
-      <w:proofErr w:type="spellEnd"/>
-      <w:r>
-        <w:rPr>
-          <w:rFonts w:ascii="Times New Roman" w:hAnsi="Times New Roman" w:cs="Times New Roman"/>
-          <w:sz w:val="20"/>
-          <w:szCs w:val="22"/>
-        </w:rPr>
-        <w:t>.</w:t>
+        <w:t>Korisnik unosi sve potrebne podatke u odgovarajuća polja.</w:t>
       </w:r>
     </w:p>
     <w:p>
@@ -5634,7 +3384,6 @@
           <w:szCs w:val="22"/>
         </w:rPr>
       </w:pPr>
-      <w:proofErr w:type="spellStart"/>
       <w:r>
         <w:rPr>
           <w:rFonts w:ascii="Times New Roman" w:hAnsi="Times New Roman" w:cs="Times New Roman"/>
@@ -5649,78 +3398,31 @@
           <w:sz w:val="20"/>
           <w:szCs w:val="22"/>
         </w:rPr>
+        <w:t xml:space="preserve">a </w:t>
+      </w:r>
+      <w:r>
+        <w:rPr>
+          <w:rFonts w:ascii="Times New Roman" w:hAnsi="Times New Roman" w:cs="Times New Roman"/>
+          <w:sz w:val="20"/>
+          <w:szCs w:val="22"/>
+        </w:rPr>
+        <w:t>ispunjavaj</w:t>
+      </w:r>
+      <w:r>
+        <w:rPr>
+          <w:rFonts w:ascii="Times New Roman" w:hAnsi="Times New Roman" w:cs="Times New Roman"/>
+          <w:sz w:val="20"/>
+          <w:szCs w:val="22"/>
+        </w:rPr>
         <w:t>a</w:t>
       </w:r>
-      <w:proofErr w:type="spellEnd"/>
       <w:r>
         <w:rPr>
           <w:rFonts w:ascii="Times New Roman" w:hAnsi="Times New Roman" w:cs="Times New Roman"/>
           <w:sz w:val="20"/>
           <w:szCs w:val="22"/>
         </w:rPr>
-        <w:t xml:space="preserve"> </w:t>
-      </w:r>
-      <w:proofErr w:type="spellStart"/>
-      <w:r>
-        <w:rPr>
-          <w:rFonts w:ascii="Times New Roman" w:hAnsi="Times New Roman" w:cs="Times New Roman"/>
-          <w:sz w:val="20"/>
-          <w:szCs w:val="22"/>
-        </w:rPr>
-        <w:t>ispunjavaj</w:t>
-      </w:r>
-      <w:r>
-        <w:rPr>
-          <w:rFonts w:ascii="Times New Roman" w:hAnsi="Times New Roman" w:cs="Times New Roman"/>
-          <w:sz w:val="20"/>
-          <w:szCs w:val="22"/>
-        </w:rPr>
-        <w:t>a</w:t>
-      </w:r>
-      <w:proofErr w:type="spellEnd"/>
-      <w:r>
-        <w:rPr>
-          <w:rFonts w:ascii="Times New Roman" w:hAnsi="Times New Roman" w:cs="Times New Roman"/>
-          <w:sz w:val="20"/>
-          <w:szCs w:val="22"/>
-        </w:rPr>
-        <w:t xml:space="preserve"> </w:t>
-      </w:r>
-      <w:proofErr w:type="spellStart"/>
-      <w:r>
-        <w:rPr>
-          <w:rFonts w:ascii="Times New Roman" w:hAnsi="Times New Roman" w:cs="Times New Roman"/>
-          <w:sz w:val="20"/>
-          <w:szCs w:val="22"/>
-        </w:rPr>
-        <w:t>sve</w:t>
-      </w:r>
-      <w:proofErr w:type="spellEnd"/>
-      <w:r>
-        <w:rPr>
-          <w:rFonts w:ascii="Times New Roman" w:hAnsi="Times New Roman" w:cs="Times New Roman"/>
-          <w:sz w:val="20"/>
-          <w:szCs w:val="22"/>
-        </w:rPr>
-        <w:t xml:space="preserve"> </w:t>
-      </w:r>
-      <w:proofErr w:type="spellStart"/>
-      <w:r>
-        <w:rPr>
-          <w:rFonts w:ascii="Times New Roman" w:hAnsi="Times New Roman" w:cs="Times New Roman"/>
-          <w:sz w:val="20"/>
-          <w:szCs w:val="22"/>
-        </w:rPr>
-        <w:t>zahteve</w:t>
-      </w:r>
-      <w:proofErr w:type="spellEnd"/>
-      <w:r>
-        <w:rPr>
-          <w:rFonts w:ascii="Times New Roman" w:hAnsi="Times New Roman" w:cs="Times New Roman"/>
-          <w:sz w:val="20"/>
-          <w:szCs w:val="22"/>
-        </w:rPr>
-        <w:t xml:space="preserve"> za format.</w:t>
+        <w:t xml:space="preserve"> sve zahteve za format.</w:t>
       </w:r>
     </w:p>
     <w:p>
@@ -5736,209 +3438,45 @@
           <w:szCs w:val="22"/>
         </w:rPr>
       </w:pPr>
-      <w:proofErr w:type="spellStart"/>
       <w:r>
         <w:rPr>
           <w:rFonts w:ascii="Times New Roman" w:hAnsi="Times New Roman" w:cs="Times New Roman"/>
           <w:sz w:val="20"/>
           <w:szCs w:val="22"/>
         </w:rPr>
-        <w:t>Klikom</w:t>
-      </w:r>
-      <w:proofErr w:type="spellEnd"/>
+        <w:t xml:space="preserve">Klikom na dugme </w:t>
+      </w:r>
       <w:r>
         <w:rPr>
           <w:rFonts w:ascii="Times New Roman" w:hAnsi="Times New Roman" w:cs="Times New Roman"/>
           <w:sz w:val="20"/>
           <w:szCs w:val="22"/>
         </w:rPr>
-        <w:t xml:space="preserve"> </w:t>
-      </w:r>
-      <w:proofErr w:type="spellStart"/>
+        <w:t>“</w:t>
+      </w:r>
       <w:r>
         <w:rPr>
           <w:rFonts w:ascii="Times New Roman" w:hAnsi="Times New Roman" w:cs="Times New Roman"/>
           <w:sz w:val="20"/>
           <w:szCs w:val="22"/>
         </w:rPr>
-        <w:t>na</w:t>
-      </w:r>
-      <w:proofErr w:type="spellEnd"/>
+        <w:t>Registruj se</w:t>
+      </w:r>
       <w:r>
         <w:rPr>
           <w:rFonts w:ascii="Times New Roman" w:hAnsi="Times New Roman" w:cs="Times New Roman"/>
           <w:sz w:val="20"/>
           <w:szCs w:val="22"/>
         </w:rPr>
-        <w:t xml:space="preserve"> </w:t>
-      </w:r>
-      <w:proofErr w:type="spellStart"/>
+        <w:t>”</w:t>
+      </w:r>
       <w:r>
         <w:rPr>
           <w:rFonts w:ascii="Times New Roman" w:hAnsi="Times New Roman" w:cs="Times New Roman"/>
           <w:sz w:val="20"/>
           <w:szCs w:val="22"/>
         </w:rPr>
-        <w:t>dugme</w:t>
-      </w:r>
-      <w:proofErr w:type="spellEnd"/>
-      <w:r>
-        <w:rPr>
-          <w:rFonts w:ascii="Times New Roman" w:hAnsi="Times New Roman" w:cs="Times New Roman"/>
-          <w:sz w:val="20"/>
-          <w:szCs w:val="22"/>
-        </w:rPr>
-        <w:t xml:space="preserve"> </w:t>
-      </w:r>
-      <w:r>
-        <w:rPr>
-          <w:rFonts w:ascii="Times New Roman" w:hAnsi="Times New Roman" w:cs="Times New Roman"/>
-          <w:sz w:val="20"/>
-          <w:szCs w:val="22"/>
-        </w:rPr>
-        <w:t>“</w:t>
-      </w:r>
-      <w:proofErr w:type="spellStart"/>
-      <w:r>
-        <w:rPr>
-          <w:rFonts w:ascii="Times New Roman" w:hAnsi="Times New Roman" w:cs="Times New Roman"/>
-          <w:sz w:val="20"/>
-          <w:szCs w:val="22"/>
-        </w:rPr>
-        <w:t>Registruj</w:t>
-      </w:r>
-      <w:proofErr w:type="spellEnd"/>
-      <w:r>
-        <w:rPr>
-          <w:rFonts w:ascii="Times New Roman" w:hAnsi="Times New Roman" w:cs="Times New Roman"/>
-          <w:sz w:val="20"/>
-          <w:szCs w:val="22"/>
-        </w:rPr>
-        <w:t xml:space="preserve"> se</w:t>
-      </w:r>
-      <w:r>
-        <w:rPr>
-          <w:rFonts w:ascii="Times New Roman" w:hAnsi="Times New Roman" w:cs="Times New Roman"/>
-          <w:sz w:val="20"/>
-          <w:szCs w:val="22"/>
-        </w:rPr>
-        <w:t>”</w:t>
-      </w:r>
-      <w:r>
-        <w:rPr>
-          <w:rFonts w:ascii="Times New Roman" w:hAnsi="Times New Roman" w:cs="Times New Roman"/>
-          <w:sz w:val="20"/>
-          <w:szCs w:val="22"/>
-        </w:rPr>
-        <w:t xml:space="preserve">, </w:t>
-      </w:r>
-      <w:proofErr w:type="spellStart"/>
-      <w:r>
-        <w:rPr>
-          <w:rFonts w:ascii="Times New Roman" w:hAnsi="Times New Roman" w:cs="Times New Roman"/>
-          <w:sz w:val="20"/>
-          <w:szCs w:val="22"/>
-        </w:rPr>
-        <w:t>aplikacija</w:t>
-      </w:r>
-      <w:proofErr w:type="spellEnd"/>
-      <w:r>
-        <w:rPr>
-          <w:rFonts w:ascii="Times New Roman" w:hAnsi="Times New Roman" w:cs="Times New Roman"/>
-          <w:sz w:val="20"/>
-          <w:szCs w:val="22"/>
-        </w:rPr>
-        <w:t xml:space="preserve"> </w:t>
-      </w:r>
-      <w:proofErr w:type="spellStart"/>
-      <w:r>
-        <w:rPr>
-          <w:rFonts w:ascii="Times New Roman" w:hAnsi="Times New Roman" w:cs="Times New Roman"/>
-          <w:sz w:val="20"/>
-          <w:szCs w:val="22"/>
-        </w:rPr>
-        <w:t>šalje</w:t>
-      </w:r>
-      <w:proofErr w:type="spellEnd"/>
-      <w:r>
-        <w:rPr>
-          <w:rFonts w:ascii="Times New Roman" w:hAnsi="Times New Roman" w:cs="Times New Roman"/>
-          <w:sz w:val="20"/>
-          <w:szCs w:val="22"/>
-        </w:rPr>
-        <w:t xml:space="preserve"> </w:t>
-      </w:r>
-      <w:proofErr w:type="spellStart"/>
-      <w:r>
-        <w:rPr>
-          <w:rFonts w:ascii="Times New Roman" w:hAnsi="Times New Roman" w:cs="Times New Roman"/>
-          <w:sz w:val="20"/>
-          <w:szCs w:val="22"/>
-        </w:rPr>
-        <w:t>podatke</w:t>
-      </w:r>
-      <w:proofErr w:type="spellEnd"/>
-      <w:r>
-        <w:rPr>
-          <w:rFonts w:ascii="Times New Roman" w:hAnsi="Times New Roman" w:cs="Times New Roman"/>
-          <w:sz w:val="20"/>
-          <w:szCs w:val="22"/>
-        </w:rPr>
-        <w:t xml:space="preserve"> </w:t>
-      </w:r>
-      <w:proofErr w:type="spellStart"/>
-      <w:r>
-        <w:rPr>
-          <w:rFonts w:ascii="Times New Roman" w:hAnsi="Times New Roman" w:cs="Times New Roman"/>
-          <w:sz w:val="20"/>
-          <w:szCs w:val="22"/>
-        </w:rPr>
-        <w:t>serveru</w:t>
-      </w:r>
-      <w:proofErr w:type="spellEnd"/>
-      <w:r>
-        <w:rPr>
-          <w:rFonts w:ascii="Times New Roman" w:hAnsi="Times New Roman" w:cs="Times New Roman"/>
-          <w:sz w:val="20"/>
-          <w:szCs w:val="22"/>
-        </w:rPr>
-        <w:t xml:space="preserve"> </w:t>
-      </w:r>
-      <w:proofErr w:type="spellStart"/>
-      <w:r>
-        <w:rPr>
-          <w:rFonts w:ascii="Times New Roman" w:hAnsi="Times New Roman" w:cs="Times New Roman"/>
-          <w:sz w:val="20"/>
-          <w:szCs w:val="22"/>
-        </w:rPr>
-        <w:t>radi</w:t>
-      </w:r>
-      <w:proofErr w:type="spellEnd"/>
-      <w:r>
-        <w:rPr>
-          <w:rFonts w:ascii="Times New Roman" w:hAnsi="Times New Roman" w:cs="Times New Roman"/>
-          <w:sz w:val="20"/>
-          <w:szCs w:val="22"/>
-        </w:rPr>
-        <w:t xml:space="preserve"> </w:t>
-      </w:r>
-      <w:proofErr w:type="spellStart"/>
-      <w:r>
-        <w:rPr>
-          <w:rFonts w:ascii="Times New Roman" w:hAnsi="Times New Roman" w:cs="Times New Roman"/>
-          <w:sz w:val="20"/>
-          <w:szCs w:val="22"/>
-        </w:rPr>
-        <w:t>provere</w:t>
-      </w:r>
-      <w:proofErr w:type="spellEnd"/>
-      <w:r>
-        <w:rPr>
-          <w:rFonts w:ascii="Times New Roman" w:hAnsi="Times New Roman" w:cs="Times New Roman"/>
-          <w:sz w:val="20"/>
-          <w:szCs w:val="22"/>
-        </w:rPr>
-        <w:t>.</w:t>
+        <w:t>, aplikacija šalje podatke serveru radi provere.</w:t>
       </w:r>
     </w:p>
     <w:p>
@@ -5954,16 +3492,14 @@
           <w:szCs w:val="22"/>
         </w:rPr>
       </w:pPr>
-      <w:proofErr w:type="spellStart"/>
       <w:r>
         <w:rPr>
           <w:rFonts w:ascii="Times New Roman" w:hAnsi="Times New Roman" w:cs="Times New Roman"/>
           <w:sz w:val="20"/>
           <w:szCs w:val="22"/>
         </w:rPr>
-        <w:t>Sistem</w:t>
-      </w:r>
-      <w:proofErr w:type="spellEnd"/>
+        <w:t>Sistem potvrđuje da korisničko ime i email adresa ne postoje u bazi.</w:t>
+      </w:r>
       <w:r>
         <w:rPr>
           <w:rFonts w:ascii="Times New Roman" w:hAnsi="Times New Roman" w:cs="Times New Roman"/>
@@ -5972,229 +3508,13 @@
         </w:rPr>
         <w:t xml:space="preserve"> </w:t>
       </w:r>
-      <w:proofErr w:type="spellStart"/>
       <w:r>
         <w:rPr>
           <w:rFonts w:ascii="Times New Roman" w:hAnsi="Times New Roman" w:cs="Times New Roman"/>
           <w:sz w:val="20"/>
           <w:szCs w:val="22"/>
         </w:rPr>
-        <w:t>potvrđuje</w:t>
-      </w:r>
-      <w:proofErr w:type="spellEnd"/>
-      <w:r>
-        <w:rPr>
-          <w:rFonts w:ascii="Times New Roman" w:hAnsi="Times New Roman" w:cs="Times New Roman"/>
-          <w:sz w:val="20"/>
-          <w:szCs w:val="22"/>
-        </w:rPr>
-        <w:t xml:space="preserve"> da </w:t>
-      </w:r>
-      <w:proofErr w:type="spellStart"/>
-      <w:r>
-        <w:rPr>
-          <w:rFonts w:ascii="Times New Roman" w:hAnsi="Times New Roman" w:cs="Times New Roman"/>
-          <w:sz w:val="20"/>
-          <w:szCs w:val="22"/>
-        </w:rPr>
-        <w:t>korisničko</w:t>
-      </w:r>
-      <w:proofErr w:type="spellEnd"/>
-      <w:r>
-        <w:rPr>
-          <w:rFonts w:ascii="Times New Roman" w:hAnsi="Times New Roman" w:cs="Times New Roman"/>
-          <w:sz w:val="20"/>
-          <w:szCs w:val="22"/>
-        </w:rPr>
-        <w:t xml:space="preserve"> </w:t>
-      </w:r>
-      <w:proofErr w:type="spellStart"/>
-      <w:r>
-        <w:rPr>
-          <w:rFonts w:ascii="Times New Roman" w:hAnsi="Times New Roman" w:cs="Times New Roman"/>
-          <w:sz w:val="20"/>
-          <w:szCs w:val="22"/>
-        </w:rPr>
-        <w:t>ime</w:t>
-      </w:r>
-      <w:proofErr w:type="spellEnd"/>
-      <w:r>
-        <w:rPr>
-          <w:rFonts w:ascii="Times New Roman" w:hAnsi="Times New Roman" w:cs="Times New Roman"/>
-          <w:sz w:val="20"/>
-          <w:szCs w:val="22"/>
-        </w:rPr>
-        <w:t xml:space="preserve"> </w:t>
-      </w:r>
-      <w:proofErr w:type="spellStart"/>
-      <w:r>
-        <w:rPr>
-          <w:rFonts w:ascii="Times New Roman" w:hAnsi="Times New Roman" w:cs="Times New Roman"/>
-          <w:sz w:val="20"/>
-          <w:szCs w:val="22"/>
-        </w:rPr>
-        <w:t>i</w:t>
-      </w:r>
-      <w:proofErr w:type="spellEnd"/>
-      <w:r>
-        <w:rPr>
-          <w:rFonts w:ascii="Times New Roman" w:hAnsi="Times New Roman" w:cs="Times New Roman"/>
-          <w:sz w:val="20"/>
-          <w:szCs w:val="22"/>
-        </w:rPr>
-        <w:t xml:space="preserve"> email </w:t>
-      </w:r>
-      <w:proofErr w:type="spellStart"/>
-      <w:r>
-        <w:rPr>
-          <w:rFonts w:ascii="Times New Roman" w:hAnsi="Times New Roman" w:cs="Times New Roman"/>
-          <w:sz w:val="20"/>
-          <w:szCs w:val="22"/>
-        </w:rPr>
-        <w:t>adresa</w:t>
-      </w:r>
-      <w:proofErr w:type="spellEnd"/>
-      <w:r>
-        <w:rPr>
-          <w:rFonts w:ascii="Times New Roman" w:hAnsi="Times New Roman" w:cs="Times New Roman"/>
-          <w:sz w:val="20"/>
-          <w:szCs w:val="22"/>
-        </w:rPr>
-        <w:t xml:space="preserve"> ne </w:t>
-      </w:r>
-      <w:proofErr w:type="spellStart"/>
-      <w:r>
-        <w:rPr>
-          <w:rFonts w:ascii="Times New Roman" w:hAnsi="Times New Roman" w:cs="Times New Roman"/>
-          <w:sz w:val="20"/>
-          <w:szCs w:val="22"/>
-        </w:rPr>
-        <w:t>postoje</w:t>
-      </w:r>
-      <w:proofErr w:type="spellEnd"/>
-      <w:r>
-        <w:rPr>
-          <w:rFonts w:ascii="Times New Roman" w:hAnsi="Times New Roman" w:cs="Times New Roman"/>
-          <w:sz w:val="20"/>
-          <w:szCs w:val="22"/>
-        </w:rPr>
-        <w:t xml:space="preserve"> u </w:t>
-      </w:r>
-      <w:proofErr w:type="spellStart"/>
-      <w:r>
-        <w:rPr>
-          <w:rFonts w:ascii="Times New Roman" w:hAnsi="Times New Roman" w:cs="Times New Roman"/>
-          <w:sz w:val="20"/>
-          <w:szCs w:val="22"/>
-        </w:rPr>
-        <w:t>bazi</w:t>
-      </w:r>
-      <w:proofErr w:type="spellEnd"/>
-      <w:r>
-        <w:rPr>
-          <w:rFonts w:ascii="Times New Roman" w:hAnsi="Times New Roman" w:cs="Times New Roman"/>
-          <w:sz w:val="20"/>
-          <w:szCs w:val="22"/>
-        </w:rPr>
-        <w:t>.</w:t>
-      </w:r>
-      <w:r>
-        <w:rPr>
-          <w:rFonts w:ascii="Times New Roman" w:hAnsi="Times New Roman" w:cs="Times New Roman"/>
-          <w:sz w:val="20"/>
-          <w:szCs w:val="22"/>
-        </w:rPr>
-        <w:t xml:space="preserve"> </w:t>
-      </w:r>
-      <w:proofErr w:type="spellStart"/>
-      <w:r>
-        <w:rPr>
-          <w:rFonts w:ascii="Times New Roman" w:hAnsi="Times New Roman" w:cs="Times New Roman"/>
-          <w:sz w:val="20"/>
-          <w:szCs w:val="22"/>
-        </w:rPr>
-        <w:t>Sistem</w:t>
-      </w:r>
-      <w:proofErr w:type="spellEnd"/>
-      <w:r>
-        <w:rPr>
-          <w:rFonts w:ascii="Times New Roman" w:hAnsi="Times New Roman" w:cs="Times New Roman"/>
-          <w:sz w:val="20"/>
-          <w:szCs w:val="22"/>
-        </w:rPr>
-        <w:t xml:space="preserve"> </w:t>
-      </w:r>
-      <w:proofErr w:type="spellStart"/>
-      <w:r>
-        <w:rPr>
-          <w:rFonts w:ascii="Times New Roman" w:hAnsi="Times New Roman" w:cs="Times New Roman"/>
-          <w:sz w:val="20"/>
-          <w:szCs w:val="22"/>
-        </w:rPr>
-        <w:t>kreira</w:t>
-      </w:r>
-      <w:proofErr w:type="spellEnd"/>
-      <w:r>
-        <w:rPr>
-          <w:rFonts w:ascii="Times New Roman" w:hAnsi="Times New Roman" w:cs="Times New Roman"/>
-          <w:sz w:val="20"/>
-          <w:szCs w:val="22"/>
-        </w:rPr>
-        <w:t xml:space="preserve"> novi </w:t>
-      </w:r>
-      <w:proofErr w:type="spellStart"/>
-      <w:r>
-        <w:rPr>
-          <w:rFonts w:ascii="Times New Roman" w:hAnsi="Times New Roman" w:cs="Times New Roman"/>
-          <w:sz w:val="20"/>
-          <w:szCs w:val="22"/>
-        </w:rPr>
-        <w:t>nalog</w:t>
-      </w:r>
-      <w:proofErr w:type="spellEnd"/>
-      <w:r>
-        <w:rPr>
-          <w:rFonts w:ascii="Times New Roman" w:hAnsi="Times New Roman" w:cs="Times New Roman"/>
-          <w:sz w:val="20"/>
-          <w:szCs w:val="22"/>
-        </w:rPr>
-        <w:t xml:space="preserve"> u </w:t>
-      </w:r>
-      <w:proofErr w:type="spellStart"/>
-      <w:r>
-        <w:rPr>
-          <w:rFonts w:ascii="Times New Roman" w:hAnsi="Times New Roman" w:cs="Times New Roman"/>
-          <w:sz w:val="20"/>
-          <w:szCs w:val="22"/>
-        </w:rPr>
-        <w:t>bazi</w:t>
-      </w:r>
-      <w:proofErr w:type="spellEnd"/>
-      <w:r>
-        <w:rPr>
-          <w:rFonts w:ascii="Times New Roman" w:hAnsi="Times New Roman" w:cs="Times New Roman"/>
-          <w:sz w:val="20"/>
-          <w:szCs w:val="22"/>
-        </w:rPr>
-        <w:t xml:space="preserve"> </w:t>
-      </w:r>
-      <w:proofErr w:type="spellStart"/>
-      <w:r>
-        <w:rPr>
-          <w:rFonts w:ascii="Times New Roman" w:hAnsi="Times New Roman" w:cs="Times New Roman"/>
-          <w:sz w:val="20"/>
-          <w:szCs w:val="22"/>
-        </w:rPr>
-        <w:t>podataka</w:t>
-      </w:r>
-      <w:proofErr w:type="spellEnd"/>
-      <w:r>
-        <w:rPr>
-          <w:rFonts w:ascii="Times New Roman" w:hAnsi="Times New Roman" w:cs="Times New Roman"/>
-          <w:sz w:val="20"/>
-          <w:szCs w:val="22"/>
-        </w:rPr>
-        <w:t>.</w:t>
+        <w:t>Sistem kreira novi nalog u bazi podataka.</w:t>
       </w:r>
     </w:p>
     <w:p>
@@ -6211,181 +3531,26 @@
           <w:sz w:val="20"/>
         </w:rPr>
       </w:pPr>
-      <w:proofErr w:type="spellStart"/>
       <w:r>
         <w:rPr>
           <w:rFonts w:eastAsia="Times New Roman"/>
           <w:sz w:val="20"/>
         </w:rPr>
-        <w:t>Korisniku</w:t>
-      </w:r>
-      <w:proofErr w:type="spellEnd"/>
+        <w:t>Korisniku se prikazuje poruka o uspešnoj registraciji i automatski se preusmerava na</w:t>
+      </w:r>
       <w:r>
         <w:rPr>
           <w:rFonts w:eastAsia="Times New Roman"/>
           <w:sz w:val="20"/>
         </w:rPr>
-        <w:t xml:space="preserve"> se </w:t>
-      </w:r>
-      <w:proofErr w:type="spellStart"/>
+        <w:t xml:space="preserve"> </w:t>
+      </w:r>
       <w:r>
         <w:rPr>
           <w:rFonts w:eastAsia="Times New Roman"/>
           <w:sz w:val="20"/>
         </w:rPr>
-        <w:t>prikazuje</w:t>
-      </w:r>
-      <w:proofErr w:type="spellEnd"/>
-      <w:r>
-        <w:rPr>
-          <w:rFonts w:eastAsia="Times New Roman"/>
-          <w:sz w:val="20"/>
-        </w:rPr>
-        <w:t xml:space="preserve"> </w:t>
-      </w:r>
-      <w:proofErr w:type="spellStart"/>
-      <w:r>
-        <w:rPr>
-          <w:rFonts w:eastAsia="Times New Roman"/>
-          <w:sz w:val="20"/>
-        </w:rPr>
-        <w:t>poruka</w:t>
-      </w:r>
-      <w:proofErr w:type="spellEnd"/>
-      <w:r>
-        <w:rPr>
-          <w:rFonts w:eastAsia="Times New Roman"/>
-          <w:sz w:val="20"/>
-        </w:rPr>
-        <w:t xml:space="preserve"> o </w:t>
-      </w:r>
-      <w:proofErr w:type="spellStart"/>
-      <w:r>
-        <w:rPr>
-          <w:rFonts w:eastAsia="Times New Roman"/>
-          <w:sz w:val="20"/>
-        </w:rPr>
-        <w:t>uspešnoj</w:t>
-      </w:r>
-      <w:proofErr w:type="spellEnd"/>
-      <w:r>
-        <w:rPr>
-          <w:rFonts w:eastAsia="Times New Roman"/>
-          <w:sz w:val="20"/>
-        </w:rPr>
-        <w:t xml:space="preserve"> </w:t>
-      </w:r>
-      <w:proofErr w:type="spellStart"/>
-      <w:r>
-        <w:rPr>
-          <w:rFonts w:eastAsia="Times New Roman"/>
-          <w:sz w:val="20"/>
-        </w:rPr>
-        <w:t>registraciji</w:t>
-      </w:r>
-      <w:proofErr w:type="spellEnd"/>
-      <w:r>
-        <w:rPr>
-          <w:rFonts w:eastAsia="Times New Roman"/>
-          <w:sz w:val="20"/>
-        </w:rPr>
-        <w:t xml:space="preserve"> </w:t>
-      </w:r>
-      <w:proofErr w:type="spellStart"/>
-      <w:r>
-        <w:rPr>
-          <w:rFonts w:eastAsia="Times New Roman"/>
-          <w:sz w:val="20"/>
-        </w:rPr>
-        <w:t>i</w:t>
-      </w:r>
-      <w:proofErr w:type="spellEnd"/>
-      <w:r>
-        <w:rPr>
-          <w:rFonts w:eastAsia="Times New Roman"/>
-          <w:sz w:val="20"/>
-        </w:rPr>
-        <w:t xml:space="preserve"> </w:t>
-      </w:r>
-      <w:proofErr w:type="spellStart"/>
-      <w:r>
-        <w:rPr>
-          <w:rFonts w:eastAsia="Times New Roman"/>
-          <w:sz w:val="20"/>
-        </w:rPr>
-        <w:t>automatski</w:t>
-      </w:r>
-      <w:proofErr w:type="spellEnd"/>
-      <w:r>
-        <w:rPr>
-          <w:rFonts w:eastAsia="Times New Roman"/>
-          <w:sz w:val="20"/>
-        </w:rPr>
-        <w:t xml:space="preserve"> se </w:t>
-      </w:r>
-      <w:proofErr w:type="spellStart"/>
-      <w:r>
-        <w:rPr>
-          <w:rFonts w:eastAsia="Times New Roman"/>
-          <w:sz w:val="20"/>
-        </w:rPr>
-        <w:t>preusmerava</w:t>
-      </w:r>
-      <w:proofErr w:type="spellEnd"/>
-      <w:r>
-        <w:rPr>
-          <w:rFonts w:eastAsia="Times New Roman"/>
-          <w:sz w:val="20"/>
-        </w:rPr>
-        <w:t xml:space="preserve"> </w:t>
-      </w:r>
-      <w:proofErr w:type="spellStart"/>
-      <w:r>
-        <w:rPr>
-          <w:rFonts w:eastAsia="Times New Roman"/>
-          <w:sz w:val="20"/>
-        </w:rPr>
-        <w:t>na</w:t>
-      </w:r>
-      <w:proofErr w:type="spellEnd"/>
-      <w:r>
-        <w:rPr>
-          <w:rFonts w:eastAsia="Times New Roman"/>
-          <w:sz w:val="20"/>
-        </w:rPr>
-        <w:t xml:space="preserve"> </w:t>
-      </w:r>
-      <w:proofErr w:type="spellStart"/>
-      <w:r>
-        <w:rPr>
-          <w:rFonts w:eastAsia="Times New Roman"/>
-          <w:sz w:val="20"/>
-        </w:rPr>
-        <w:t>stranicu</w:t>
-      </w:r>
-      <w:proofErr w:type="spellEnd"/>
-      <w:r>
-        <w:rPr>
-          <w:rFonts w:eastAsia="Times New Roman"/>
-          <w:sz w:val="20"/>
-        </w:rPr>
-        <w:t xml:space="preserve"> za </w:t>
-      </w:r>
-      <w:proofErr w:type="spellStart"/>
-      <w:r>
-        <w:rPr>
-          <w:rFonts w:eastAsia="Times New Roman"/>
-          <w:sz w:val="20"/>
-        </w:rPr>
-        <w:t>prijavu</w:t>
-      </w:r>
-      <w:proofErr w:type="spellEnd"/>
-      <w:r>
-        <w:rPr>
-          <w:rFonts w:eastAsia="Times New Roman"/>
-          <w:sz w:val="20"/>
-        </w:rPr>
-        <w:t>.</w:t>
+        <w:t>stranicu za prijavu.</w:t>
       </w:r>
       <w:r>
         <w:rPr>
@@ -6410,114 +3575,23 @@
           <w:iCs/>
         </w:rPr>
       </w:pPr>
-      <w:bookmarkStart w:id="11" w:name="_Toc205845240"/>
-      <w:proofErr w:type="spellStart"/>
+      <w:bookmarkStart w:id="12" w:name="_Toc205934133"/>
       <w:r>
         <w:rPr>
           <w:i/>
           <w:iCs/>
         </w:rPr>
         <w:lastRenderedPageBreak/>
-        <w:t>Korisnik</w:t>
-      </w:r>
-      <w:proofErr w:type="spellEnd"/>
+        <w:t>Korisnik unosi</w:t>
+      </w:r>
       <w:r>
         <w:rPr>
           <w:i/>
           <w:iCs/>
         </w:rPr>
-        <w:t xml:space="preserve"> </w:t>
-      </w:r>
-      <w:proofErr w:type="spellStart"/>
-      <w:r>
-        <w:rPr>
-          <w:i/>
-          <w:iCs/>
-        </w:rPr>
-        <w:t>unosi</w:t>
-      </w:r>
-      <w:proofErr w:type="spellEnd"/>
-      <w:r>
-        <w:rPr>
-          <w:i/>
-          <w:iCs/>
-        </w:rPr>
-        <w:t xml:space="preserve"> </w:t>
-      </w:r>
-      <w:proofErr w:type="spellStart"/>
-      <w:r>
-        <w:rPr>
-          <w:i/>
-          <w:iCs/>
-        </w:rPr>
-        <w:t>korisničko</w:t>
-      </w:r>
-      <w:proofErr w:type="spellEnd"/>
-      <w:r>
-        <w:rPr>
-          <w:i/>
-          <w:iCs/>
-        </w:rPr>
-        <w:t xml:space="preserve"> </w:t>
-      </w:r>
-      <w:proofErr w:type="spellStart"/>
-      <w:r>
-        <w:rPr>
-          <w:i/>
-          <w:iCs/>
-        </w:rPr>
-        <w:t>ime</w:t>
-      </w:r>
-      <w:proofErr w:type="spellEnd"/>
-      <w:r>
-        <w:rPr>
-          <w:i/>
-          <w:iCs/>
-        </w:rPr>
-        <w:t xml:space="preserve"> </w:t>
-      </w:r>
-      <w:proofErr w:type="spellStart"/>
-      <w:r>
-        <w:rPr>
-          <w:i/>
-          <w:iCs/>
-        </w:rPr>
-        <w:t>koje</w:t>
-      </w:r>
-      <w:proofErr w:type="spellEnd"/>
-      <w:r>
-        <w:rPr>
-          <w:i/>
-          <w:iCs/>
-        </w:rPr>
-        <w:t xml:space="preserve"> </w:t>
-      </w:r>
-      <w:proofErr w:type="spellStart"/>
-      <w:r>
-        <w:rPr>
-          <w:i/>
-          <w:iCs/>
-        </w:rPr>
-        <w:t>već</w:t>
-      </w:r>
-      <w:proofErr w:type="spellEnd"/>
-      <w:r>
-        <w:rPr>
-          <w:i/>
-          <w:iCs/>
-        </w:rPr>
-        <w:t xml:space="preserve"> </w:t>
-      </w:r>
-      <w:proofErr w:type="spellStart"/>
-      <w:r>
-        <w:rPr>
-          <w:i/>
-          <w:iCs/>
-        </w:rPr>
-        <w:t>postoji</w:t>
-      </w:r>
-      <w:bookmarkEnd w:id="11"/>
-      <w:proofErr w:type="spellEnd"/>
+        <w:t xml:space="preserve"> korisničko ime koje već postoji</w:t>
+      </w:r>
+      <w:bookmarkEnd w:id="12"/>
       <w:r>
         <w:rPr>
           <w:i/>
@@ -6540,53 +3614,12 @@
           <w:sz w:val="20"/>
         </w:rPr>
       </w:pPr>
-      <w:proofErr w:type="spellStart"/>
-      <w:r>
-        <w:rPr>
-          <w:rFonts w:ascii="Times New Roman" w:eastAsia="Times New Roman" w:hAnsi="Times New Roman" w:cs="Times New Roman"/>
-          <w:sz w:val="20"/>
-        </w:rPr>
-        <w:t>Akcija</w:t>
-      </w:r>
-      <w:proofErr w:type="spellEnd"/>
-      <w:r>
-        <w:rPr>
-          <w:rFonts w:ascii="Times New Roman" w:eastAsia="Times New Roman" w:hAnsi="Times New Roman" w:cs="Times New Roman"/>
-          <w:sz w:val="20"/>
-        </w:rPr>
-        <w:t xml:space="preserve"> 1 </w:t>
-      </w:r>
-      <w:proofErr w:type="spellStart"/>
-      <w:r>
-        <w:rPr>
-          <w:rFonts w:ascii="Times New Roman" w:eastAsia="Times New Roman" w:hAnsi="Times New Roman" w:cs="Times New Roman"/>
-          <w:sz w:val="20"/>
-        </w:rPr>
-        <w:t>iz</w:t>
-      </w:r>
-      <w:proofErr w:type="spellEnd"/>
-      <w:r>
-        <w:rPr>
-          <w:rFonts w:ascii="Times New Roman" w:eastAsia="Times New Roman" w:hAnsi="Times New Roman" w:cs="Times New Roman"/>
-          <w:sz w:val="20"/>
-        </w:rPr>
-        <w:t xml:space="preserve"> </w:t>
-      </w:r>
-      <w:proofErr w:type="spellStart"/>
-      <w:r>
-        <w:rPr>
-          <w:rFonts w:ascii="Times New Roman" w:eastAsia="Times New Roman" w:hAnsi="Times New Roman" w:cs="Times New Roman"/>
-          <w:sz w:val="20"/>
-        </w:rPr>
-        <w:t>scenarija</w:t>
-      </w:r>
-      <w:proofErr w:type="spellEnd"/>
-      <w:r>
-        <w:rPr>
-          <w:rFonts w:ascii="Times New Roman" w:eastAsia="Times New Roman" w:hAnsi="Times New Roman" w:cs="Times New Roman"/>
-          <w:sz w:val="20"/>
-        </w:rPr>
-        <w:t xml:space="preserve"> 2.2.1.</w:t>
+      <w:r>
+        <w:rPr>
+          <w:rFonts w:ascii="Times New Roman" w:eastAsia="Times New Roman" w:hAnsi="Times New Roman" w:cs="Times New Roman"/>
+          <w:sz w:val="20"/>
+        </w:rPr>
+        <w:t>Akcija 1 iz scenarija 2.2.1.</w:t>
       </w:r>
     </w:p>
     <w:p>
@@ -6603,165 +3636,12 @@
           <w:sz w:val="20"/>
         </w:rPr>
       </w:pPr>
-      <w:proofErr w:type="spellStart"/>
-      <w:r>
-        <w:rPr>
-          <w:rFonts w:ascii="Times New Roman" w:eastAsia="Times New Roman" w:hAnsi="Times New Roman" w:cs="Times New Roman"/>
-          <w:sz w:val="20"/>
-        </w:rPr>
-        <w:t>Korisnik</w:t>
-      </w:r>
-      <w:proofErr w:type="spellEnd"/>
-      <w:r>
-        <w:rPr>
-          <w:rFonts w:ascii="Times New Roman" w:eastAsia="Times New Roman" w:hAnsi="Times New Roman" w:cs="Times New Roman"/>
-          <w:sz w:val="20"/>
-        </w:rPr>
-        <w:t xml:space="preserve"> </w:t>
-      </w:r>
-      <w:proofErr w:type="spellStart"/>
-      <w:r>
-        <w:rPr>
-          <w:rFonts w:ascii="Times New Roman" w:eastAsia="Times New Roman" w:hAnsi="Times New Roman" w:cs="Times New Roman"/>
-          <w:sz w:val="20"/>
-        </w:rPr>
-        <w:t>unosi</w:t>
-      </w:r>
-      <w:proofErr w:type="spellEnd"/>
-      <w:r>
-        <w:rPr>
-          <w:rFonts w:ascii="Times New Roman" w:eastAsia="Times New Roman" w:hAnsi="Times New Roman" w:cs="Times New Roman"/>
-          <w:sz w:val="20"/>
-        </w:rPr>
-        <w:t xml:space="preserve"> </w:t>
-      </w:r>
-      <w:proofErr w:type="spellStart"/>
-      <w:r>
-        <w:rPr>
-          <w:rFonts w:ascii="Times New Roman" w:eastAsia="Times New Roman" w:hAnsi="Times New Roman" w:cs="Times New Roman"/>
-          <w:sz w:val="20"/>
-        </w:rPr>
-        <w:t>podatke</w:t>
-      </w:r>
-      <w:proofErr w:type="spellEnd"/>
-      <w:r>
-        <w:rPr>
-          <w:rFonts w:ascii="Times New Roman" w:eastAsia="Times New Roman" w:hAnsi="Times New Roman" w:cs="Times New Roman"/>
-          <w:sz w:val="20"/>
-        </w:rPr>
-        <w:t xml:space="preserve"> za </w:t>
-      </w:r>
-      <w:proofErr w:type="spellStart"/>
-      <w:r>
-        <w:rPr>
-          <w:rFonts w:ascii="Times New Roman" w:eastAsia="Times New Roman" w:hAnsi="Times New Roman" w:cs="Times New Roman"/>
-          <w:sz w:val="20"/>
-        </w:rPr>
-        <w:t>registraciju</w:t>
-      </w:r>
-      <w:proofErr w:type="spellEnd"/>
-      <w:r>
-        <w:rPr>
-          <w:rFonts w:ascii="Times New Roman" w:eastAsia="Times New Roman" w:hAnsi="Times New Roman" w:cs="Times New Roman"/>
-          <w:sz w:val="20"/>
-        </w:rPr>
-        <w:t xml:space="preserve">, </w:t>
-      </w:r>
-      <w:proofErr w:type="spellStart"/>
-      <w:r>
-        <w:rPr>
-          <w:rFonts w:ascii="Times New Roman" w:eastAsia="Times New Roman" w:hAnsi="Times New Roman" w:cs="Times New Roman"/>
-          <w:sz w:val="20"/>
-        </w:rPr>
-        <w:t>ali</w:t>
-      </w:r>
-      <w:proofErr w:type="spellEnd"/>
-      <w:r>
-        <w:rPr>
-          <w:rFonts w:ascii="Times New Roman" w:eastAsia="Times New Roman" w:hAnsi="Times New Roman" w:cs="Times New Roman"/>
-          <w:sz w:val="20"/>
-        </w:rPr>
-        <w:t xml:space="preserve"> </w:t>
-      </w:r>
-      <w:proofErr w:type="spellStart"/>
-      <w:r>
-        <w:rPr>
-          <w:rFonts w:ascii="Times New Roman" w:eastAsia="Times New Roman" w:hAnsi="Times New Roman" w:cs="Times New Roman"/>
-          <w:sz w:val="20"/>
-        </w:rPr>
-        <w:t>korisničko</w:t>
-      </w:r>
-      <w:proofErr w:type="spellEnd"/>
-      <w:r>
-        <w:rPr>
-          <w:rFonts w:ascii="Times New Roman" w:eastAsia="Times New Roman" w:hAnsi="Times New Roman" w:cs="Times New Roman"/>
-          <w:sz w:val="20"/>
-        </w:rPr>
-        <w:t xml:space="preserve"> </w:t>
-      </w:r>
-      <w:proofErr w:type="spellStart"/>
-      <w:r>
-        <w:rPr>
-          <w:rFonts w:ascii="Times New Roman" w:eastAsia="Times New Roman" w:hAnsi="Times New Roman" w:cs="Times New Roman"/>
-          <w:sz w:val="20"/>
-        </w:rPr>
-        <w:t>ime</w:t>
-      </w:r>
-      <w:proofErr w:type="spellEnd"/>
-      <w:r>
-        <w:rPr>
-          <w:rFonts w:ascii="Times New Roman" w:eastAsia="Times New Roman" w:hAnsi="Times New Roman" w:cs="Times New Roman"/>
-          <w:sz w:val="20"/>
-        </w:rPr>
-        <w:t xml:space="preserve"> </w:t>
-      </w:r>
-      <w:proofErr w:type="spellStart"/>
-      <w:r>
-        <w:rPr>
-          <w:rFonts w:ascii="Times New Roman" w:eastAsia="Times New Roman" w:hAnsi="Times New Roman" w:cs="Times New Roman"/>
-          <w:sz w:val="20"/>
-        </w:rPr>
-        <w:t>već</w:t>
-      </w:r>
-      <w:proofErr w:type="spellEnd"/>
-      <w:r>
-        <w:rPr>
-          <w:rFonts w:ascii="Times New Roman" w:eastAsia="Times New Roman" w:hAnsi="Times New Roman" w:cs="Times New Roman"/>
-          <w:sz w:val="20"/>
-        </w:rPr>
-        <w:t xml:space="preserve"> </w:t>
-      </w:r>
-      <w:proofErr w:type="spellStart"/>
-      <w:r>
-        <w:rPr>
-          <w:rFonts w:ascii="Times New Roman" w:eastAsia="Times New Roman" w:hAnsi="Times New Roman" w:cs="Times New Roman"/>
-          <w:sz w:val="20"/>
-        </w:rPr>
-        <w:t>postoji</w:t>
-      </w:r>
-      <w:proofErr w:type="spellEnd"/>
-      <w:r>
-        <w:rPr>
-          <w:rFonts w:ascii="Times New Roman" w:eastAsia="Times New Roman" w:hAnsi="Times New Roman" w:cs="Times New Roman"/>
-          <w:sz w:val="20"/>
-        </w:rPr>
-        <w:t xml:space="preserve"> u </w:t>
-      </w:r>
-      <w:proofErr w:type="spellStart"/>
-      <w:r>
-        <w:rPr>
-          <w:rFonts w:ascii="Times New Roman" w:eastAsia="Times New Roman" w:hAnsi="Times New Roman" w:cs="Times New Roman"/>
-          <w:sz w:val="20"/>
-        </w:rPr>
-        <w:t>bazi</w:t>
-      </w:r>
-      <w:proofErr w:type="spellEnd"/>
-      <w:r>
-        <w:rPr>
-          <w:rFonts w:ascii="Times New Roman" w:eastAsia="Times New Roman" w:hAnsi="Times New Roman" w:cs="Times New Roman"/>
-          <w:sz w:val="20"/>
-        </w:rPr>
-        <w:t>.</w:t>
+      <w:r>
+        <w:rPr>
+          <w:rFonts w:ascii="Times New Roman" w:eastAsia="Times New Roman" w:hAnsi="Times New Roman" w:cs="Times New Roman"/>
+          <w:sz w:val="20"/>
+        </w:rPr>
+        <w:t>Korisnik unosi podatke za registraciju, ali korisničko ime već postoji u bazi.</w:t>
       </w:r>
     </w:p>
     <w:p>
@@ -6778,53 +3658,12 @@
           <w:sz w:val="20"/>
         </w:rPr>
       </w:pPr>
-      <w:proofErr w:type="spellStart"/>
-      <w:r>
-        <w:rPr>
-          <w:rFonts w:ascii="Times New Roman" w:eastAsia="Times New Roman" w:hAnsi="Times New Roman" w:cs="Times New Roman"/>
-          <w:sz w:val="20"/>
-        </w:rPr>
-        <w:t>Klikom</w:t>
-      </w:r>
-      <w:proofErr w:type="spellEnd"/>
-      <w:r>
-        <w:rPr>
-          <w:rFonts w:ascii="Times New Roman" w:eastAsia="Times New Roman" w:hAnsi="Times New Roman" w:cs="Times New Roman"/>
-          <w:sz w:val="20"/>
-        </w:rPr>
-        <w:t xml:space="preserve"> </w:t>
-      </w:r>
-      <w:proofErr w:type="spellStart"/>
-      <w:r>
-        <w:rPr>
-          <w:rFonts w:ascii="Times New Roman" w:eastAsia="Times New Roman" w:hAnsi="Times New Roman" w:cs="Times New Roman"/>
-          <w:sz w:val="20"/>
-        </w:rPr>
-        <w:t>na</w:t>
-      </w:r>
-      <w:proofErr w:type="spellEnd"/>
-      <w:r>
-        <w:rPr>
-          <w:rFonts w:ascii="Times New Roman" w:eastAsia="Times New Roman" w:hAnsi="Times New Roman" w:cs="Times New Roman"/>
-          <w:sz w:val="20"/>
-        </w:rPr>
-        <w:t xml:space="preserve"> </w:t>
-      </w:r>
-      <w:proofErr w:type="spellStart"/>
-      <w:r>
-        <w:rPr>
-          <w:rFonts w:ascii="Times New Roman" w:eastAsia="Times New Roman" w:hAnsi="Times New Roman" w:cs="Times New Roman"/>
-          <w:sz w:val="20"/>
-        </w:rPr>
-        <w:t>dugme</w:t>
-      </w:r>
-      <w:proofErr w:type="spellEnd"/>
-      <w:r>
-        <w:rPr>
-          <w:rFonts w:ascii="Times New Roman" w:eastAsia="Times New Roman" w:hAnsi="Times New Roman" w:cs="Times New Roman"/>
-          <w:sz w:val="20"/>
-        </w:rPr>
-        <w:t xml:space="preserve"> </w:t>
+      <w:r>
+        <w:rPr>
+          <w:rFonts w:ascii="Times New Roman" w:eastAsia="Times New Roman" w:hAnsi="Times New Roman" w:cs="Times New Roman"/>
+          <w:sz w:val="20"/>
+        </w:rPr>
+        <w:t xml:space="preserve">Klikom na dugme </w:t>
       </w:r>
       <w:r>
         <w:rPr>
@@ -6833,21 +3672,12 @@
         </w:rPr>
         <w:t>“</w:t>
       </w:r>
-      <w:proofErr w:type="spellStart"/>
-      <w:r>
-        <w:rPr>
-          <w:rFonts w:ascii="Times New Roman" w:eastAsia="Times New Roman" w:hAnsi="Times New Roman" w:cs="Times New Roman"/>
-          <w:sz w:val="20"/>
-        </w:rPr>
-        <w:t>Registruj</w:t>
-      </w:r>
-      <w:proofErr w:type="spellEnd"/>
-      <w:r>
-        <w:rPr>
-          <w:rFonts w:ascii="Times New Roman" w:eastAsia="Times New Roman" w:hAnsi="Times New Roman" w:cs="Times New Roman"/>
-          <w:sz w:val="20"/>
-        </w:rPr>
-        <w:t xml:space="preserve"> s</w:t>
+      <w:r>
+        <w:rPr>
+          <w:rFonts w:ascii="Times New Roman" w:eastAsia="Times New Roman" w:hAnsi="Times New Roman" w:cs="Times New Roman"/>
+          <w:sz w:val="20"/>
+        </w:rPr>
+        <w:t>Registruj s</w:t>
       </w:r>
       <w:r>
         <w:rPr>
@@ -6861,103 +3691,7 @@
           <w:rFonts w:ascii="Times New Roman" w:eastAsia="Times New Roman" w:hAnsi="Times New Roman" w:cs="Times New Roman"/>
           <w:sz w:val="20"/>
         </w:rPr>
-        <w:t xml:space="preserve">, </w:t>
-      </w:r>
-      <w:proofErr w:type="spellStart"/>
-      <w:r>
-        <w:rPr>
-          <w:rFonts w:ascii="Times New Roman" w:eastAsia="Times New Roman" w:hAnsi="Times New Roman" w:cs="Times New Roman"/>
-          <w:sz w:val="20"/>
-        </w:rPr>
-        <w:t>aplikacija</w:t>
-      </w:r>
-      <w:proofErr w:type="spellEnd"/>
-      <w:r>
-        <w:rPr>
-          <w:rFonts w:ascii="Times New Roman" w:eastAsia="Times New Roman" w:hAnsi="Times New Roman" w:cs="Times New Roman"/>
-          <w:sz w:val="20"/>
-        </w:rPr>
-        <w:t xml:space="preserve"> </w:t>
-      </w:r>
-      <w:proofErr w:type="spellStart"/>
-      <w:r>
-        <w:rPr>
-          <w:rFonts w:ascii="Times New Roman" w:eastAsia="Times New Roman" w:hAnsi="Times New Roman" w:cs="Times New Roman"/>
-          <w:sz w:val="20"/>
-        </w:rPr>
-        <w:t>šalje</w:t>
-      </w:r>
-      <w:proofErr w:type="spellEnd"/>
-      <w:r>
-        <w:rPr>
-          <w:rFonts w:ascii="Times New Roman" w:eastAsia="Times New Roman" w:hAnsi="Times New Roman" w:cs="Times New Roman"/>
-          <w:sz w:val="20"/>
-        </w:rPr>
-        <w:t xml:space="preserve"> </w:t>
-      </w:r>
-      <w:proofErr w:type="spellStart"/>
-      <w:r>
-        <w:rPr>
-          <w:rFonts w:ascii="Times New Roman" w:eastAsia="Times New Roman" w:hAnsi="Times New Roman" w:cs="Times New Roman"/>
-          <w:sz w:val="20"/>
-        </w:rPr>
-        <w:t>podatke</w:t>
-      </w:r>
-      <w:proofErr w:type="spellEnd"/>
-      <w:r>
-        <w:rPr>
-          <w:rFonts w:ascii="Times New Roman" w:eastAsia="Times New Roman" w:hAnsi="Times New Roman" w:cs="Times New Roman"/>
-          <w:sz w:val="20"/>
-        </w:rPr>
-        <w:t xml:space="preserve"> </w:t>
-      </w:r>
-      <w:proofErr w:type="spellStart"/>
-      <w:r>
-        <w:rPr>
-          <w:rFonts w:ascii="Times New Roman" w:eastAsia="Times New Roman" w:hAnsi="Times New Roman" w:cs="Times New Roman"/>
-          <w:sz w:val="20"/>
-        </w:rPr>
-        <w:t>serveru</w:t>
-      </w:r>
-      <w:proofErr w:type="spellEnd"/>
-      <w:r>
-        <w:rPr>
-          <w:rFonts w:ascii="Times New Roman" w:eastAsia="Times New Roman" w:hAnsi="Times New Roman" w:cs="Times New Roman"/>
-          <w:sz w:val="20"/>
-        </w:rPr>
-        <w:t xml:space="preserve"> </w:t>
-      </w:r>
-      <w:proofErr w:type="spellStart"/>
-      <w:r>
-        <w:rPr>
-          <w:rFonts w:ascii="Times New Roman" w:eastAsia="Times New Roman" w:hAnsi="Times New Roman" w:cs="Times New Roman"/>
-          <w:sz w:val="20"/>
-        </w:rPr>
-        <w:t>radi</w:t>
-      </w:r>
-      <w:proofErr w:type="spellEnd"/>
-      <w:r>
-        <w:rPr>
-          <w:rFonts w:ascii="Times New Roman" w:eastAsia="Times New Roman" w:hAnsi="Times New Roman" w:cs="Times New Roman"/>
-          <w:sz w:val="20"/>
-        </w:rPr>
-        <w:t xml:space="preserve"> </w:t>
-      </w:r>
-      <w:proofErr w:type="spellStart"/>
-      <w:r>
-        <w:rPr>
-          <w:rFonts w:ascii="Times New Roman" w:eastAsia="Times New Roman" w:hAnsi="Times New Roman" w:cs="Times New Roman"/>
-          <w:sz w:val="20"/>
-        </w:rPr>
-        <w:t>provere</w:t>
-      </w:r>
-      <w:proofErr w:type="spellEnd"/>
-      <w:r>
-        <w:rPr>
-          <w:rFonts w:ascii="Times New Roman" w:eastAsia="Times New Roman" w:hAnsi="Times New Roman" w:cs="Times New Roman"/>
-          <w:sz w:val="20"/>
-        </w:rPr>
-        <w:t>.</w:t>
+        <w:t>, aplikacija šalje podatke serveru radi provere.</w:t>
       </w:r>
     </w:p>
     <w:p>
@@ -6968,16 +3702,14 @@
           <w:numId w:val="8"/>
         </w:numPr>
       </w:pPr>
-      <w:proofErr w:type="spellStart"/>
       <w:r>
         <w:rPr>
           <w:rFonts w:ascii="Times New Roman" w:hAnsi="Times New Roman" w:cs="Times New Roman"/>
           <w:sz w:val="20"/>
           <w:szCs w:val="22"/>
         </w:rPr>
-        <w:t>Sistem</w:t>
-      </w:r>
-      <w:proofErr w:type="spellEnd"/>
+        <w:t>Sistem vraća formu za registraciju sa porukom: “Korisničko ime je zauzeto. Molimo</w:t>
+      </w:r>
       <w:r>
         <w:rPr>
           <w:rFonts w:ascii="Times New Roman" w:hAnsi="Times New Roman" w:cs="Times New Roman"/>
@@ -6986,16 +3718,14 @@
         </w:rPr>
         <w:t xml:space="preserve"> </w:t>
       </w:r>
-      <w:proofErr w:type="spellStart"/>
       <w:r>
         <w:rPr>
           <w:rFonts w:ascii="Times New Roman" w:hAnsi="Times New Roman" w:cs="Times New Roman"/>
           <w:sz w:val="20"/>
           <w:szCs w:val="22"/>
         </w:rPr>
-        <w:t>vraća</w:t>
-      </w:r>
-      <w:proofErr w:type="spellEnd"/>
+        <w:t>izaberite</w:t>
+      </w:r>
       <w:r>
         <w:rPr>
           <w:rFonts w:ascii="Times New Roman" w:hAnsi="Times New Roman" w:cs="Times New Roman"/>
@@ -7004,168 +3734,14 @@
         </w:rPr>
         <w:t xml:space="preserve"> </w:t>
       </w:r>
-      <w:proofErr w:type="spellStart"/>
       <w:r>
         <w:rPr>
           <w:rFonts w:ascii="Times New Roman" w:hAnsi="Times New Roman" w:cs="Times New Roman"/>
           <w:sz w:val="20"/>
           <w:szCs w:val="22"/>
         </w:rPr>
-        <w:t>formu</w:t>
-      </w:r>
-      <w:proofErr w:type="spellEnd"/>
-      <w:r>
-        <w:rPr>
-          <w:rFonts w:ascii="Times New Roman" w:hAnsi="Times New Roman" w:cs="Times New Roman"/>
-          <w:sz w:val="20"/>
-          <w:szCs w:val="22"/>
-        </w:rPr>
-        <w:t xml:space="preserve"> za </w:t>
-      </w:r>
-      <w:proofErr w:type="spellStart"/>
-      <w:r>
-        <w:rPr>
-          <w:rFonts w:ascii="Times New Roman" w:hAnsi="Times New Roman" w:cs="Times New Roman"/>
-          <w:sz w:val="20"/>
-          <w:szCs w:val="22"/>
-        </w:rPr>
-        <w:t>registraciju</w:t>
-      </w:r>
-      <w:proofErr w:type="spellEnd"/>
-      <w:r>
-        <w:rPr>
-          <w:rFonts w:ascii="Times New Roman" w:hAnsi="Times New Roman" w:cs="Times New Roman"/>
-          <w:sz w:val="20"/>
-          <w:szCs w:val="22"/>
-        </w:rPr>
-        <w:t xml:space="preserve"> </w:t>
-      </w:r>
-      <w:proofErr w:type="spellStart"/>
-      <w:r>
-        <w:rPr>
-          <w:rFonts w:ascii="Times New Roman" w:hAnsi="Times New Roman" w:cs="Times New Roman"/>
-          <w:sz w:val="20"/>
-          <w:szCs w:val="22"/>
-        </w:rPr>
-        <w:t>sa</w:t>
-      </w:r>
-      <w:proofErr w:type="spellEnd"/>
-      <w:r>
-        <w:rPr>
-          <w:rFonts w:ascii="Times New Roman" w:hAnsi="Times New Roman" w:cs="Times New Roman"/>
-          <w:sz w:val="20"/>
-          <w:szCs w:val="22"/>
-        </w:rPr>
-        <w:t xml:space="preserve"> </w:t>
-      </w:r>
-      <w:proofErr w:type="spellStart"/>
-      <w:r>
-        <w:rPr>
-          <w:rFonts w:ascii="Times New Roman" w:hAnsi="Times New Roman" w:cs="Times New Roman"/>
-          <w:sz w:val="20"/>
-          <w:szCs w:val="22"/>
-        </w:rPr>
-        <w:t>porukom</w:t>
-      </w:r>
-      <w:proofErr w:type="spellEnd"/>
-      <w:r>
-        <w:rPr>
-          <w:rFonts w:ascii="Times New Roman" w:hAnsi="Times New Roman" w:cs="Times New Roman"/>
-          <w:sz w:val="20"/>
-          <w:szCs w:val="22"/>
-        </w:rPr>
-        <w:t>: “</w:t>
-      </w:r>
-      <w:proofErr w:type="spellStart"/>
-      <w:r>
-        <w:rPr>
-          <w:rFonts w:ascii="Times New Roman" w:hAnsi="Times New Roman" w:cs="Times New Roman"/>
-          <w:sz w:val="20"/>
-          <w:szCs w:val="22"/>
-        </w:rPr>
-        <w:t>Korisničko</w:t>
-      </w:r>
-      <w:proofErr w:type="spellEnd"/>
-      <w:r>
-        <w:rPr>
-          <w:rFonts w:ascii="Times New Roman" w:hAnsi="Times New Roman" w:cs="Times New Roman"/>
-          <w:sz w:val="20"/>
-          <w:szCs w:val="22"/>
-        </w:rPr>
-        <w:t xml:space="preserve"> </w:t>
-      </w:r>
-      <w:proofErr w:type="spellStart"/>
-      <w:r>
-        <w:rPr>
-          <w:rFonts w:ascii="Times New Roman" w:hAnsi="Times New Roman" w:cs="Times New Roman"/>
-          <w:sz w:val="20"/>
-          <w:szCs w:val="22"/>
-        </w:rPr>
-        <w:t>ime</w:t>
-      </w:r>
-      <w:proofErr w:type="spellEnd"/>
-      <w:r>
-        <w:rPr>
-          <w:rFonts w:ascii="Times New Roman" w:hAnsi="Times New Roman" w:cs="Times New Roman"/>
-          <w:sz w:val="20"/>
-          <w:szCs w:val="22"/>
-        </w:rPr>
-        <w:t xml:space="preserve"> je </w:t>
-      </w:r>
-      <w:proofErr w:type="spellStart"/>
-      <w:r>
-        <w:rPr>
-          <w:rFonts w:ascii="Times New Roman" w:hAnsi="Times New Roman" w:cs="Times New Roman"/>
-          <w:sz w:val="20"/>
-          <w:szCs w:val="22"/>
-        </w:rPr>
-        <w:t>zauzeto</w:t>
-      </w:r>
-      <w:proofErr w:type="spellEnd"/>
-      <w:r>
-        <w:rPr>
-          <w:rFonts w:ascii="Times New Roman" w:hAnsi="Times New Roman" w:cs="Times New Roman"/>
-          <w:sz w:val="20"/>
-          <w:szCs w:val="22"/>
-        </w:rPr>
-        <w:t>. Molimo</w:t>
-      </w:r>
-      <w:r>
-        <w:rPr>
-          <w:rFonts w:ascii="Times New Roman" w:hAnsi="Times New Roman" w:cs="Times New Roman"/>
-          <w:sz w:val="20"/>
-          <w:szCs w:val="22"/>
-        </w:rPr>
-        <w:t xml:space="preserve"> </w:t>
-      </w:r>
-      <w:proofErr w:type="spellStart"/>
-      <w:r>
-        <w:rPr>
-          <w:rFonts w:ascii="Times New Roman" w:hAnsi="Times New Roman" w:cs="Times New Roman"/>
-          <w:sz w:val="20"/>
-          <w:szCs w:val="22"/>
-        </w:rPr>
-        <w:t>izaberite</w:t>
-      </w:r>
-      <w:proofErr w:type="spellEnd"/>
-      <w:r>
-        <w:rPr>
-          <w:rFonts w:ascii="Times New Roman" w:hAnsi="Times New Roman" w:cs="Times New Roman"/>
-          <w:sz w:val="20"/>
-          <w:szCs w:val="22"/>
-        </w:rPr>
-        <w:t xml:space="preserve"> </w:t>
-      </w:r>
-      <w:proofErr w:type="spellStart"/>
-      <w:r>
-        <w:rPr>
-          <w:rFonts w:ascii="Times New Roman" w:hAnsi="Times New Roman" w:cs="Times New Roman"/>
-          <w:sz w:val="20"/>
-          <w:szCs w:val="22"/>
-        </w:rPr>
         <w:t>drugo</w:t>
       </w:r>
-      <w:proofErr w:type="spellEnd"/>
       <w:r>
         <w:t>.”</w:t>
       </w:r>
@@ -7184,47 +3760,20 @@
           <w:sz w:val="20"/>
         </w:rPr>
       </w:pPr>
-      <w:proofErr w:type="spellStart"/>
-      <w:r>
-        <w:rPr>
-          <w:rFonts w:ascii="Times New Roman" w:eastAsia="Times New Roman" w:hAnsi="Times New Roman" w:cs="Times New Roman"/>
-          <w:sz w:val="20"/>
-        </w:rPr>
-        <w:t>Korisnik</w:t>
-      </w:r>
-      <w:proofErr w:type="spellEnd"/>
-      <w:r>
-        <w:rPr>
-          <w:rFonts w:ascii="Times New Roman" w:eastAsia="Times New Roman" w:hAnsi="Times New Roman" w:cs="Times New Roman"/>
-          <w:sz w:val="20"/>
-        </w:rPr>
-        <w:t xml:space="preserve"> </w:t>
-      </w:r>
-      <w:proofErr w:type="spellStart"/>
-      <w:r>
-        <w:rPr>
-          <w:rFonts w:ascii="Times New Roman" w:eastAsia="Times New Roman" w:hAnsi="Times New Roman" w:cs="Times New Roman"/>
-          <w:sz w:val="20"/>
-        </w:rPr>
-        <w:t>bira</w:t>
-      </w:r>
-      <w:proofErr w:type="spellEnd"/>
-      <w:r>
-        <w:rPr>
-          <w:rFonts w:ascii="Times New Roman" w:eastAsia="Times New Roman" w:hAnsi="Times New Roman" w:cs="Times New Roman"/>
-          <w:sz w:val="20"/>
-        </w:rPr>
-        <w:t xml:space="preserve"> novo </w:t>
-      </w:r>
-      <w:proofErr w:type="spellStart"/>
-      <w:r>
-        <w:rPr>
-          <w:rFonts w:ascii="Times New Roman" w:eastAsia="Times New Roman" w:hAnsi="Times New Roman" w:cs="Times New Roman"/>
-          <w:sz w:val="20"/>
-        </w:rPr>
-        <w:t>ime</w:t>
-      </w:r>
-      <w:proofErr w:type="spellEnd"/>
+      <w:r>
+        <w:rPr>
+          <w:rFonts w:ascii="Times New Roman" w:eastAsia="Times New Roman" w:hAnsi="Times New Roman" w:cs="Times New Roman"/>
+          <w:sz w:val="20"/>
+        </w:rPr>
+        <w:t xml:space="preserve">Korisnik </w:t>
+      </w:r>
+      <w:r>
+        <w:rPr>
+          <w:rFonts w:ascii="Times New Roman" w:eastAsia="Times New Roman" w:hAnsi="Times New Roman" w:cs="Times New Roman"/>
+          <w:sz w:val="20"/>
+        </w:rPr>
+        <w:t>bira novo ime</w:t>
+      </w:r>
     </w:p>
     <w:p>
       <w:pPr>
@@ -7246,8 +3795,7 @@
           <w:iCs/>
         </w:rPr>
       </w:pPr>
-      <w:bookmarkStart w:id="12" w:name="_Toc205845241"/>
-      <w:proofErr w:type="spellStart"/>
+      <w:bookmarkStart w:id="13" w:name="_Toc205934134"/>
       <w:r>
         <w:rPr>
           <w:i/>
@@ -7255,7 +3803,6 @@
         </w:rPr>
         <w:t>Korisnik</w:t>
       </w:r>
-      <w:proofErr w:type="spellEnd"/>
       <w:r>
         <w:rPr>
           <w:i/>
@@ -7268,50 +3815,16 @@
           <w:i/>
           <w:iCs/>
         </w:rPr>
-        <w:t xml:space="preserve"> </w:t>
-      </w:r>
-      <w:proofErr w:type="spellStart"/>
+        <w:t xml:space="preserve"> unosi</w:t>
+      </w:r>
       <w:r>
         <w:rPr>
           <w:i/>
           <w:iCs/>
         </w:rPr>
-        <w:t>unosi</w:t>
-      </w:r>
-      <w:proofErr w:type="spellEnd"/>
-      <w:r>
-        <w:rPr>
-          <w:i/>
-          <w:iCs/>
-        </w:rPr>
-        <w:t xml:space="preserve"> </w:t>
-      </w:r>
-      <w:proofErr w:type="spellStart"/>
-      <w:r>
-        <w:rPr>
-          <w:i/>
-          <w:iCs/>
-        </w:rPr>
-        <w:t>obavezna</w:t>
-      </w:r>
-      <w:proofErr w:type="spellEnd"/>
-      <w:r>
-        <w:rPr>
-          <w:i/>
-          <w:iCs/>
-        </w:rPr>
-        <w:t xml:space="preserve"> </w:t>
-      </w:r>
-      <w:proofErr w:type="spellStart"/>
-      <w:r>
-        <w:rPr>
-          <w:i/>
-          <w:iCs/>
-        </w:rPr>
-        <w:t>polja</w:t>
-      </w:r>
-      <w:bookmarkEnd w:id="12"/>
-      <w:proofErr w:type="spellEnd"/>
+        <w:t xml:space="preserve"> obavezna polja</w:t>
+      </w:r>
+      <w:bookmarkEnd w:id="13"/>
       <w:r>
         <w:rPr>
           <w:i/>
@@ -7342,53 +3855,12 @@
           <w:sz w:val="20"/>
         </w:rPr>
       </w:pPr>
-      <w:proofErr w:type="spellStart"/>
-      <w:r>
-        <w:rPr>
-          <w:rFonts w:ascii="Times New Roman" w:eastAsia="Times New Roman" w:hAnsi="Times New Roman" w:cs="Times New Roman"/>
-          <w:sz w:val="20"/>
-        </w:rPr>
-        <w:t>Akcija</w:t>
-      </w:r>
-      <w:proofErr w:type="spellEnd"/>
-      <w:r>
-        <w:rPr>
-          <w:rFonts w:ascii="Times New Roman" w:eastAsia="Times New Roman" w:hAnsi="Times New Roman" w:cs="Times New Roman"/>
-          <w:sz w:val="20"/>
-        </w:rPr>
-        <w:t xml:space="preserve"> 1 </w:t>
-      </w:r>
-      <w:proofErr w:type="spellStart"/>
-      <w:r>
-        <w:rPr>
-          <w:rFonts w:ascii="Times New Roman" w:eastAsia="Times New Roman" w:hAnsi="Times New Roman" w:cs="Times New Roman"/>
-          <w:sz w:val="20"/>
-        </w:rPr>
-        <w:t>iz</w:t>
-      </w:r>
-      <w:proofErr w:type="spellEnd"/>
-      <w:r>
-        <w:rPr>
-          <w:rFonts w:ascii="Times New Roman" w:eastAsia="Times New Roman" w:hAnsi="Times New Roman" w:cs="Times New Roman"/>
-          <w:sz w:val="20"/>
-        </w:rPr>
-        <w:t xml:space="preserve"> </w:t>
-      </w:r>
-      <w:proofErr w:type="spellStart"/>
-      <w:r>
-        <w:rPr>
-          <w:rFonts w:ascii="Times New Roman" w:eastAsia="Times New Roman" w:hAnsi="Times New Roman" w:cs="Times New Roman"/>
-          <w:sz w:val="20"/>
-        </w:rPr>
-        <w:t>scenarija</w:t>
-      </w:r>
-      <w:proofErr w:type="spellEnd"/>
-      <w:r>
-        <w:rPr>
-          <w:rFonts w:ascii="Times New Roman" w:eastAsia="Times New Roman" w:hAnsi="Times New Roman" w:cs="Times New Roman"/>
-          <w:sz w:val="20"/>
-        </w:rPr>
-        <w:t xml:space="preserve"> 2.2.1.</w:t>
+      <w:r>
+        <w:rPr>
+          <w:rFonts w:ascii="Times New Roman" w:eastAsia="Times New Roman" w:hAnsi="Times New Roman" w:cs="Times New Roman"/>
+          <w:sz w:val="20"/>
+        </w:rPr>
+        <w:t>Akcija 1 iz scenarija 2.2.1.</w:t>
       </w:r>
     </w:p>
     <w:p>
@@ -7405,69 +3877,12 @@
           <w:sz w:val="20"/>
         </w:rPr>
       </w:pPr>
-      <w:proofErr w:type="spellStart"/>
-      <w:r>
-        <w:rPr>
-          <w:rFonts w:ascii="Times New Roman" w:eastAsia="Times New Roman" w:hAnsi="Times New Roman" w:cs="Times New Roman"/>
-          <w:sz w:val="20"/>
-        </w:rPr>
-        <w:t>Korisnik</w:t>
-      </w:r>
-      <w:proofErr w:type="spellEnd"/>
-      <w:r>
-        <w:rPr>
-          <w:rFonts w:ascii="Times New Roman" w:eastAsia="Times New Roman" w:hAnsi="Times New Roman" w:cs="Times New Roman"/>
-          <w:sz w:val="20"/>
-        </w:rPr>
-        <w:t xml:space="preserve"> </w:t>
-      </w:r>
-      <w:proofErr w:type="spellStart"/>
-      <w:r>
-        <w:rPr>
-          <w:rFonts w:ascii="Times New Roman" w:eastAsia="Times New Roman" w:hAnsi="Times New Roman" w:cs="Times New Roman"/>
-          <w:sz w:val="20"/>
-        </w:rPr>
-        <w:t>klikne</w:t>
-      </w:r>
-      <w:proofErr w:type="spellEnd"/>
-      <w:r>
-        <w:rPr>
-          <w:rFonts w:ascii="Times New Roman" w:eastAsia="Times New Roman" w:hAnsi="Times New Roman" w:cs="Times New Roman"/>
-          <w:sz w:val="20"/>
-        </w:rPr>
-        <w:t xml:space="preserve"> </w:t>
-      </w:r>
-      <w:proofErr w:type="spellStart"/>
-      <w:r>
-        <w:rPr>
-          <w:rFonts w:ascii="Times New Roman" w:eastAsia="Times New Roman" w:hAnsi="Times New Roman" w:cs="Times New Roman"/>
-          <w:sz w:val="20"/>
-        </w:rPr>
-        <w:t>na</w:t>
-      </w:r>
-      <w:proofErr w:type="spellEnd"/>
-      <w:r>
-        <w:rPr>
-          <w:rFonts w:ascii="Times New Roman" w:eastAsia="Times New Roman" w:hAnsi="Times New Roman" w:cs="Times New Roman"/>
-          <w:sz w:val="20"/>
-        </w:rPr>
-        <w:t xml:space="preserve"> </w:t>
-      </w:r>
-      <w:proofErr w:type="spellStart"/>
-      <w:r>
-        <w:rPr>
-          <w:rFonts w:ascii="Times New Roman" w:eastAsia="Times New Roman" w:hAnsi="Times New Roman" w:cs="Times New Roman"/>
-          <w:sz w:val="20"/>
-        </w:rPr>
-        <w:t>dugme</w:t>
-      </w:r>
-      <w:proofErr w:type="spellEnd"/>
-      <w:r>
-        <w:rPr>
-          <w:rFonts w:ascii="Times New Roman" w:eastAsia="Times New Roman" w:hAnsi="Times New Roman" w:cs="Times New Roman"/>
-          <w:sz w:val="20"/>
-        </w:rPr>
-        <w:t xml:space="preserve"> </w:t>
+      <w:r>
+        <w:rPr>
+          <w:rFonts w:ascii="Times New Roman" w:eastAsia="Times New Roman" w:hAnsi="Times New Roman" w:cs="Times New Roman"/>
+          <w:sz w:val="20"/>
+        </w:rPr>
+        <w:t xml:space="preserve">Korisnik klikne na dugme </w:t>
       </w:r>
       <w:r>
         <w:rPr>
@@ -7476,21 +3891,12 @@
         </w:rPr>
         <w:t>“</w:t>
       </w:r>
-      <w:proofErr w:type="spellStart"/>
-      <w:r>
-        <w:rPr>
-          <w:rFonts w:ascii="Times New Roman" w:eastAsia="Times New Roman" w:hAnsi="Times New Roman" w:cs="Times New Roman"/>
-          <w:sz w:val="20"/>
-        </w:rPr>
-        <w:t>Registruj</w:t>
-      </w:r>
-      <w:proofErr w:type="spellEnd"/>
-      <w:r>
-        <w:rPr>
-          <w:rFonts w:ascii="Times New Roman" w:eastAsia="Times New Roman" w:hAnsi="Times New Roman" w:cs="Times New Roman"/>
-          <w:sz w:val="20"/>
-        </w:rPr>
-        <w:t xml:space="preserve"> se</w:t>
+      <w:r>
+        <w:rPr>
+          <w:rFonts w:ascii="Times New Roman" w:eastAsia="Times New Roman" w:hAnsi="Times New Roman" w:cs="Times New Roman"/>
+          <w:sz w:val="20"/>
+        </w:rPr>
+        <w:t>Registruj se</w:t>
       </w:r>
       <w:r>
         <w:rPr>
@@ -7504,103 +3910,7 @@
           <w:rFonts w:ascii="Times New Roman" w:eastAsia="Times New Roman" w:hAnsi="Times New Roman" w:cs="Times New Roman"/>
           <w:sz w:val="20"/>
         </w:rPr>
-        <w:t xml:space="preserve"> bez </w:t>
-      </w:r>
-      <w:proofErr w:type="spellStart"/>
-      <w:r>
-        <w:rPr>
-          <w:rFonts w:ascii="Times New Roman" w:eastAsia="Times New Roman" w:hAnsi="Times New Roman" w:cs="Times New Roman"/>
-          <w:sz w:val="20"/>
-        </w:rPr>
-        <w:t>unosa</w:t>
-      </w:r>
-      <w:proofErr w:type="spellEnd"/>
-      <w:r>
-        <w:rPr>
-          <w:rFonts w:ascii="Times New Roman" w:eastAsia="Times New Roman" w:hAnsi="Times New Roman" w:cs="Times New Roman"/>
-          <w:sz w:val="20"/>
-        </w:rPr>
-        <w:t xml:space="preserve"> </w:t>
-      </w:r>
-      <w:proofErr w:type="spellStart"/>
-      <w:r>
-        <w:rPr>
-          <w:rFonts w:ascii="Times New Roman" w:eastAsia="Times New Roman" w:hAnsi="Times New Roman" w:cs="Times New Roman"/>
-          <w:sz w:val="20"/>
-        </w:rPr>
-        <w:t>jednog</w:t>
-      </w:r>
-      <w:proofErr w:type="spellEnd"/>
-      <w:r>
-        <w:rPr>
-          <w:rFonts w:ascii="Times New Roman" w:eastAsia="Times New Roman" w:hAnsi="Times New Roman" w:cs="Times New Roman"/>
-          <w:sz w:val="20"/>
-        </w:rPr>
-        <w:t xml:space="preserve"> </w:t>
-      </w:r>
-      <w:proofErr w:type="spellStart"/>
-      <w:r>
-        <w:rPr>
-          <w:rFonts w:ascii="Times New Roman" w:eastAsia="Times New Roman" w:hAnsi="Times New Roman" w:cs="Times New Roman"/>
-          <w:sz w:val="20"/>
-        </w:rPr>
-        <w:t>ili</w:t>
-      </w:r>
-      <w:proofErr w:type="spellEnd"/>
-      <w:r>
-        <w:rPr>
-          <w:rFonts w:ascii="Times New Roman" w:eastAsia="Times New Roman" w:hAnsi="Times New Roman" w:cs="Times New Roman"/>
-          <w:sz w:val="20"/>
-        </w:rPr>
-        <w:t xml:space="preserve"> </w:t>
-      </w:r>
-      <w:proofErr w:type="spellStart"/>
-      <w:r>
-        <w:rPr>
-          <w:rFonts w:ascii="Times New Roman" w:eastAsia="Times New Roman" w:hAnsi="Times New Roman" w:cs="Times New Roman"/>
-          <w:sz w:val="20"/>
-        </w:rPr>
-        <w:t>više</w:t>
-      </w:r>
-      <w:proofErr w:type="spellEnd"/>
-      <w:r>
-        <w:rPr>
-          <w:rFonts w:ascii="Times New Roman" w:eastAsia="Times New Roman" w:hAnsi="Times New Roman" w:cs="Times New Roman"/>
-          <w:sz w:val="20"/>
-        </w:rPr>
-        <w:t xml:space="preserve"> </w:t>
-      </w:r>
-      <w:proofErr w:type="spellStart"/>
-      <w:r>
-        <w:rPr>
-          <w:rFonts w:ascii="Times New Roman" w:eastAsia="Times New Roman" w:hAnsi="Times New Roman" w:cs="Times New Roman"/>
-          <w:sz w:val="20"/>
-        </w:rPr>
-        <w:t>obaveznih</w:t>
-      </w:r>
-      <w:proofErr w:type="spellEnd"/>
-      <w:r>
-        <w:rPr>
-          <w:rFonts w:ascii="Times New Roman" w:eastAsia="Times New Roman" w:hAnsi="Times New Roman" w:cs="Times New Roman"/>
-          <w:sz w:val="20"/>
-        </w:rPr>
-        <w:t xml:space="preserve"> </w:t>
-      </w:r>
-      <w:proofErr w:type="spellStart"/>
-      <w:r>
-        <w:rPr>
-          <w:rFonts w:ascii="Times New Roman" w:eastAsia="Times New Roman" w:hAnsi="Times New Roman" w:cs="Times New Roman"/>
-          <w:sz w:val="20"/>
-        </w:rPr>
-        <w:t>polja</w:t>
-      </w:r>
-      <w:proofErr w:type="spellEnd"/>
-      <w:r>
-        <w:rPr>
-          <w:rFonts w:ascii="Times New Roman" w:eastAsia="Times New Roman" w:hAnsi="Times New Roman" w:cs="Times New Roman"/>
-          <w:sz w:val="20"/>
-        </w:rPr>
-        <w:t>.</w:t>
+        <w:t xml:space="preserve"> bez unosa jednog ili više obaveznih polja.</w:t>
       </w:r>
     </w:p>
     <w:p>
@@ -7617,79 +3927,13 @@
           <w:sz w:val="20"/>
         </w:rPr>
       </w:pPr>
-      <w:proofErr w:type="spellStart"/>
-      <w:r>
-        <w:rPr>
-          <w:rFonts w:ascii="Times New Roman" w:eastAsia="Times New Roman" w:hAnsi="Times New Roman" w:cs="Times New Roman"/>
-          <w:sz w:val="20"/>
-        </w:rPr>
-        <w:t>Sistem</w:t>
-      </w:r>
-      <w:proofErr w:type="spellEnd"/>
-      <w:r>
-        <w:rPr>
-          <w:rFonts w:ascii="Times New Roman" w:eastAsia="Times New Roman" w:hAnsi="Times New Roman" w:cs="Times New Roman"/>
-          <w:sz w:val="20"/>
-        </w:rPr>
-        <w:t xml:space="preserve"> </w:t>
-      </w:r>
-      <w:proofErr w:type="spellStart"/>
-      <w:r>
-        <w:rPr>
-          <w:rFonts w:ascii="Times New Roman" w:eastAsia="Times New Roman" w:hAnsi="Times New Roman" w:cs="Times New Roman"/>
-          <w:sz w:val="20"/>
-        </w:rPr>
-        <w:t>vraća</w:t>
-      </w:r>
-      <w:proofErr w:type="spellEnd"/>
-      <w:r>
-        <w:rPr>
-          <w:rFonts w:ascii="Times New Roman" w:eastAsia="Times New Roman" w:hAnsi="Times New Roman" w:cs="Times New Roman"/>
-          <w:sz w:val="20"/>
-        </w:rPr>
-        <w:t xml:space="preserve"> </w:t>
-      </w:r>
-      <w:proofErr w:type="spellStart"/>
-      <w:r>
-        <w:rPr>
-          <w:rFonts w:ascii="Times New Roman" w:eastAsia="Times New Roman" w:hAnsi="Times New Roman" w:cs="Times New Roman"/>
-          <w:sz w:val="20"/>
-        </w:rPr>
-        <w:t>formu</w:t>
-      </w:r>
-      <w:proofErr w:type="spellEnd"/>
-      <w:r>
-        <w:rPr>
-          <w:rFonts w:ascii="Times New Roman" w:eastAsia="Times New Roman" w:hAnsi="Times New Roman" w:cs="Times New Roman"/>
-          <w:sz w:val="20"/>
-        </w:rPr>
-        <w:t xml:space="preserve"> </w:t>
-      </w:r>
-      <w:proofErr w:type="spellStart"/>
-      <w:r>
-        <w:rPr>
-          <w:rFonts w:ascii="Times New Roman" w:eastAsia="Times New Roman" w:hAnsi="Times New Roman" w:cs="Times New Roman"/>
-          <w:sz w:val="20"/>
-        </w:rPr>
-        <w:t>sa</w:t>
-      </w:r>
-      <w:proofErr w:type="spellEnd"/>
-      <w:r>
-        <w:rPr>
-          <w:rFonts w:ascii="Times New Roman" w:eastAsia="Times New Roman" w:hAnsi="Times New Roman" w:cs="Times New Roman"/>
-          <w:sz w:val="20"/>
-        </w:rPr>
-        <w:t xml:space="preserve"> </w:t>
-      </w:r>
-      <w:proofErr w:type="spellStart"/>
-      <w:r>
-        <w:rPr>
-          <w:rFonts w:ascii="Times New Roman" w:eastAsia="Times New Roman" w:hAnsi="Times New Roman" w:cs="Times New Roman"/>
-          <w:sz w:val="20"/>
-        </w:rPr>
-        <w:t>porukom</w:t>
-      </w:r>
-      <w:proofErr w:type="spellEnd"/>
+      <w:r>
+        <w:rPr>
+          <w:rFonts w:ascii="Times New Roman" w:eastAsia="Times New Roman" w:hAnsi="Times New Roman" w:cs="Times New Roman"/>
+          <w:sz w:val="20"/>
+        </w:rPr>
+        <w:t>Sistem vraća formu sa porukom</w:t>
+      </w:r>
       <w:r>
         <w:rPr>
           <w:rFonts w:ascii="Times New Roman" w:eastAsia="Times New Roman" w:hAnsi="Times New Roman" w:cs="Times New Roman"/>
@@ -7697,95 +3941,13 @@
         </w:rPr>
         <w:t>: “</w:t>
       </w:r>
-      <w:proofErr w:type="spellStart"/>
-      <w:r>
-        <w:rPr>
-          <w:rFonts w:ascii="Times New Roman" w:eastAsia="Times New Roman" w:hAnsi="Times New Roman" w:cs="Times New Roman"/>
-          <w:sz w:val="20"/>
-        </w:rPr>
-        <w:t>Sva</w:t>
-      </w:r>
-      <w:proofErr w:type="spellEnd"/>
-      <w:r>
-        <w:rPr>
-          <w:rFonts w:ascii="Times New Roman" w:eastAsia="Times New Roman" w:hAnsi="Times New Roman" w:cs="Times New Roman"/>
-          <w:sz w:val="20"/>
-        </w:rPr>
-        <w:t xml:space="preserve"> </w:t>
-      </w:r>
-      <w:proofErr w:type="spellStart"/>
-      <w:r>
-        <w:rPr>
-          <w:rFonts w:ascii="Times New Roman" w:eastAsia="Times New Roman" w:hAnsi="Times New Roman" w:cs="Times New Roman"/>
-          <w:sz w:val="20"/>
-        </w:rPr>
-        <w:t>polja</w:t>
-      </w:r>
-      <w:proofErr w:type="spellEnd"/>
-      <w:r>
-        <w:rPr>
-          <w:rFonts w:ascii="Times New Roman" w:eastAsia="Times New Roman" w:hAnsi="Times New Roman" w:cs="Times New Roman"/>
-          <w:sz w:val="20"/>
-        </w:rPr>
-        <w:t xml:space="preserve"> </w:t>
-      </w:r>
-      <w:proofErr w:type="spellStart"/>
-      <w:r>
-        <w:rPr>
-          <w:rFonts w:ascii="Times New Roman" w:eastAsia="Times New Roman" w:hAnsi="Times New Roman" w:cs="Times New Roman"/>
-          <w:sz w:val="20"/>
-        </w:rPr>
-        <w:t>su</w:t>
-      </w:r>
-      <w:proofErr w:type="spellEnd"/>
-      <w:r>
-        <w:rPr>
-          <w:rFonts w:ascii="Times New Roman" w:eastAsia="Times New Roman" w:hAnsi="Times New Roman" w:cs="Times New Roman"/>
-          <w:sz w:val="20"/>
-        </w:rPr>
-        <w:t xml:space="preserve"> </w:t>
-      </w:r>
-      <w:proofErr w:type="spellStart"/>
-      <w:r>
-        <w:rPr>
-          <w:rFonts w:ascii="Times New Roman" w:eastAsia="Times New Roman" w:hAnsi="Times New Roman" w:cs="Times New Roman"/>
-          <w:sz w:val="20"/>
-        </w:rPr>
-        <w:t>obavezna</w:t>
-      </w:r>
-      <w:proofErr w:type="spellEnd"/>
-      <w:r>
-        <w:rPr>
-          <w:rFonts w:ascii="Times New Roman" w:eastAsia="Times New Roman" w:hAnsi="Times New Roman" w:cs="Times New Roman"/>
-          <w:sz w:val="20"/>
-        </w:rPr>
-        <w:t xml:space="preserve">. Molimo </w:t>
-      </w:r>
-      <w:proofErr w:type="spellStart"/>
-      <w:r>
-        <w:rPr>
-          <w:rFonts w:ascii="Times New Roman" w:eastAsia="Times New Roman" w:hAnsi="Times New Roman" w:cs="Times New Roman"/>
-          <w:sz w:val="20"/>
-        </w:rPr>
-        <w:t>popunite</w:t>
-      </w:r>
-      <w:proofErr w:type="spellEnd"/>
-      <w:r>
-        <w:rPr>
-          <w:rFonts w:ascii="Times New Roman" w:eastAsia="Times New Roman" w:hAnsi="Times New Roman" w:cs="Times New Roman"/>
-          <w:sz w:val="20"/>
-        </w:rPr>
-        <w:t xml:space="preserve"> </w:t>
-      </w:r>
-      <w:proofErr w:type="spellStart"/>
-      <w:r>
-        <w:rPr>
-          <w:rFonts w:ascii="Times New Roman" w:eastAsia="Times New Roman" w:hAnsi="Times New Roman" w:cs="Times New Roman"/>
-          <w:sz w:val="20"/>
-        </w:rPr>
-        <w:t>ih</w:t>
-      </w:r>
-      <w:proofErr w:type="spellEnd"/>
+      <w:r>
+        <w:rPr>
+          <w:rFonts w:ascii="Times New Roman" w:eastAsia="Times New Roman" w:hAnsi="Times New Roman" w:cs="Times New Roman"/>
+          <w:sz w:val="20"/>
+        </w:rPr>
+        <w:t>Sva polja su obavezna. Molimo popunite ih</w:t>
+      </w:r>
       <w:r>
         <w:rPr>
           <w:rFonts w:ascii="Times New Roman" w:eastAsia="Times New Roman" w:hAnsi="Times New Roman" w:cs="Times New Roman"/>
@@ -7808,7 +3970,6 @@
           <w:sz w:val="20"/>
         </w:rPr>
       </w:pPr>
-      <w:proofErr w:type="spellStart"/>
       <w:r>
         <w:rPr>
           <w:rFonts w:ascii="Times New Roman" w:eastAsia="Times New Roman" w:hAnsi="Times New Roman" w:cs="Times New Roman"/>
@@ -7816,71 +3977,13 @@
         </w:rPr>
         <w:t>Korisnik</w:t>
       </w:r>
-      <w:proofErr w:type="spellEnd"/>
-      <w:r>
-        <w:rPr>
-          <w:rFonts w:ascii="Times New Roman" w:eastAsia="Times New Roman" w:hAnsi="Times New Roman" w:cs="Times New Roman"/>
-          <w:sz w:val="20"/>
-        </w:rPr>
-        <w:t xml:space="preserve"> </w:t>
-      </w:r>
-      <w:proofErr w:type="spellStart"/>
-      <w:r>
-        <w:rPr>
-          <w:rFonts w:ascii="Times New Roman" w:eastAsia="Times New Roman" w:hAnsi="Times New Roman" w:cs="Times New Roman"/>
-          <w:sz w:val="20"/>
-        </w:rPr>
-        <w:t>treba</w:t>
-      </w:r>
-      <w:proofErr w:type="spellEnd"/>
-      <w:r>
-        <w:rPr>
-          <w:rFonts w:ascii="Times New Roman" w:eastAsia="Times New Roman" w:hAnsi="Times New Roman" w:cs="Times New Roman"/>
-          <w:sz w:val="20"/>
-        </w:rPr>
-        <w:t xml:space="preserve"> da </w:t>
-      </w:r>
-      <w:proofErr w:type="spellStart"/>
-      <w:r>
-        <w:rPr>
-          <w:rFonts w:ascii="Times New Roman" w:eastAsia="Times New Roman" w:hAnsi="Times New Roman" w:cs="Times New Roman"/>
-          <w:sz w:val="20"/>
-        </w:rPr>
-        <w:t>popuni</w:t>
-      </w:r>
-      <w:proofErr w:type="spellEnd"/>
-      <w:r>
-        <w:rPr>
-          <w:rFonts w:ascii="Times New Roman" w:eastAsia="Times New Roman" w:hAnsi="Times New Roman" w:cs="Times New Roman"/>
-          <w:sz w:val="20"/>
-        </w:rPr>
-        <w:t xml:space="preserve"> </w:t>
-      </w:r>
-      <w:proofErr w:type="spellStart"/>
-      <w:r>
-        <w:rPr>
-          <w:rFonts w:ascii="Times New Roman" w:eastAsia="Times New Roman" w:hAnsi="Times New Roman" w:cs="Times New Roman"/>
-          <w:sz w:val="20"/>
-        </w:rPr>
-        <w:t>prazna</w:t>
-      </w:r>
-      <w:proofErr w:type="spellEnd"/>
-      <w:r>
-        <w:rPr>
-          <w:rFonts w:ascii="Times New Roman" w:eastAsia="Times New Roman" w:hAnsi="Times New Roman" w:cs="Times New Roman"/>
-          <w:sz w:val="20"/>
-        </w:rPr>
-        <w:t xml:space="preserve"> </w:t>
-      </w:r>
-      <w:proofErr w:type="spellStart"/>
-      <w:r>
-        <w:rPr>
-          <w:rFonts w:ascii="Times New Roman" w:eastAsia="Times New Roman" w:hAnsi="Times New Roman" w:cs="Times New Roman"/>
-          <w:sz w:val="20"/>
-        </w:rPr>
-        <w:t>polja</w:t>
-      </w:r>
-      <w:proofErr w:type="spellEnd"/>
+      <w:r>
+        <w:rPr>
+          <w:rFonts w:ascii="Times New Roman" w:eastAsia="Times New Roman" w:hAnsi="Times New Roman" w:cs="Times New Roman"/>
+          <w:sz w:val="20"/>
+        </w:rPr>
+        <w:t xml:space="preserve"> treba da popuni prazna polja</w:t>
+      </w:r>
       <w:r>
         <w:rPr>
           <w:rFonts w:ascii="Times New Roman" w:eastAsia="Times New Roman" w:hAnsi="Times New Roman" w:cs="Times New Roman"/>
@@ -7908,65 +4011,22 @@
         <w:spacing w:after="60"/>
         <w:ind w:left="720" w:hanging="720"/>
       </w:pPr>
-      <w:bookmarkStart w:id="13" w:name="_Toc205845242"/>
-      <w:proofErr w:type="spellStart"/>
+      <w:bookmarkStart w:id="14" w:name="_Toc205934135"/>
       <w:r>
         <w:rPr>
           <w:i/>
           <w:u w:val="none"/>
         </w:rPr>
-        <w:t>Korisnik</w:t>
-      </w:r>
-      <w:proofErr w:type="spellEnd"/>
+        <w:t xml:space="preserve">Korisnik </w:t>
+      </w:r>
       <w:r>
         <w:rPr>
           <w:i/>
           <w:u w:val="none"/>
         </w:rPr>
-        <w:t xml:space="preserve"> </w:t>
-      </w:r>
-      <w:proofErr w:type="spellStart"/>
-      <w:r>
-        <w:rPr>
-          <w:i/>
-          <w:u w:val="none"/>
-        </w:rPr>
-        <w:t>unosi</w:t>
-      </w:r>
-      <w:proofErr w:type="spellEnd"/>
-      <w:r>
-        <w:rPr>
-          <w:i/>
-          <w:u w:val="none"/>
-        </w:rPr>
-        <w:t xml:space="preserve"> </w:t>
-      </w:r>
-      <w:proofErr w:type="spellStart"/>
-      <w:r>
-        <w:rPr>
-          <w:i/>
-          <w:u w:val="none"/>
-        </w:rPr>
-        <w:t>nepostojeće</w:t>
-      </w:r>
-      <w:proofErr w:type="spellEnd"/>
-      <w:r>
-        <w:rPr>
-          <w:i/>
-          <w:u w:val="none"/>
-        </w:rPr>
-        <w:t xml:space="preserve"> </w:t>
-      </w:r>
-      <w:proofErr w:type="spellStart"/>
-      <w:r>
-        <w:rPr>
-          <w:i/>
-          <w:u w:val="none"/>
-        </w:rPr>
-        <w:t>podatke</w:t>
-      </w:r>
-      <w:bookmarkEnd w:id="13"/>
-      <w:proofErr w:type="spellEnd"/>
+        <w:t>unosi nepostojeće podatke</w:t>
+      </w:r>
+      <w:bookmarkEnd w:id="14"/>
       <w:r>
         <w:rPr>
           <w:i/>
@@ -7989,53 +4049,12 @@
           <w:sz w:val="20"/>
         </w:rPr>
       </w:pPr>
-      <w:proofErr w:type="spellStart"/>
-      <w:r>
-        <w:rPr>
-          <w:rFonts w:ascii="Times New Roman" w:eastAsia="Times New Roman" w:hAnsi="Times New Roman" w:cs="Times New Roman"/>
-          <w:sz w:val="20"/>
-        </w:rPr>
-        <w:t>Akcija</w:t>
-      </w:r>
-      <w:proofErr w:type="spellEnd"/>
-      <w:r>
-        <w:rPr>
-          <w:rFonts w:ascii="Times New Roman" w:eastAsia="Times New Roman" w:hAnsi="Times New Roman" w:cs="Times New Roman"/>
-          <w:sz w:val="20"/>
-        </w:rPr>
-        <w:t xml:space="preserve"> 1 </w:t>
-      </w:r>
-      <w:proofErr w:type="spellStart"/>
-      <w:r>
-        <w:rPr>
-          <w:rFonts w:ascii="Times New Roman" w:eastAsia="Times New Roman" w:hAnsi="Times New Roman" w:cs="Times New Roman"/>
-          <w:sz w:val="20"/>
-        </w:rPr>
-        <w:t>iz</w:t>
-      </w:r>
-      <w:proofErr w:type="spellEnd"/>
-      <w:r>
-        <w:rPr>
-          <w:rFonts w:ascii="Times New Roman" w:eastAsia="Times New Roman" w:hAnsi="Times New Roman" w:cs="Times New Roman"/>
-          <w:sz w:val="20"/>
-        </w:rPr>
-        <w:t xml:space="preserve"> </w:t>
-      </w:r>
-      <w:proofErr w:type="spellStart"/>
-      <w:r>
-        <w:rPr>
-          <w:rFonts w:ascii="Times New Roman" w:eastAsia="Times New Roman" w:hAnsi="Times New Roman" w:cs="Times New Roman"/>
-          <w:sz w:val="20"/>
-        </w:rPr>
-        <w:t>scenarija</w:t>
-      </w:r>
-      <w:proofErr w:type="spellEnd"/>
-      <w:r>
-        <w:rPr>
-          <w:rFonts w:ascii="Times New Roman" w:eastAsia="Times New Roman" w:hAnsi="Times New Roman" w:cs="Times New Roman"/>
-          <w:sz w:val="20"/>
-        </w:rPr>
-        <w:t xml:space="preserve"> 2.2.1.</w:t>
+      <w:r>
+        <w:rPr>
+          <w:rFonts w:ascii="Times New Roman" w:eastAsia="Times New Roman" w:hAnsi="Times New Roman" w:cs="Times New Roman"/>
+          <w:sz w:val="20"/>
+        </w:rPr>
+        <w:t>Akcija 1 iz scenarija 2.2.1.</w:t>
       </w:r>
     </w:p>
     <w:p>
@@ -8052,15 +4071,20 @@
           <w:sz w:val="20"/>
         </w:rPr>
       </w:pPr>
-      <w:proofErr w:type="spellStart"/>
-      <w:r>
-        <w:rPr>
-          <w:rFonts w:ascii="Times New Roman" w:eastAsia="Times New Roman" w:hAnsi="Times New Roman" w:cs="Times New Roman"/>
-          <w:sz w:val="20"/>
-        </w:rPr>
-        <w:t>Korisnik</w:t>
-      </w:r>
-      <w:proofErr w:type="spellEnd"/>
+      <w:r>
+        <w:rPr>
+          <w:rFonts w:ascii="Times New Roman" w:eastAsia="Times New Roman" w:hAnsi="Times New Roman" w:cs="Times New Roman"/>
+          <w:sz w:val="20"/>
+        </w:rPr>
+        <w:t>Korisnik unosi podatke za registraciju,</w:t>
+      </w:r>
+      <w:r>
+        <w:rPr>
+          <w:rFonts w:ascii="Times New Roman" w:eastAsia="Times New Roman" w:hAnsi="Times New Roman" w:cs="Times New Roman"/>
+          <w:sz w:val="20"/>
+        </w:rPr>
+        <w:t xml:space="preserve"> ali neki od njih nisu validni podaci (nepostojeći email,</w:t>
+      </w:r>
       <w:r>
         <w:rPr>
           <w:rFonts w:ascii="Times New Roman" w:eastAsia="Times New Roman" w:hAnsi="Times New Roman" w:cs="Times New Roman"/>
@@ -8068,204 +4092,12 @@
         </w:rPr>
         <w:t xml:space="preserve"> </w:t>
       </w:r>
-      <w:proofErr w:type="spellStart"/>
-      <w:r>
-        <w:rPr>
-          <w:rFonts w:ascii="Times New Roman" w:eastAsia="Times New Roman" w:hAnsi="Times New Roman" w:cs="Times New Roman"/>
-          <w:sz w:val="20"/>
-        </w:rPr>
-        <w:t>unosi</w:t>
-      </w:r>
-      <w:proofErr w:type="spellEnd"/>
-      <w:r>
-        <w:rPr>
-          <w:rFonts w:ascii="Times New Roman" w:eastAsia="Times New Roman" w:hAnsi="Times New Roman" w:cs="Times New Roman"/>
-          <w:sz w:val="20"/>
-        </w:rPr>
-        <w:t xml:space="preserve"> </w:t>
-      </w:r>
-      <w:proofErr w:type="spellStart"/>
-      <w:r>
-        <w:rPr>
-          <w:rFonts w:ascii="Times New Roman" w:eastAsia="Times New Roman" w:hAnsi="Times New Roman" w:cs="Times New Roman"/>
-          <w:sz w:val="20"/>
-        </w:rPr>
-        <w:t>podatke</w:t>
-      </w:r>
-      <w:proofErr w:type="spellEnd"/>
-      <w:r>
-        <w:rPr>
-          <w:rFonts w:ascii="Times New Roman" w:eastAsia="Times New Roman" w:hAnsi="Times New Roman" w:cs="Times New Roman"/>
-          <w:sz w:val="20"/>
-        </w:rPr>
-        <w:t xml:space="preserve"> za </w:t>
-      </w:r>
-      <w:proofErr w:type="spellStart"/>
-      <w:r>
-        <w:rPr>
-          <w:rFonts w:ascii="Times New Roman" w:eastAsia="Times New Roman" w:hAnsi="Times New Roman" w:cs="Times New Roman"/>
-          <w:sz w:val="20"/>
-        </w:rPr>
-        <w:t>registraciju</w:t>
-      </w:r>
-      <w:proofErr w:type="spellEnd"/>
-      <w:r>
-        <w:rPr>
-          <w:rFonts w:ascii="Times New Roman" w:eastAsia="Times New Roman" w:hAnsi="Times New Roman" w:cs="Times New Roman"/>
-          <w:sz w:val="20"/>
-        </w:rPr>
-        <w:t>,</w:t>
-      </w:r>
-      <w:r>
-        <w:rPr>
-          <w:rFonts w:ascii="Times New Roman" w:eastAsia="Times New Roman" w:hAnsi="Times New Roman" w:cs="Times New Roman"/>
-          <w:sz w:val="20"/>
-        </w:rPr>
-        <w:t xml:space="preserve"> </w:t>
-      </w:r>
-      <w:proofErr w:type="spellStart"/>
-      <w:r>
-        <w:rPr>
-          <w:rFonts w:ascii="Times New Roman" w:eastAsia="Times New Roman" w:hAnsi="Times New Roman" w:cs="Times New Roman"/>
-          <w:sz w:val="20"/>
-        </w:rPr>
-        <w:t>ali</w:t>
-      </w:r>
-      <w:proofErr w:type="spellEnd"/>
-      <w:r>
-        <w:rPr>
-          <w:rFonts w:ascii="Times New Roman" w:eastAsia="Times New Roman" w:hAnsi="Times New Roman" w:cs="Times New Roman"/>
-          <w:sz w:val="20"/>
-        </w:rPr>
-        <w:t xml:space="preserve"> </w:t>
-      </w:r>
-      <w:proofErr w:type="spellStart"/>
-      <w:r>
-        <w:rPr>
-          <w:rFonts w:ascii="Times New Roman" w:eastAsia="Times New Roman" w:hAnsi="Times New Roman" w:cs="Times New Roman"/>
-          <w:sz w:val="20"/>
-        </w:rPr>
-        <w:t>neki</w:t>
-      </w:r>
-      <w:proofErr w:type="spellEnd"/>
-      <w:r>
-        <w:rPr>
-          <w:rFonts w:ascii="Times New Roman" w:eastAsia="Times New Roman" w:hAnsi="Times New Roman" w:cs="Times New Roman"/>
-          <w:sz w:val="20"/>
-        </w:rPr>
-        <w:t xml:space="preserve"> od </w:t>
-      </w:r>
-      <w:proofErr w:type="spellStart"/>
-      <w:r>
-        <w:rPr>
-          <w:rFonts w:ascii="Times New Roman" w:eastAsia="Times New Roman" w:hAnsi="Times New Roman" w:cs="Times New Roman"/>
-          <w:sz w:val="20"/>
-        </w:rPr>
-        <w:t>njih</w:t>
-      </w:r>
-      <w:proofErr w:type="spellEnd"/>
-      <w:r>
-        <w:rPr>
-          <w:rFonts w:ascii="Times New Roman" w:eastAsia="Times New Roman" w:hAnsi="Times New Roman" w:cs="Times New Roman"/>
-          <w:sz w:val="20"/>
-        </w:rPr>
-        <w:t xml:space="preserve"> </w:t>
-      </w:r>
-      <w:proofErr w:type="spellStart"/>
-      <w:r>
-        <w:rPr>
-          <w:rFonts w:ascii="Times New Roman" w:eastAsia="Times New Roman" w:hAnsi="Times New Roman" w:cs="Times New Roman"/>
-          <w:sz w:val="20"/>
-        </w:rPr>
-        <w:t>nisu</w:t>
-      </w:r>
-      <w:proofErr w:type="spellEnd"/>
-      <w:r>
-        <w:rPr>
-          <w:rFonts w:ascii="Times New Roman" w:eastAsia="Times New Roman" w:hAnsi="Times New Roman" w:cs="Times New Roman"/>
-          <w:sz w:val="20"/>
-        </w:rPr>
-        <w:t xml:space="preserve"> </w:t>
-      </w:r>
-      <w:proofErr w:type="spellStart"/>
-      <w:r>
-        <w:rPr>
-          <w:rFonts w:ascii="Times New Roman" w:eastAsia="Times New Roman" w:hAnsi="Times New Roman" w:cs="Times New Roman"/>
-          <w:sz w:val="20"/>
-        </w:rPr>
-        <w:t>validni</w:t>
-      </w:r>
-      <w:proofErr w:type="spellEnd"/>
-      <w:r>
-        <w:rPr>
-          <w:rFonts w:ascii="Times New Roman" w:eastAsia="Times New Roman" w:hAnsi="Times New Roman" w:cs="Times New Roman"/>
-          <w:sz w:val="20"/>
-        </w:rPr>
-        <w:t xml:space="preserve"> </w:t>
-      </w:r>
-      <w:proofErr w:type="spellStart"/>
-      <w:r>
-        <w:rPr>
-          <w:rFonts w:ascii="Times New Roman" w:eastAsia="Times New Roman" w:hAnsi="Times New Roman" w:cs="Times New Roman"/>
-          <w:sz w:val="20"/>
-        </w:rPr>
-        <w:t>podaci</w:t>
-      </w:r>
-      <w:proofErr w:type="spellEnd"/>
-      <w:r>
-        <w:rPr>
-          <w:rFonts w:ascii="Times New Roman" w:eastAsia="Times New Roman" w:hAnsi="Times New Roman" w:cs="Times New Roman"/>
-          <w:sz w:val="20"/>
-        </w:rPr>
-        <w:t xml:space="preserve"> (</w:t>
-      </w:r>
-      <w:proofErr w:type="spellStart"/>
-      <w:r>
-        <w:rPr>
-          <w:rFonts w:ascii="Times New Roman" w:eastAsia="Times New Roman" w:hAnsi="Times New Roman" w:cs="Times New Roman"/>
-          <w:sz w:val="20"/>
-        </w:rPr>
-        <w:t>nepostojeći</w:t>
-      </w:r>
-      <w:proofErr w:type="spellEnd"/>
-      <w:r>
-        <w:rPr>
-          <w:rFonts w:ascii="Times New Roman" w:eastAsia="Times New Roman" w:hAnsi="Times New Roman" w:cs="Times New Roman"/>
-          <w:sz w:val="20"/>
-        </w:rPr>
-        <w:t xml:space="preserve"> email,</w:t>
-      </w:r>
-      <w:r>
-        <w:rPr>
-          <w:rFonts w:ascii="Times New Roman" w:eastAsia="Times New Roman" w:hAnsi="Times New Roman" w:cs="Times New Roman"/>
-          <w:sz w:val="20"/>
-        </w:rPr>
-        <w:t xml:space="preserve"> </w:t>
-      </w:r>
-      <w:proofErr w:type="spellStart"/>
-      <w:proofErr w:type="gramStart"/>
-      <w:r>
-        <w:rPr>
-          <w:rFonts w:ascii="Times New Roman" w:eastAsia="Times New Roman" w:hAnsi="Times New Roman" w:cs="Times New Roman"/>
-          <w:sz w:val="20"/>
-        </w:rPr>
-        <w:t>država</w:t>
-      </w:r>
-      <w:proofErr w:type="spellEnd"/>
-      <w:r>
-        <w:rPr>
-          <w:rFonts w:ascii="Times New Roman" w:eastAsia="Times New Roman" w:hAnsi="Times New Roman" w:cs="Times New Roman"/>
-          <w:sz w:val="20"/>
-        </w:rPr>
-        <w:t>..</w:t>
-      </w:r>
-      <w:proofErr w:type="gramEnd"/>
-      <w:r>
-        <w:rPr>
-          <w:rFonts w:ascii="Times New Roman" w:eastAsia="Times New Roman" w:hAnsi="Times New Roman" w:cs="Times New Roman"/>
-          <w:sz w:val="20"/>
-        </w:rPr>
-        <w:t>)</w:t>
+      <w:r>
+        <w:rPr>
+          <w:rFonts w:ascii="Times New Roman" w:eastAsia="Times New Roman" w:hAnsi="Times New Roman" w:cs="Times New Roman"/>
+          <w:sz w:val="20"/>
+        </w:rPr>
+        <w:t>država..)</w:t>
       </w:r>
       <w:r>
         <w:rPr>
@@ -8289,15 +4121,13 @@
           <w:sz w:val="20"/>
         </w:rPr>
       </w:pPr>
-      <w:proofErr w:type="spellStart"/>
-      <w:r>
-        <w:rPr>
-          <w:rFonts w:ascii="Times New Roman" w:eastAsia="Times New Roman" w:hAnsi="Times New Roman" w:cs="Times New Roman"/>
-          <w:sz w:val="20"/>
-        </w:rPr>
-        <w:t>Sistem</w:t>
-      </w:r>
-      <w:proofErr w:type="spellEnd"/>
+      <w:r>
+        <w:rPr>
+          <w:rFonts w:ascii="Times New Roman" w:eastAsia="Times New Roman" w:hAnsi="Times New Roman" w:cs="Times New Roman"/>
+          <w:sz w:val="20"/>
+        </w:rPr>
+        <w:t>Sistem vraća formu sa porukom</w:t>
+      </w:r>
       <w:r>
         <w:rPr>
           <w:rFonts w:ascii="Times New Roman" w:eastAsia="Times New Roman" w:hAnsi="Times New Roman" w:cs="Times New Roman"/>
@@ -8305,150 +4135,20 @@
         </w:rPr>
         <w:t xml:space="preserve"> </w:t>
       </w:r>
-      <w:proofErr w:type="spellStart"/>
-      <w:r>
-        <w:rPr>
-          <w:rFonts w:ascii="Times New Roman" w:eastAsia="Times New Roman" w:hAnsi="Times New Roman" w:cs="Times New Roman"/>
-          <w:sz w:val="20"/>
-        </w:rPr>
-        <w:t>vraća</w:t>
-      </w:r>
-      <w:proofErr w:type="spellEnd"/>
-      <w:r>
-        <w:rPr>
-          <w:rFonts w:ascii="Times New Roman" w:eastAsia="Times New Roman" w:hAnsi="Times New Roman" w:cs="Times New Roman"/>
-          <w:sz w:val="20"/>
-        </w:rPr>
-        <w:t xml:space="preserve"> </w:t>
-      </w:r>
-      <w:proofErr w:type="spellStart"/>
-      <w:r>
-        <w:rPr>
-          <w:rFonts w:ascii="Times New Roman" w:eastAsia="Times New Roman" w:hAnsi="Times New Roman" w:cs="Times New Roman"/>
-          <w:sz w:val="20"/>
-        </w:rPr>
-        <w:t>formu</w:t>
-      </w:r>
-      <w:proofErr w:type="spellEnd"/>
-      <w:r>
-        <w:rPr>
-          <w:rFonts w:ascii="Times New Roman" w:eastAsia="Times New Roman" w:hAnsi="Times New Roman" w:cs="Times New Roman"/>
-          <w:sz w:val="20"/>
-        </w:rPr>
-        <w:t xml:space="preserve"> </w:t>
-      </w:r>
-      <w:proofErr w:type="spellStart"/>
-      <w:r>
-        <w:rPr>
-          <w:rFonts w:ascii="Times New Roman" w:eastAsia="Times New Roman" w:hAnsi="Times New Roman" w:cs="Times New Roman"/>
-          <w:sz w:val="20"/>
-        </w:rPr>
-        <w:t>sa</w:t>
-      </w:r>
-      <w:proofErr w:type="spellEnd"/>
-      <w:r>
-        <w:rPr>
-          <w:rFonts w:ascii="Times New Roman" w:eastAsia="Times New Roman" w:hAnsi="Times New Roman" w:cs="Times New Roman"/>
-          <w:sz w:val="20"/>
-        </w:rPr>
-        <w:t xml:space="preserve"> </w:t>
-      </w:r>
-      <w:proofErr w:type="spellStart"/>
-      <w:r>
-        <w:rPr>
-          <w:rFonts w:ascii="Times New Roman" w:eastAsia="Times New Roman" w:hAnsi="Times New Roman" w:cs="Times New Roman"/>
-          <w:sz w:val="20"/>
-        </w:rPr>
-        <w:t>porukom</w:t>
-      </w:r>
-      <w:proofErr w:type="spellEnd"/>
-      <w:r>
-        <w:rPr>
-          <w:rFonts w:ascii="Times New Roman" w:eastAsia="Times New Roman" w:hAnsi="Times New Roman" w:cs="Times New Roman"/>
-          <w:sz w:val="20"/>
-        </w:rPr>
-        <w:t xml:space="preserve"> </w:t>
-      </w:r>
-      <w:r>
-        <w:rPr>
-          <w:rFonts w:ascii="Times New Roman" w:eastAsia="Times New Roman" w:hAnsi="Times New Roman" w:cs="Times New Roman"/>
-          <w:sz w:val="20"/>
-        </w:rPr>
-        <w:t>"</w:t>
-      </w:r>
-      <w:proofErr w:type="spellStart"/>
-      <w:r>
-        <w:rPr>
-          <w:rFonts w:ascii="Times New Roman" w:eastAsia="Times New Roman" w:hAnsi="Times New Roman" w:cs="Times New Roman"/>
-          <w:sz w:val="20"/>
-        </w:rPr>
-        <w:t>Morate</w:t>
-      </w:r>
-      <w:proofErr w:type="spellEnd"/>
-      <w:r>
-        <w:rPr>
-          <w:rFonts w:ascii="Times New Roman" w:eastAsia="Times New Roman" w:hAnsi="Times New Roman" w:cs="Times New Roman"/>
-          <w:sz w:val="20"/>
-        </w:rPr>
-        <w:t xml:space="preserve"> </w:t>
-      </w:r>
-      <w:proofErr w:type="spellStart"/>
-      <w:r>
-        <w:rPr>
-          <w:rFonts w:ascii="Times New Roman" w:eastAsia="Times New Roman" w:hAnsi="Times New Roman" w:cs="Times New Roman"/>
-          <w:sz w:val="20"/>
-        </w:rPr>
-        <w:t>uneti</w:t>
-      </w:r>
-      <w:proofErr w:type="spellEnd"/>
-      <w:r>
-        <w:rPr>
-          <w:rFonts w:ascii="Times New Roman" w:eastAsia="Times New Roman" w:hAnsi="Times New Roman" w:cs="Times New Roman"/>
-          <w:sz w:val="20"/>
-        </w:rPr>
-        <w:t xml:space="preserve"> </w:t>
-      </w:r>
-      <w:proofErr w:type="spellStart"/>
-      <w:r>
-        <w:rPr>
-          <w:rFonts w:ascii="Times New Roman" w:eastAsia="Times New Roman" w:hAnsi="Times New Roman" w:cs="Times New Roman"/>
-          <w:sz w:val="20"/>
-        </w:rPr>
-        <w:t>validne</w:t>
-      </w:r>
-      <w:proofErr w:type="spellEnd"/>
-      <w:r>
-        <w:rPr>
-          <w:rFonts w:ascii="Times New Roman" w:eastAsia="Times New Roman" w:hAnsi="Times New Roman" w:cs="Times New Roman"/>
-          <w:sz w:val="20"/>
-        </w:rPr>
-        <w:t xml:space="preserve"> </w:t>
-      </w:r>
-      <w:proofErr w:type="spellStart"/>
-      <w:r>
-        <w:rPr>
-          <w:rFonts w:ascii="Times New Roman" w:eastAsia="Times New Roman" w:hAnsi="Times New Roman" w:cs="Times New Roman"/>
-          <w:sz w:val="20"/>
-        </w:rPr>
-        <w:t>podatke</w:t>
-      </w:r>
-      <w:proofErr w:type="spellEnd"/>
-      <w:r>
-        <w:rPr>
-          <w:rFonts w:ascii="Times New Roman" w:eastAsia="Times New Roman" w:hAnsi="Times New Roman" w:cs="Times New Roman"/>
-          <w:sz w:val="20"/>
-        </w:rPr>
-        <w:t xml:space="preserve"> za </w:t>
-      </w:r>
-      <w:proofErr w:type="spellStart"/>
-      <w:r>
-        <w:rPr>
-          <w:rFonts w:ascii="Times New Roman" w:eastAsia="Times New Roman" w:hAnsi="Times New Roman" w:cs="Times New Roman"/>
-          <w:sz w:val="20"/>
-        </w:rPr>
-        <w:t>registraciju</w:t>
-      </w:r>
-      <w:proofErr w:type="spellEnd"/>
+      <w:r>
+        <w:rPr>
+          <w:rFonts w:ascii="Times New Roman" w:eastAsia="Times New Roman" w:hAnsi="Times New Roman" w:cs="Times New Roman"/>
+          <w:sz w:val="20"/>
+        </w:rPr>
+        <w:t>"Morate uneti</w:t>
+      </w:r>
+      <w:r>
+        <w:rPr>
+          <w:rFonts w:ascii="Times New Roman" w:eastAsia="Times New Roman" w:hAnsi="Times New Roman" w:cs="Times New Roman"/>
+          <w:sz w:val="20"/>
+        </w:rPr>
+        <w:t xml:space="preserve"> validne podatke za registraciju</w:t>
+      </w:r>
       <w:r>
         <w:rPr>
           <w:rFonts w:ascii="Times New Roman" w:eastAsia="Times New Roman" w:hAnsi="Times New Roman" w:cs="Times New Roman"/>
@@ -8471,63 +4171,183 @@
           <w:sz w:val="20"/>
         </w:rPr>
       </w:pPr>
-      <w:proofErr w:type="spellStart"/>
-      <w:r>
-        <w:rPr>
-          <w:rFonts w:ascii="Times New Roman" w:eastAsia="Times New Roman" w:hAnsi="Times New Roman" w:cs="Times New Roman"/>
-          <w:sz w:val="20"/>
-        </w:rPr>
-        <w:t>Korisnik</w:t>
-      </w:r>
-      <w:proofErr w:type="spellEnd"/>
-      <w:r>
-        <w:rPr>
-          <w:rFonts w:ascii="Times New Roman" w:eastAsia="Times New Roman" w:hAnsi="Times New Roman" w:cs="Times New Roman"/>
-          <w:sz w:val="20"/>
+      <w:r>
+        <w:rPr>
+          <w:rFonts w:ascii="Times New Roman" w:eastAsia="Times New Roman" w:hAnsi="Times New Roman" w:cs="Times New Roman"/>
+          <w:sz w:val="20"/>
+        </w:rPr>
+        <w:t>Korisnik treba da promeni un</w:t>
+      </w:r>
+      <w:r>
+        <w:rPr>
+          <w:rFonts w:ascii="Times New Roman" w:eastAsia="Times New Roman" w:hAnsi="Times New Roman" w:cs="Times New Roman"/>
+          <w:sz w:val="20"/>
+        </w:rPr>
+        <w:t>e</w:t>
+      </w:r>
+      <w:r>
+        <w:rPr>
+          <w:rFonts w:ascii="Times New Roman" w:eastAsia="Times New Roman" w:hAnsi="Times New Roman" w:cs="Times New Roman"/>
+          <w:sz w:val="20"/>
+        </w:rPr>
+        <w:t>te podatke</w:t>
+      </w:r>
+    </w:p>
+    <w:p>
+      <w:pPr>
+        <w:spacing w:after="3" w:line="252" w:lineRule="auto"/>
+        <w:ind w:right="1291"/>
+        <w:rPr>
+          <w:rFonts w:ascii="Times New Roman" w:eastAsia="Times New Roman" w:hAnsi="Times New Roman" w:cs="Times New Roman"/>
+          <w:sz w:val="20"/>
+        </w:rPr>
+      </w:pPr>
+    </w:p>
+    <w:p>
+      <w:pPr>
+        <w:pStyle w:val="Heading3"/>
+        <w:spacing w:after="60"/>
+        <w:ind w:left="720" w:hanging="720"/>
+      </w:pPr>
+      <w:bookmarkStart w:id="15" w:name="_Toc205934136"/>
+      <w:r>
+        <w:rPr>
+          <w:i/>
+          <w:u w:val="none"/>
+        </w:rPr>
+        <w:t>Lozinke se ne podudaraju</w:t>
+      </w:r>
+      <w:bookmarkEnd w:id="15"/>
+      <w:r>
+        <w:rPr>
+          <w:i/>
+          <w:u w:val="none"/>
         </w:rPr>
         <w:t xml:space="preserve"> </w:t>
       </w:r>
-      <w:proofErr w:type="spellStart"/>
-      <w:r>
-        <w:rPr>
-          <w:rFonts w:ascii="Times New Roman" w:eastAsia="Times New Roman" w:hAnsi="Times New Roman" w:cs="Times New Roman"/>
-          <w:sz w:val="20"/>
-        </w:rPr>
-        <w:t>treba</w:t>
-      </w:r>
-      <w:proofErr w:type="spellEnd"/>
-      <w:r>
-        <w:rPr>
-          <w:rFonts w:ascii="Times New Roman" w:eastAsia="Times New Roman" w:hAnsi="Times New Roman" w:cs="Times New Roman"/>
-          <w:sz w:val="20"/>
-        </w:rPr>
-        <w:t xml:space="preserve"> da </w:t>
-      </w:r>
-      <w:proofErr w:type="spellStart"/>
-      <w:r>
-        <w:rPr>
-          <w:rFonts w:ascii="Times New Roman" w:eastAsia="Times New Roman" w:hAnsi="Times New Roman" w:cs="Times New Roman"/>
-          <w:sz w:val="20"/>
-        </w:rPr>
-        <w:t>promeni</w:t>
-      </w:r>
-      <w:proofErr w:type="spellEnd"/>
-      <w:r>
-        <w:rPr>
-          <w:rFonts w:ascii="Times New Roman" w:eastAsia="Times New Roman" w:hAnsi="Times New Roman" w:cs="Times New Roman"/>
-          <w:sz w:val="20"/>
-        </w:rPr>
-        <w:t xml:space="preserve"> unite </w:t>
-      </w:r>
-      <w:proofErr w:type="spellStart"/>
-      <w:r>
-        <w:rPr>
-          <w:rFonts w:ascii="Times New Roman" w:eastAsia="Times New Roman" w:hAnsi="Times New Roman" w:cs="Times New Roman"/>
-          <w:sz w:val="20"/>
-        </w:rPr>
-        <w:t>podatke</w:t>
-      </w:r>
-      <w:proofErr w:type="spellEnd"/>
+    </w:p>
+    <w:p>
+      <w:pPr>
+        <w:pStyle w:val="ListParagraph"/>
+        <w:numPr>
+          <w:ilvl w:val="0"/>
+          <w:numId w:val="8"/>
+        </w:numPr>
+        <w:spacing w:after="3" w:line="252" w:lineRule="auto"/>
+        <w:ind w:right="1291"/>
+        <w:rPr>
+          <w:rFonts w:ascii="Times New Roman" w:eastAsia="Times New Roman" w:hAnsi="Times New Roman" w:cs="Times New Roman"/>
+          <w:sz w:val="20"/>
+        </w:rPr>
+      </w:pPr>
+      <w:r>
+        <w:rPr>
+          <w:rFonts w:ascii="Times New Roman" w:eastAsia="Times New Roman" w:hAnsi="Times New Roman" w:cs="Times New Roman"/>
+          <w:sz w:val="20"/>
+        </w:rPr>
+        <w:t>Akcija 1 iz scenarija 2.2.1.</w:t>
+      </w:r>
+    </w:p>
+    <w:p>
+      <w:pPr>
+        <w:pStyle w:val="ListParagraph"/>
+        <w:numPr>
+          <w:ilvl w:val="0"/>
+          <w:numId w:val="8"/>
+        </w:numPr>
+        <w:spacing w:after="3" w:line="252" w:lineRule="auto"/>
+        <w:ind w:right="1291"/>
+        <w:rPr>
+          <w:rFonts w:ascii="Times New Roman" w:eastAsia="Times New Roman" w:hAnsi="Times New Roman" w:cs="Times New Roman"/>
+          <w:sz w:val="20"/>
+        </w:rPr>
+      </w:pPr>
+      <w:r>
+        <w:rPr>
+          <w:rFonts w:ascii="Times New Roman" w:eastAsia="Times New Roman" w:hAnsi="Times New Roman" w:cs="Times New Roman"/>
+          <w:sz w:val="20"/>
+        </w:rPr>
+        <w:t>Korisnik unosi podatke za registraciju,</w:t>
+      </w:r>
+      <w:r>
+        <w:rPr>
+          <w:rFonts w:ascii="Times New Roman" w:eastAsia="Times New Roman" w:hAnsi="Times New Roman" w:cs="Times New Roman"/>
+          <w:sz w:val="20"/>
+        </w:rPr>
+        <w:t xml:space="preserve"> ali se lozinke ne podudaraju.</w:t>
+      </w:r>
+    </w:p>
+    <w:p>
+      <w:pPr>
+        <w:pStyle w:val="ListParagraph"/>
+        <w:numPr>
+          <w:ilvl w:val="0"/>
+          <w:numId w:val="8"/>
+        </w:numPr>
+        <w:spacing w:after="3" w:line="252" w:lineRule="auto"/>
+        <w:ind w:right="1291"/>
+        <w:rPr>
+          <w:rFonts w:ascii="Times New Roman" w:eastAsia="Times New Roman" w:hAnsi="Times New Roman" w:cs="Times New Roman"/>
+          <w:sz w:val="20"/>
+        </w:rPr>
+      </w:pPr>
+      <w:r>
+        <w:rPr>
+          <w:rFonts w:ascii="Times New Roman" w:eastAsia="Times New Roman" w:hAnsi="Times New Roman" w:cs="Times New Roman"/>
+          <w:sz w:val="20"/>
+        </w:rPr>
+        <w:t>Sistem vraća formu sa porukom</w:t>
+      </w:r>
+      <w:r>
+        <w:rPr>
+          <w:rFonts w:ascii="Times New Roman" w:eastAsia="Times New Roman" w:hAnsi="Times New Roman" w:cs="Times New Roman"/>
+          <w:sz w:val="20"/>
+        </w:rPr>
+        <w:t xml:space="preserve"> </w:t>
+      </w:r>
+      <w:r>
+        <w:rPr>
+          <w:rFonts w:ascii="Times New Roman" w:eastAsia="Times New Roman" w:hAnsi="Times New Roman" w:cs="Times New Roman"/>
+          <w:sz w:val="20"/>
+        </w:rPr>
+        <w:t>"</w:t>
+      </w:r>
+      <w:r>
+        <w:rPr>
+          <w:rFonts w:ascii="Times New Roman" w:eastAsia="Times New Roman" w:hAnsi="Times New Roman" w:cs="Times New Roman"/>
+          <w:sz w:val="20"/>
+        </w:rPr>
+        <w:t>Lozinke moraju da se podudaraju</w:t>
+      </w:r>
+      <w:r>
+        <w:rPr>
+          <w:rFonts w:ascii="Times New Roman" w:eastAsia="Times New Roman" w:hAnsi="Times New Roman" w:cs="Times New Roman"/>
+          <w:sz w:val="20"/>
+        </w:rPr>
+        <w:t>."</w:t>
+      </w:r>
+    </w:p>
+    <w:p>
+      <w:pPr>
+        <w:pStyle w:val="ListParagraph"/>
+        <w:numPr>
+          <w:ilvl w:val="0"/>
+          <w:numId w:val="8"/>
+        </w:numPr>
+        <w:spacing w:after="3" w:line="252" w:lineRule="auto"/>
+        <w:ind w:right="1291"/>
+        <w:rPr>
+          <w:rFonts w:ascii="Times New Roman" w:eastAsia="Times New Roman" w:hAnsi="Times New Roman" w:cs="Times New Roman"/>
+          <w:sz w:val="20"/>
+        </w:rPr>
+      </w:pPr>
+      <w:r>
+        <w:rPr>
+          <w:rFonts w:ascii="Times New Roman" w:eastAsia="Times New Roman" w:hAnsi="Times New Roman" w:cs="Times New Roman"/>
+          <w:sz w:val="20"/>
+        </w:rPr>
+        <w:t>Korisnik treba da promeni unetu potvrdu lozinke.</w:t>
+      </w:r>
     </w:p>
     <w:p>
       <w:pPr>
@@ -8540,21 +4360,11 @@
         <w:spacing w:after="220"/>
         <w:ind w:left="705" w:hanging="720"/>
       </w:pPr>
-      <w:bookmarkStart w:id="14" w:name="_Toc205845243"/>
-      <w:proofErr w:type="spellStart"/>
-      <w:r>
-        <w:t>Posebni</w:t>
-      </w:r>
-      <w:proofErr w:type="spellEnd"/>
-      <w:r>
-        <w:t xml:space="preserve"> </w:t>
-      </w:r>
-      <w:proofErr w:type="spellStart"/>
-      <w:r>
-        <w:t>zahtevi</w:t>
-      </w:r>
-      <w:bookmarkEnd w:id="14"/>
-      <w:proofErr w:type="spellEnd"/>
+      <w:bookmarkStart w:id="16" w:name="_Toc205934137"/>
+      <w:r>
+        <w:t>Posebni zahtevi</w:t>
+      </w:r>
+      <w:bookmarkEnd w:id="16"/>
       <w:r>
         <w:t xml:space="preserve"> </w:t>
       </w:r>
@@ -8573,108 +4383,19 @@
           <w:sz w:val="20"/>
         </w:rPr>
       </w:pPr>
-      <w:proofErr w:type="spellStart"/>
-      <w:r>
-        <w:rPr>
-          <w:rFonts w:ascii="Times New Roman" w:eastAsia="Times New Roman" w:hAnsi="Times New Roman" w:cs="Times New Roman"/>
-          <w:sz w:val="20"/>
-        </w:rPr>
-        <w:t>Proces</w:t>
-      </w:r>
-      <w:proofErr w:type="spellEnd"/>
-      <w:r>
-        <w:rPr>
-          <w:rFonts w:ascii="Times New Roman" w:eastAsia="Times New Roman" w:hAnsi="Times New Roman" w:cs="Times New Roman"/>
-          <w:sz w:val="20"/>
-        </w:rPr>
-        <w:t xml:space="preserve"> </w:t>
-      </w:r>
-      <w:proofErr w:type="spellStart"/>
-      <w:r>
-        <w:rPr>
-          <w:rFonts w:ascii="Times New Roman" w:eastAsia="Times New Roman" w:hAnsi="Times New Roman" w:cs="Times New Roman"/>
-          <w:sz w:val="20"/>
-        </w:rPr>
-        <w:t>prijave</w:t>
-      </w:r>
-      <w:proofErr w:type="spellEnd"/>
-      <w:r>
-        <w:rPr>
-          <w:rFonts w:ascii="Times New Roman" w:eastAsia="Times New Roman" w:hAnsi="Times New Roman" w:cs="Times New Roman"/>
-          <w:sz w:val="20"/>
-        </w:rPr>
-        <w:t xml:space="preserve"> mora </w:t>
-      </w:r>
-      <w:proofErr w:type="spellStart"/>
-      <w:r>
-        <w:rPr>
-          <w:rFonts w:ascii="Times New Roman" w:eastAsia="Times New Roman" w:hAnsi="Times New Roman" w:cs="Times New Roman"/>
-          <w:sz w:val="20"/>
-        </w:rPr>
-        <w:t>biti</w:t>
-      </w:r>
-      <w:proofErr w:type="spellEnd"/>
-      <w:r>
-        <w:rPr>
-          <w:rFonts w:ascii="Times New Roman" w:eastAsia="Times New Roman" w:hAnsi="Times New Roman" w:cs="Times New Roman"/>
-          <w:sz w:val="20"/>
-        </w:rPr>
-        <w:t xml:space="preserve"> </w:t>
-      </w:r>
-      <w:proofErr w:type="spellStart"/>
-      <w:r>
-        <w:rPr>
-          <w:rFonts w:ascii="Times New Roman" w:eastAsia="Times New Roman" w:hAnsi="Times New Roman" w:cs="Times New Roman"/>
-          <w:sz w:val="20"/>
-        </w:rPr>
-        <w:t>završen</w:t>
-      </w:r>
-      <w:proofErr w:type="spellEnd"/>
-      <w:r>
-        <w:rPr>
-          <w:rFonts w:ascii="Times New Roman" w:eastAsia="Times New Roman" w:hAnsi="Times New Roman" w:cs="Times New Roman"/>
-          <w:sz w:val="20"/>
-        </w:rPr>
-        <w:t xml:space="preserve"> </w:t>
-      </w:r>
-      <w:r>
-        <w:rPr>
-          <w:rFonts w:ascii="Times New Roman" w:eastAsia="Times New Roman" w:hAnsi="Times New Roman" w:cs="Times New Roman"/>
-          <w:sz w:val="20"/>
-        </w:rPr>
-        <w:t xml:space="preserve">u </w:t>
-      </w:r>
-      <w:proofErr w:type="spellStart"/>
-      <w:r>
-        <w:rPr>
-          <w:rFonts w:ascii="Times New Roman" w:eastAsia="Times New Roman" w:hAnsi="Times New Roman" w:cs="Times New Roman"/>
-          <w:sz w:val="20"/>
-        </w:rPr>
-        <w:t>razumnom</w:t>
-      </w:r>
-      <w:proofErr w:type="spellEnd"/>
-      <w:r>
-        <w:rPr>
-          <w:rFonts w:ascii="Times New Roman" w:eastAsia="Times New Roman" w:hAnsi="Times New Roman" w:cs="Times New Roman"/>
-          <w:sz w:val="20"/>
-        </w:rPr>
-        <w:t xml:space="preserve"> </w:t>
-      </w:r>
-      <w:proofErr w:type="spellStart"/>
-      <w:r>
-        <w:rPr>
-          <w:rFonts w:ascii="Times New Roman" w:eastAsia="Times New Roman" w:hAnsi="Times New Roman" w:cs="Times New Roman"/>
-          <w:sz w:val="20"/>
-        </w:rPr>
-        <w:t>vremenu</w:t>
-      </w:r>
-      <w:proofErr w:type="spellEnd"/>
-      <w:r>
-        <w:rPr>
-          <w:rFonts w:ascii="Times New Roman" w:eastAsia="Times New Roman" w:hAnsi="Times New Roman" w:cs="Times New Roman"/>
-          <w:sz w:val="20"/>
-        </w:rPr>
-        <w:t>.</w:t>
+      <w:r>
+        <w:rPr>
+          <w:rFonts w:ascii="Times New Roman" w:eastAsia="Times New Roman" w:hAnsi="Times New Roman" w:cs="Times New Roman"/>
+          <w:sz w:val="20"/>
+        </w:rPr>
+        <w:t xml:space="preserve">Proces prijave mora biti završen </w:t>
+      </w:r>
+      <w:r>
+        <w:rPr>
+          <w:rFonts w:ascii="Times New Roman" w:eastAsia="Times New Roman" w:hAnsi="Times New Roman" w:cs="Times New Roman"/>
+          <w:sz w:val="20"/>
+        </w:rPr>
+        <w:t>u razumnom vremenu.</w:t>
       </w:r>
     </w:p>
     <w:p>
@@ -8694,13 +4415,11 @@
         <w:spacing w:after="195"/>
         <w:ind w:left="705" w:hanging="720"/>
       </w:pPr>
-      <w:bookmarkStart w:id="15" w:name="_Toc205845244"/>
-      <w:proofErr w:type="spellStart"/>
+      <w:bookmarkStart w:id="17" w:name="_Toc205934138"/>
       <w:r>
         <w:t>Preduslovi</w:t>
       </w:r>
-      <w:bookmarkEnd w:id="15"/>
-      <w:proofErr w:type="spellEnd"/>
+      <w:bookmarkEnd w:id="17"/>
       <w:r>
         <w:t xml:space="preserve">  </w:t>
       </w:r>
@@ -8719,87 +4438,13 @@
           <w:sz w:val="20"/>
         </w:rPr>
       </w:pPr>
-      <w:proofErr w:type="spellStart"/>
-      <w:r>
-        <w:rPr>
-          <w:rFonts w:ascii="Times New Roman" w:eastAsia="Times New Roman" w:hAnsi="Times New Roman" w:cs="Times New Roman"/>
-          <w:sz w:val="20"/>
-        </w:rPr>
-        <w:t>Korisnik</w:t>
-      </w:r>
-      <w:proofErr w:type="spellEnd"/>
-      <w:r>
-        <w:rPr>
-          <w:rFonts w:ascii="Times New Roman" w:eastAsia="Times New Roman" w:hAnsi="Times New Roman" w:cs="Times New Roman"/>
-          <w:sz w:val="20"/>
-        </w:rPr>
-        <w:t xml:space="preserve"> </w:t>
-      </w:r>
-      <w:proofErr w:type="spellStart"/>
-      <w:r>
-        <w:rPr>
-          <w:rFonts w:ascii="Times New Roman" w:eastAsia="Times New Roman" w:hAnsi="Times New Roman" w:cs="Times New Roman"/>
-          <w:sz w:val="20"/>
-        </w:rPr>
-        <w:t>ima</w:t>
-      </w:r>
-      <w:proofErr w:type="spellEnd"/>
-      <w:r>
-        <w:rPr>
-          <w:rFonts w:ascii="Times New Roman" w:eastAsia="Times New Roman" w:hAnsi="Times New Roman" w:cs="Times New Roman"/>
-          <w:sz w:val="20"/>
-        </w:rPr>
-        <w:t xml:space="preserve"> </w:t>
-      </w:r>
-      <w:proofErr w:type="spellStart"/>
-      <w:r>
-        <w:rPr>
-          <w:rFonts w:ascii="Times New Roman" w:eastAsia="Times New Roman" w:hAnsi="Times New Roman" w:cs="Times New Roman"/>
-          <w:sz w:val="20"/>
-        </w:rPr>
-        <w:t>pristup</w:t>
-      </w:r>
-      <w:proofErr w:type="spellEnd"/>
-      <w:r>
-        <w:rPr>
-          <w:rFonts w:ascii="Times New Roman" w:eastAsia="Times New Roman" w:hAnsi="Times New Roman" w:cs="Times New Roman"/>
-          <w:sz w:val="20"/>
-        </w:rPr>
-        <w:t xml:space="preserve"> </w:t>
-      </w:r>
-      <w:proofErr w:type="spellStart"/>
-      <w:r>
-        <w:rPr>
-          <w:rFonts w:ascii="Times New Roman" w:eastAsia="Times New Roman" w:hAnsi="Times New Roman" w:cs="Times New Roman"/>
-          <w:sz w:val="20"/>
-        </w:rPr>
-        <w:t>internetu</w:t>
-      </w:r>
-      <w:proofErr w:type="spellEnd"/>
-      <w:r>
-        <w:rPr>
-          <w:rFonts w:ascii="Times New Roman" w:eastAsia="Times New Roman" w:hAnsi="Times New Roman" w:cs="Times New Roman"/>
-          <w:sz w:val="20"/>
-        </w:rPr>
-        <w:t xml:space="preserve"> </w:t>
-      </w:r>
-      <w:proofErr w:type="spellStart"/>
-      <w:r>
-        <w:rPr>
-          <w:rFonts w:ascii="Times New Roman" w:eastAsia="Times New Roman" w:hAnsi="Times New Roman" w:cs="Times New Roman"/>
-          <w:sz w:val="20"/>
-        </w:rPr>
-        <w:t>i</w:t>
-      </w:r>
-      <w:proofErr w:type="spellEnd"/>
-      <w:r>
-        <w:rPr>
-          <w:rFonts w:ascii="Times New Roman" w:eastAsia="Times New Roman" w:hAnsi="Times New Roman" w:cs="Times New Roman"/>
-          <w:sz w:val="20"/>
-        </w:rPr>
-        <w:t xml:space="preserve"> web </w:t>
-      </w:r>
-      <w:proofErr w:type="spellStart"/>
+      <w:r>
+        <w:rPr>
+          <w:rFonts w:ascii="Times New Roman" w:eastAsia="Times New Roman" w:hAnsi="Times New Roman" w:cs="Times New Roman"/>
+          <w:sz w:val="20"/>
+        </w:rPr>
+        <w:t xml:space="preserve">Korisnik ima pristup internetu i web </w:t>
+      </w:r>
       <w:r>
         <w:rPr>
           <w:rFonts w:ascii="Times New Roman" w:eastAsia="Times New Roman" w:hAnsi="Times New Roman" w:cs="Times New Roman"/>
@@ -8807,7 +4452,6 @@
         </w:rPr>
         <w:t>stranici</w:t>
       </w:r>
-      <w:proofErr w:type="spellEnd"/>
       <w:r>
         <w:rPr>
           <w:rFonts w:ascii="Times New Roman" w:eastAsia="Times New Roman" w:hAnsi="Times New Roman" w:cs="Times New Roman"/>
@@ -8830,149 +4474,12 @@
           <w:sz w:val="20"/>
         </w:rPr>
       </w:pPr>
-      <w:proofErr w:type="spellStart"/>
-      <w:r>
-        <w:rPr>
-          <w:rFonts w:ascii="Times New Roman" w:eastAsia="Times New Roman" w:hAnsi="Times New Roman" w:cs="Times New Roman"/>
-          <w:sz w:val="20"/>
-        </w:rPr>
-        <w:t>Sistem</w:t>
-      </w:r>
-      <w:proofErr w:type="spellEnd"/>
-      <w:r>
-        <w:rPr>
-          <w:rFonts w:ascii="Times New Roman" w:eastAsia="Times New Roman" w:hAnsi="Times New Roman" w:cs="Times New Roman"/>
-          <w:sz w:val="20"/>
-        </w:rPr>
-        <w:t xml:space="preserve"> za </w:t>
-      </w:r>
-      <w:proofErr w:type="spellStart"/>
-      <w:r>
-        <w:rPr>
-          <w:rFonts w:ascii="Times New Roman" w:eastAsia="Times New Roman" w:hAnsi="Times New Roman" w:cs="Times New Roman"/>
-          <w:sz w:val="20"/>
-        </w:rPr>
-        <w:t>registraciju</w:t>
-      </w:r>
-      <w:proofErr w:type="spellEnd"/>
-      <w:r>
-        <w:rPr>
-          <w:rFonts w:ascii="Times New Roman" w:eastAsia="Times New Roman" w:hAnsi="Times New Roman" w:cs="Times New Roman"/>
-          <w:sz w:val="20"/>
-        </w:rPr>
-        <w:t xml:space="preserve"> je </w:t>
-      </w:r>
-      <w:proofErr w:type="spellStart"/>
-      <w:r>
-        <w:rPr>
-          <w:rFonts w:ascii="Times New Roman" w:eastAsia="Times New Roman" w:hAnsi="Times New Roman" w:cs="Times New Roman"/>
-          <w:sz w:val="20"/>
-        </w:rPr>
-        <w:t>aktivan</w:t>
-      </w:r>
-      <w:proofErr w:type="spellEnd"/>
-      <w:r>
-        <w:rPr>
-          <w:rFonts w:ascii="Times New Roman" w:eastAsia="Times New Roman" w:hAnsi="Times New Roman" w:cs="Times New Roman"/>
-          <w:sz w:val="20"/>
-        </w:rPr>
-        <w:t xml:space="preserve"> </w:t>
-      </w:r>
-      <w:proofErr w:type="spellStart"/>
-      <w:r>
-        <w:rPr>
-          <w:rFonts w:ascii="Times New Roman" w:eastAsia="Times New Roman" w:hAnsi="Times New Roman" w:cs="Times New Roman"/>
-          <w:sz w:val="20"/>
-        </w:rPr>
-        <w:t>i</w:t>
-      </w:r>
-      <w:proofErr w:type="spellEnd"/>
-      <w:r>
-        <w:rPr>
-          <w:rFonts w:ascii="Times New Roman" w:eastAsia="Times New Roman" w:hAnsi="Times New Roman" w:cs="Times New Roman"/>
-          <w:sz w:val="20"/>
-        </w:rPr>
-        <w:t xml:space="preserve"> </w:t>
-      </w:r>
-      <w:proofErr w:type="spellStart"/>
-      <w:r>
-        <w:rPr>
-          <w:rFonts w:ascii="Times New Roman" w:eastAsia="Times New Roman" w:hAnsi="Times New Roman" w:cs="Times New Roman"/>
-          <w:sz w:val="20"/>
-        </w:rPr>
-        <w:t>povezan</w:t>
-      </w:r>
-      <w:proofErr w:type="spellEnd"/>
-      <w:r>
-        <w:rPr>
-          <w:rFonts w:ascii="Times New Roman" w:eastAsia="Times New Roman" w:hAnsi="Times New Roman" w:cs="Times New Roman"/>
-          <w:sz w:val="20"/>
-        </w:rPr>
-        <w:t xml:space="preserve"> </w:t>
-      </w:r>
-      <w:proofErr w:type="spellStart"/>
-      <w:r>
-        <w:rPr>
-          <w:rFonts w:ascii="Times New Roman" w:eastAsia="Times New Roman" w:hAnsi="Times New Roman" w:cs="Times New Roman"/>
-          <w:sz w:val="20"/>
-        </w:rPr>
-        <w:t>sa</w:t>
-      </w:r>
-      <w:proofErr w:type="spellEnd"/>
-      <w:r>
-        <w:rPr>
-          <w:rFonts w:ascii="Times New Roman" w:eastAsia="Times New Roman" w:hAnsi="Times New Roman" w:cs="Times New Roman"/>
-          <w:sz w:val="20"/>
-        </w:rPr>
-        <w:t xml:space="preserve"> </w:t>
-      </w:r>
-      <w:proofErr w:type="spellStart"/>
-      <w:r>
-        <w:rPr>
-          <w:rFonts w:ascii="Times New Roman" w:eastAsia="Times New Roman" w:hAnsi="Times New Roman" w:cs="Times New Roman"/>
-          <w:sz w:val="20"/>
-        </w:rPr>
-        <w:t>bazom</w:t>
-      </w:r>
-      <w:proofErr w:type="spellEnd"/>
-      <w:r>
-        <w:rPr>
-          <w:rFonts w:ascii="Times New Roman" w:eastAsia="Times New Roman" w:hAnsi="Times New Roman" w:cs="Times New Roman"/>
-          <w:sz w:val="20"/>
-        </w:rPr>
-        <w:t xml:space="preserve"> </w:t>
-      </w:r>
-      <w:proofErr w:type="spellStart"/>
-      <w:r>
-        <w:rPr>
-          <w:rFonts w:ascii="Times New Roman" w:eastAsia="Times New Roman" w:hAnsi="Times New Roman" w:cs="Times New Roman"/>
-          <w:sz w:val="20"/>
-        </w:rPr>
-        <w:t>podataka</w:t>
-      </w:r>
-      <w:proofErr w:type="spellEnd"/>
-      <w:r>
-        <w:rPr>
-          <w:rFonts w:ascii="Times New Roman" w:eastAsia="Times New Roman" w:hAnsi="Times New Roman" w:cs="Times New Roman"/>
-          <w:sz w:val="20"/>
-        </w:rPr>
-        <w:t xml:space="preserve"> </w:t>
-      </w:r>
-      <w:proofErr w:type="spellStart"/>
-      <w:r>
-        <w:rPr>
-          <w:rFonts w:ascii="Times New Roman" w:eastAsia="Times New Roman" w:hAnsi="Times New Roman" w:cs="Times New Roman"/>
-          <w:sz w:val="20"/>
-        </w:rPr>
-        <w:t>korisnika</w:t>
-      </w:r>
-      <w:proofErr w:type="spellEnd"/>
-      <w:r>
-        <w:rPr>
-          <w:rFonts w:ascii="Times New Roman" w:eastAsia="Times New Roman" w:hAnsi="Times New Roman" w:cs="Times New Roman"/>
-          <w:sz w:val="20"/>
-        </w:rPr>
-        <w:t>.</w:t>
+      <w:r>
+        <w:rPr>
+          <w:rFonts w:ascii="Times New Roman" w:eastAsia="Times New Roman" w:hAnsi="Times New Roman" w:cs="Times New Roman"/>
+          <w:sz w:val="20"/>
+        </w:rPr>
+        <w:t>Sistem za registraciju je aktivan i povezan sa bazom podataka korisnika.</w:t>
       </w:r>
     </w:p>
     <w:p>
@@ -8992,13 +4499,11 @@
         <w:spacing w:after="90"/>
         <w:ind w:left="705" w:hanging="720"/>
       </w:pPr>
-      <w:bookmarkStart w:id="16" w:name="_Toc205845245"/>
-      <w:proofErr w:type="spellStart"/>
+      <w:bookmarkStart w:id="18" w:name="_Toc205934139"/>
       <w:r>
         <w:t>Posledice</w:t>
       </w:r>
-      <w:bookmarkEnd w:id="16"/>
-      <w:proofErr w:type="spellEnd"/>
+      <w:bookmarkEnd w:id="18"/>
       <w:r>
         <w:t xml:space="preserve"> </w:t>
       </w:r>
@@ -9031,111 +4536,13 @@
         </w:rPr>
         <w:t xml:space="preserve"> </w:t>
       </w:r>
-      <w:proofErr w:type="spellStart"/>
-      <w:r>
-        <w:rPr>
-          <w:rFonts w:ascii="Times New Roman" w:eastAsia="Times New Roman" w:hAnsi="Times New Roman" w:cs="Times New Roman"/>
-          <w:sz w:val="20"/>
-        </w:rPr>
-        <w:t>slučaju</w:t>
-      </w:r>
-      <w:proofErr w:type="spellEnd"/>
-      <w:r>
-        <w:rPr>
-          <w:rFonts w:ascii="Times New Roman" w:eastAsia="Times New Roman" w:hAnsi="Times New Roman" w:cs="Times New Roman"/>
-          <w:sz w:val="20"/>
-        </w:rPr>
-        <w:t xml:space="preserve"> </w:t>
-      </w:r>
-      <w:proofErr w:type="spellStart"/>
-      <w:r>
-        <w:rPr>
-          <w:rFonts w:ascii="Times New Roman" w:eastAsia="Times New Roman" w:hAnsi="Times New Roman" w:cs="Times New Roman"/>
-          <w:sz w:val="20"/>
-        </w:rPr>
-        <w:t>uspešne</w:t>
-      </w:r>
-      <w:proofErr w:type="spellEnd"/>
-      <w:r>
-        <w:rPr>
-          <w:rFonts w:ascii="Times New Roman" w:eastAsia="Times New Roman" w:hAnsi="Times New Roman" w:cs="Times New Roman"/>
-          <w:sz w:val="20"/>
-        </w:rPr>
-        <w:t xml:space="preserve"> </w:t>
-      </w:r>
-      <w:proofErr w:type="spellStart"/>
-      <w:r>
-        <w:rPr>
-          <w:rFonts w:ascii="Times New Roman" w:eastAsia="Times New Roman" w:hAnsi="Times New Roman" w:cs="Times New Roman"/>
-          <w:sz w:val="20"/>
-        </w:rPr>
-        <w:t>registracije</w:t>
-      </w:r>
-      <w:proofErr w:type="spellEnd"/>
-      <w:r>
-        <w:rPr>
-          <w:rFonts w:ascii="Times New Roman" w:eastAsia="Times New Roman" w:hAnsi="Times New Roman" w:cs="Times New Roman"/>
-          <w:sz w:val="20"/>
-        </w:rPr>
-        <w:t xml:space="preserve">, novi </w:t>
-      </w:r>
-      <w:proofErr w:type="spellStart"/>
-      <w:r>
-        <w:rPr>
-          <w:rFonts w:ascii="Times New Roman" w:eastAsia="Times New Roman" w:hAnsi="Times New Roman" w:cs="Times New Roman"/>
-          <w:sz w:val="20"/>
-        </w:rPr>
-        <w:t>korisnik</w:t>
-      </w:r>
-      <w:proofErr w:type="spellEnd"/>
-      <w:r>
-        <w:rPr>
-          <w:rFonts w:ascii="Times New Roman" w:eastAsia="Times New Roman" w:hAnsi="Times New Roman" w:cs="Times New Roman"/>
-          <w:sz w:val="20"/>
-        </w:rPr>
-        <w:t xml:space="preserve"> se </w:t>
-      </w:r>
-      <w:proofErr w:type="spellStart"/>
-      <w:r>
-        <w:rPr>
-          <w:rFonts w:ascii="Times New Roman" w:eastAsia="Times New Roman" w:hAnsi="Times New Roman" w:cs="Times New Roman"/>
-          <w:sz w:val="20"/>
-        </w:rPr>
-        <w:t>dodaje</w:t>
-      </w:r>
-      <w:proofErr w:type="spellEnd"/>
-      <w:r>
-        <w:rPr>
-          <w:rFonts w:ascii="Times New Roman" w:eastAsia="Times New Roman" w:hAnsi="Times New Roman" w:cs="Times New Roman"/>
-          <w:sz w:val="20"/>
-        </w:rPr>
-        <w:t xml:space="preserve"> u </w:t>
-      </w:r>
-      <w:proofErr w:type="spellStart"/>
-      <w:r>
-        <w:rPr>
-          <w:rFonts w:ascii="Times New Roman" w:eastAsia="Times New Roman" w:hAnsi="Times New Roman" w:cs="Times New Roman"/>
-          <w:sz w:val="20"/>
-        </w:rPr>
-        <w:t>bazu</w:t>
-      </w:r>
-      <w:proofErr w:type="spellEnd"/>
-      <w:r>
-        <w:rPr>
-          <w:rFonts w:ascii="Times New Roman" w:eastAsia="Times New Roman" w:hAnsi="Times New Roman" w:cs="Times New Roman"/>
-          <w:sz w:val="20"/>
-        </w:rPr>
-        <w:t xml:space="preserve"> </w:t>
-      </w:r>
-      <w:proofErr w:type="spellStart"/>
-      <w:r>
-        <w:rPr>
-          <w:rFonts w:ascii="Times New Roman" w:eastAsia="Times New Roman" w:hAnsi="Times New Roman" w:cs="Times New Roman"/>
-          <w:sz w:val="20"/>
-        </w:rPr>
-        <w:t>podataka</w:t>
-      </w:r>
-      <w:proofErr w:type="spellEnd"/>
+      <w:r>
+        <w:rPr>
+          <w:rFonts w:ascii="Times New Roman" w:eastAsia="Times New Roman" w:hAnsi="Times New Roman" w:cs="Times New Roman"/>
+          <w:sz w:val="20"/>
+        </w:rPr>
+        <w:t>slučaju uspešne registracije, novi korisnik se dodaje u bazu podataka</w:t>
+      </w:r>
     </w:p>
     <w:p>
       <w:pPr>
@@ -9156,151 +4563,7 @@
           <w:rFonts w:ascii="Times New Roman" w:eastAsia="Times New Roman" w:hAnsi="Times New Roman" w:cs="Times New Roman"/>
           <w:sz w:val="20"/>
         </w:rPr>
-        <w:t xml:space="preserve">U </w:t>
-      </w:r>
-      <w:proofErr w:type="spellStart"/>
-      <w:r>
-        <w:rPr>
-          <w:rFonts w:ascii="Times New Roman" w:eastAsia="Times New Roman" w:hAnsi="Times New Roman" w:cs="Times New Roman"/>
-          <w:sz w:val="20"/>
-        </w:rPr>
-        <w:t>slučaju</w:t>
-      </w:r>
-      <w:proofErr w:type="spellEnd"/>
-      <w:r>
-        <w:rPr>
-          <w:rFonts w:ascii="Times New Roman" w:eastAsia="Times New Roman" w:hAnsi="Times New Roman" w:cs="Times New Roman"/>
-          <w:sz w:val="20"/>
-        </w:rPr>
-        <w:t xml:space="preserve"> </w:t>
-      </w:r>
-      <w:proofErr w:type="spellStart"/>
-      <w:r>
-        <w:rPr>
-          <w:rFonts w:ascii="Times New Roman" w:eastAsia="Times New Roman" w:hAnsi="Times New Roman" w:cs="Times New Roman"/>
-          <w:sz w:val="20"/>
-        </w:rPr>
-        <w:t>neuspešne</w:t>
-      </w:r>
-      <w:proofErr w:type="spellEnd"/>
-      <w:r>
-        <w:rPr>
-          <w:rFonts w:ascii="Times New Roman" w:eastAsia="Times New Roman" w:hAnsi="Times New Roman" w:cs="Times New Roman"/>
-          <w:sz w:val="20"/>
-        </w:rPr>
-        <w:t xml:space="preserve"> </w:t>
-      </w:r>
-      <w:proofErr w:type="spellStart"/>
-      <w:r>
-        <w:rPr>
-          <w:rFonts w:ascii="Times New Roman" w:eastAsia="Times New Roman" w:hAnsi="Times New Roman" w:cs="Times New Roman"/>
-          <w:sz w:val="20"/>
-        </w:rPr>
-        <w:t>registracije</w:t>
-      </w:r>
-      <w:proofErr w:type="spellEnd"/>
-      <w:r>
-        <w:rPr>
-          <w:rFonts w:ascii="Times New Roman" w:eastAsia="Times New Roman" w:hAnsi="Times New Roman" w:cs="Times New Roman"/>
-          <w:sz w:val="20"/>
-        </w:rPr>
-        <w:t xml:space="preserve">, </w:t>
-      </w:r>
-      <w:proofErr w:type="spellStart"/>
-      <w:r>
-        <w:rPr>
-          <w:rFonts w:ascii="Times New Roman" w:eastAsia="Times New Roman" w:hAnsi="Times New Roman" w:cs="Times New Roman"/>
-          <w:sz w:val="20"/>
-        </w:rPr>
-        <w:t>sistem</w:t>
-      </w:r>
-      <w:proofErr w:type="spellEnd"/>
-      <w:r>
-        <w:rPr>
-          <w:rFonts w:ascii="Times New Roman" w:eastAsia="Times New Roman" w:hAnsi="Times New Roman" w:cs="Times New Roman"/>
-          <w:sz w:val="20"/>
-        </w:rPr>
-        <w:t xml:space="preserve"> </w:t>
-      </w:r>
-      <w:proofErr w:type="spellStart"/>
-      <w:r>
-        <w:rPr>
-          <w:rFonts w:ascii="Times New Roman" w:eastAsia="Times New Roman" w:hAnsi="Times New Roman" w:cs="Times New Roman"/>
-          <w:sz w:val="20"/>
-        </w:rPr>
-        <w:t>beleži</w:t>
-      </w:r>
-      <w:proofErr w:type="spellEnd"/>
-      <w:r>
-        <w:rPr>
-          <w:rFonts w:ascii="Times New Roman" w:eastAsia="Times New Roman" w:hAnsi="Times New Roman" w:cs="Times New Roman"/>
-          <w:sz w:val="20"/>
-        </w:rPr>
-        <w:t xml:space="preserve"> </w:t>
-      </w:r>
-      <w:proofErr w:type="spellStart"/>
-      <w:r>
-        <w:rPr>
-          <w:rFonts w:ascii="Times New Roman" w:eastAsia="Times New Roman" w:hAnsi="Times New Roman" w:cs="Times New Roman"/>
-          <w:sz w:val="20"/>
-        </w:rPr>
-        <w:t>pokušaj</w:t>
-      </w:r>
-      <w:proofErr w:type="spellEnd"/>
-      <w:r>
-        <w:rPr>
-          <w:rFonts w:ascii="Times New Roman" w:eastAsia="Times New Roman" w:hAnsi="Times New Roman" w:cs="Times New Roman"/>
-          <w:sz w:val="20"/>
-        </w:rPr>
-        <w:t xml:space="preserve"> bez </w:t>
-      </w:r>
-      <w:proofErr w:type="spellStart"/>
-      <w:r>
-        <w:rPr>
-          <w:rFonts w:ascii="Times New Roman" w:eastAsia="Times New Roman" w:hAnsi="Times New Roman" w:cs="Times New Roman"/>
-          <w:sz w:val="20"/>
-        </w:rPr>
-        <w:t>kreiranja</w:t>
-      </w:r>
-      <w:proofErr w:type="spellEnd"/>
-      <w:r>
-        <w:rPr>
-          <w:rFonts w:ascii="Times New Roman" w:eastAsia="Times New Roman" w:hAnsi="Times New Roman" w:cs="Times New Roman"/>
-          <w:sz w:val="20"/>
-        </w:rPr>
-        <w:t xml:space="preserve"> </w:t>
-      </w:r>
-      <w:proofErr w:type="spellStart"/>
-      <w:r>
-        <w:rPr>
-          <w:rFonts w:ascii="Times New Roman" w:eastAsia="Times New Roman" w:hAnsi="Times New Roman" w:cs="Times New Roman"/>
-          <w:sz w:val="20"/>
-        </w:rPr>
-        <w:t>novog</w:t>
-      </w:r>
-      <w:proofErr w:type="spellEnd"/>
-      <w:r>
-        <w:rPr>
-          <w:rFonts w:ascii="Times New Roman" w:eastAsia="Times New Roman" w:hAnsi="Times New Roman" w:cs="Times New Roman"/>
-          <w:sz w:val="20"/>
-        </w:rPr>
-        <w:t xml:space="preserve"> </w:t>
-      </w:r>
-      <w:proofErr w:type="spellStart"/>
-      <w:r>
-        <w:rPr>
-          <w:rFonts w:ascii="Times New Roman" w:eastAsia="Times New Roman" w:hAnsi="Times New Roman" w:cs="Times New Roman"/>
-          <w:sz w:val="20"/>
-        </w:rPr>
-        <w:t>naloga</w:t>
-      </w:r>
-      <w:proofErr w:type="spellEnd"/>
-      <w:r>
-        <w:rPr>
-          <w:rFonts w:ascii="Times New Roman" w:eastAsia="Times New Roman" w:hAnsi="Times New Roman" w:cs="Times New Roman"/>
-          <w:sz w:val="20"/>
-        </w:rPr>
-        <w:t>.</w:t>
+        <w:t>U slučaju neuspešne registracije, sistem beleži pokušaj bez kreiranja novog naloga.</w:t>
       </w:r>
       <w:r>
         <w:rPr>
@@ -9604,7 +4867,6 @@
       </w:tabs>
       <w:spacing w:after="0"/>
     </w:pPr>
-    <w:proofErr w:type="spellStart"/>
     <w:r>
       <w:rPr>
         <w:rFonts w:ascii="Times New Roman" w:eastAsia="Times New Roman" w:hAnsi="Times New Roman" w:cs="Times New Roman"/>
@@ -9612,17 +4874,7 @@
         <w:sz w:val="20"/>
         <w:u w:val="single" w:color="000000"/>
       </w:rPr>
-      <w:t>RealArt</w:t>
-    </w:r>
-    <w:proofErr w:type="spellEnd"/>
-    <w:r>
-      <w:rPr>
-        <w:rFonts w:ascii="Times New Roman" w:eastAsia="Times New Roman" w:hAnsi="Times New Roman" w:cs="Times New Roman"/>
-        <w:b/>
-        <w:sz w:val="20"/>
-        <w:u w:val="single" w:color="000000"/>
-      </w:rPr>
-      <w:t xml:space="preserve"> </w:t>
+      <w:t xml:space="preserve">RealArt </w:t>
     </w:r>
     <w:r>
       <w:rPr>
